--- a/notes/Primary 2 - Third Term.docx
+++ b/notes/Primary 2 - Third Term.docx
@@ -34,7 +34,7 @@
           <w:i w:val="0"/>
           <w:sz w:val="21"/>
         </w:rPr>
-        <w:t>11 subjects · 98 lessons · 1 sections.</w:t>
+        <w:t>11 subjects · 98 lessons · 2 sections.</w:t>
       </w:r>
       <w:r>
         <w:rPr>
@@ -85,7 +85,7 @@
           <w:i/>
           <w:sz w:val="20"/>
         </w:rPr>
-        <w:t>1 subjects · 8 lessons · 1 term practice papers. Each part begins on a fresh page.</w:t>
+        <w:t>2 subjects · 16 lessons · 2 term practice papers. Each part begins on a fresh page.</w:t>
       </w:r>
     </w:p>
     <w:p>
@@ -329,7 +329,7 @@
           <w:color w:val="142C5A"/>
           <w:sz w:val="20"/>
         </w:rPr>
-        <w:t>EXAMINATION PRACTICE — BASIC SCIENCE (Primary 2 · 3rd Term)</w:t>
+        <w:t>Basic Digital Literacy</w:t>
       </w:r>
       <w:r>
         <w:rPr>
@@ -337,6 +337,248 @@
         </w:rPr>
         <w:tab/>
         <w:t>8</w:t>
+      </w:r>
+    </w:p>
+    <w:p>
+      <w:pPr>
+        <w:tabs>
+          <w:tab w:pos="7370" w:val="right" w:leader="dot"/>
+        </w:tabs>
+        <w:spacing w:before="0" w:after="0" w:line="240" w:lineRule="auto"/>
+        <w:ind w:left="312"/>
+      </w:pPr>
+      <w:r>
+        <w:rPr>
+          <w:b w:val="0"/>
+          <w:i w:val="0"/>
+          <w:sz w:val="20"/>
+        </w:rPr>
+        <w:t>WEEK 1 — PHISHING AWARENESS</w:t>
+      </w:r>
+      <w:r>
+        <w:rPr>
+          <w:sz w:val="20"/>
+        </w:rPr>
+        <w:tab/>
+        <w:t>8</w:t>
+      </w:r>
+    </w:p>
+    <w:p>
+      <w:pPr>
+        <w:tabs>
+          <w:tab w:pos="7370" w:val="right" w:leader="dot"/>
+        </w:tabs>
+        <w:spacing w:before="0" w:after="0" w:line="240" w:lineRule="auto"/>
+        <w:ind w:left="312"/>
+      </w:pPr>
+      <w:r>
+        <w:rPr>
+          <w:b w:val="0"/>
+          <w:i w:val="0"/>
+          <w:sz w:val="20"/>
+        </w:rPr>
+        <w:t>WEEK 2 — CYBERBULLYING</w:t>
+      </w:r>
+      <w:r>
+        <w:rPr>
+          <w:sz w:val="20"/>
+        </w:rPr>
+        <w:tab/>
+        <w:t>8</w:t>
+      </w:r>
+    </w:p>
+    <w:p>
+      <w:pPr>
+        <w:tabs>
+          <w:tab w:pos="7370" w:val="right" w:leader="dot"/>
+        </w:tabs>
+        <w:spacing w:before="0" w:after="0" w:line="240" w:lineRule="auto"/>
+        <w:ind w:left="312"/>
+      </w:pPr>
+      <w:r>
+        <w:rPr>
+          <w:b w:val="0"/>
+          <w:i w:val="0"/>
+          <w:sz w:val="20"/>
+        </w:rPr>
+        <w:t>WEEK 3 — INCLUSIVITY IN DIGITAL CONTENT</w:t>
+      </w:r>
+      <w:r>
+        <w:rPr>
+          <w:sz w:val="20"/>
+        </w:rPr>
+        <w:tab/>
+        <w:t>9</w:t>
+      </w:r>
+    </w:p>
+    <w:p>
+      <w:pPr>
+        <w:tabs>
+          <w:tab w:pos="7370" w:val="right" w:leader="dot"/>
+        </w:tabs>
+        <w:spacing w:before="0" w:after="0" w:line="240" w:lineRule="auto"/>
+        <w:ind w:left="312"/>
+      </w:pPr>
+      <w:r>
+        <w:rPr>
+          <w:b w:val="0"/>
+          <w:i w:val="0"/>
+          <w:sz w:val="20"/>
+        </w:rPr>
+        <w:t>WEEK 4 — BASICS OF PROGRAMMING</w:t>
+      </w:r>
+      <w:r>
+        <w:rPr>
+          <w:sz w:val="20"/>
+        </w:rPr>
+        <w:tab/>
+        <w:t>10</w:t>
+      </w:r>
+    </w:p>
+    <w:p>
+      <w:pPr>
+        <w:tabs>
+          <w:tab w:pos="7370" w:val="right" w:leader="dot"/>
+        </w:tabs>
+        <w:spacing w:before="0" w:after="0" w:line="240" w:lineRule="auto"/>
+        <w:ind w:left="312"/>
+      </w:pPr>
+      <w:r>
+        <w:rPr>
+          <w:b w:val="0"/>
+          <w:i w:val="0"/>
+          <w:sz w:val="20"/>
+        </w:rPr>
+        <w:t>WEEK 5 — INTRODUCTION TO SCRATCH</w:t>
+      </w:r>
+      <w:r>
+        <w:rPr>
+          <w:sz w:val="20"/>
+        </w:rPr>
+        <w:tab/>
+        <w:t>10</w:t>
+      </w:r>
+    </w:p>
+    <w:p>
+      <w:pPr>
+        <w:tabs>
+          <w:tab w:pos="7370" w:val="right" w:leader="dot"/>
+        </w:tabs>
+        <w:spacing w:before="0" w:after="0" w:line="240" w:lineRule="auto"/>
+        <w:ind w:left="312"/>
+      </w:pPr>
+      <w:r>
+        <w:rPr>
+          <w:b w:val="0"/>
+          <w:i w:val="0"/>
+          <w:sz w:val="20"/>
+        </w:rPr>
+        <w:t>WEEK 6 — CODING WITH SCRATCH (PART 1)</w:t>
+      </w:r>
+      <w:r>
+        <w:rPr>
+          <w:sz w:val="20"/>
+        </w:rPr>
+        <w:tab/>
+        <w:t>11</w:t>
+      </w:r>
+    </w:p>
+    <w:p>
+      <w:pPr>
+        <w:tabs>
+          <w:tab w:pos="7370" w:val="right" w:leader="dot"/>
+        </w:tabs>
+        <w:spacing w:before="0" w:after="0" w:line="240" w:lineRule="auto"/>
+        <w:ind w:left="312"/>
+      </w:pPr>
+      <w:r>
+        <w:rPr>
+          <w:b w:val="0"/>
+          <w:i w:val="0"/>
+          <w:sz w:val="20"/>
+        </w:rPr>
+        <w:t>WEEK 8 — CODING WITH SCRATCH (PART 2)</w:t>
+      </w:r>
+      <w:r>
+        <w:rPr>
+          <w:sz w:val="20"/>
+        </w:rPr>
+        <w:tab/>
+        <w:t>12</w:t>
+      </w:r>
+    </w:p>
+    <w:p>
+      <w:pPr>
+        <w:tabs>
+          <w:tab w:pos="7370" w:val="right" w:leader="dot"/>
+        </w:tabs>
+        <w:spacing w:before="0" w:after="0" w:line="240" w:lineRule="auto"/>
+        <w:ind w:left="312"/>
+      </w:pPr>
+      <w:r>
+        <w:rPr>
+          <w:b w:val="0"/>
+          <w:i w:val="0"/>
+          <w:sz w:val="20"/>
+        </w:rPr>
+        <w:t>WEEK 9 — SEQUENCE IN PROGRAMMING</w:t>
+      </w:r>
+      <w:r>
+        <w:rPr>
+          <w:sz w:val="20"/>
+        </w:rPr>
+        <w:tab/>
+        <w:t>12</w:t>
+      </w:r>
+    </w:p>
+    <w:p>
+      <w:pPr>
+        <w:tabs>
+          <w:tab w:pos="7370" w:val="right" w:leader="dot"/>
+        </w:tabs>
+        <w:spacing w:before="60" w:after="0" w:line="240" w:lineRule="auto"/>
+        <w:ind w:left="0"/>
+      </w:pPr>
+      <w:r>
+        <w:rPr>
+          <w:b/>
+          <w:i w:val="0"/>
+          <w:color w:val="142C5A"/>
+          <w:sz w:val="20"/>
+        </w:rPr>
+        <w:t>EXAMINATION PRACTICE — BASIC SCIENCE (Primary 2 · 3rd Term)</w:t>
+      </w:r>
+      <w:r>
+        <w:rPr>
+          <w:sz w:val="20"/>
+        </w:rPr>
+        <w:tab/>
+        <w:t>14</w:t>
+      </w:r>
+    </w:p>
+    <w:p>
+      <w:pPr>
+        <w:tabs>
+          <w:tab w:pos="7370" w:val="right" w:leader="dot"/>
+        </w:tabs>
+        <w:spacing w:before="60" w:after="0" w:line="240" w:lineRule="auto"/>
+        <w:ind w:left="0"/>
+      </w:pPr>
+      <w:r>
+        <w:rPr>
+          <w:b/>
+          <w:i w:val="0"/>
+          <w:color w:val="142C5A"/>
+          <w:sz w:val="20"/>
+        </w:rPr>
+        <w:t>EXAMINATION PRACTICE — BASIC DIGITAL LITERACY (Primary 2 · 3rd Term)</w:t>
+      </w:r>
+      <w:r>
+        <w:rPr>
+          <w:sz w:val="20"/>
+        </w:rPr>
+        <w:tab/>
+        <w:t>16</w:t>
       </w:r>
       <w:r>
         <w:fldChar w:fldCharType="end"/>
@@ -6500,6 +6742,766 @@
     </w:p>
     <w:p>
       <w:pPr>
+        <w:spacing w:after="0"/>
+      </w:pPr>
+      <w:r>
+        <w:br w:type="page"/>
+      </w:r>
+    </w:p>
+    <w:p>
+      <w:pPr>
+        <w:pStyle w:val="Heading1"/>
+        <w:keepNext/>
+        <w:spacing w:before="80" w:after="80"/>
+      </w:pPr>
+      <w:r>
+        <w:rPr>
+          <w:b/>
+          <w:i w:val="0"/>
+          <w:color w:val="142C5A"/>
+          <w:sz w:val="33"/>
+        </w:rPr>
+        <w:t>BASIC DIGITAL LITERACY</w:t>
+      </w:r>
+    </w:p>
+    <w:p>
+      <w:r>
+        <w:rPr>
+          <w:b w:val="0"/>
+          <w:i w:val="0"/>
+          <w:sz w:val="21"/>
+        </w:rPr>
+        <w:t>These are the notes for the third term of Primary 2. They follow the NERDC Basic Education Curriculum (2025 revision) and the school's scheme of work. The eight weeks below are the weeks that carry a written note; the remaining weeks of the term are for revision and the end-of-term paper, so no note is written for them.</w:t>
+      </w:r>
+    </w:p>
+    <w:p>
+      <w:r>
+        <w:rPr>
+          <w:b w:val="0"/>
+          <w:i/>
+          <w:sz w:val="21"/>
+        </w:rPr>
+        <w:t>Depth: NERDC Primary 2 · Basic Digital Literacy · Third Term W1-6, 8, 9 (phishing awareness; cyberbullying; inclusivity in digital content; basics of programming; introduction to Scratch; coding with Scratch; sequence in programming).</w:t>
+      </w:r>
+    </w:p>
+    <w:p>
+      <w:pPr>
+        <w:pStyle w:val="Heading2"/>
+        <w:keepNext/>
+        <w:spacing w:before="200" w:after="60"/>
+      </w:pPr>
+      <w:r>
+        <w:rPr>
+          <w:b/>
+          <w:i w:val="0"/>
+          <w:color w:val="142C5A"/>
+          <w:sz w:val="25"/>
+        </w:rPr>
+        <w:t>WEEK 1 — PHISHING AWARENESS</w:t>
+      </w:r>
+    </w:p>
+    <w:p>
+      <w:pPr>
+        <w:keepNext/>
+        <w:spacing w:after="20"/>
+      </w:pPr>
+      <w:r>
+        <w:rPr>
+          <w:b/>
+          <w:i w:val="0"/>
+          <w:color w:val="142C5A"/>
+          <w:sz w:val="21"/>
+        </w:rPr>
+        <w:t>You will learn to</w:t>
+      </w:r>
+    </w:p>
+    <w:p>
+      <w:pPr>
+        <w:spacing w:after="20"/>
+        <w:ind w:left="312" w:hanging="227"/>
+      </w:pPr>
+      <w:r>
+        <w:rPr>
+          <w:b w:val="0"/>
+          <w:i w:val="0"/>
+          <w:sz w:val="21"/>
+        </w:rPr>
+        <w:t>• say what phishing is</w:t>
+      </w:r>
+    </w:p>
+    <w:p>
+      <w:pPr>
+        <w:spacing w:after="20"/>
+        <w:ind w:left="312" w:hanging="227"/>
+      </w:pPr>
+      <w:r>
+        <w:rPr>
+          <w:b w:val="0"/>
+          <w:i w:val="0"/>
+          <w:sz w:val="21"/>
+        </w:rPr>
+        <w:t>• spot a fake message</w:t>
+      </w:r>
+    </w:p>
+    <w:p>
+      <w:pPr>
+        <w:spacing w:after="20"/>
+        <w:ind w:left="312" w:hanging="227"/>
+      </w:pPr>
+      <w:r>
+        <w:rPr>
+          <w:b w:val="0"/>
+          <w:i w:val="0"/>
+          <w:sz w:val="21"/>
+        </w:rPr>
+        <w:t>• tell a grown-up</w:t>
+      </w:r>
+    </w:p>
+    <w:p>
+      <w:pPr>
+        <w:keepNext/>
+        <w:spacing w:after="20"/>
+      </w:pPr>
+      <w:r>
+        <w:rPr>
+          <w:b/>
+          <w:i w:val="0"/>
+          <w:color w:val="142C5A"/>
+          <w:sz w:val="21"/>
+        </w:rPr>
+        <w:t>Things to know</w:t>
+      </w:r>
+    </w:p>
+    <w:p>
+      <w:pPr>
+        <w:spacing w:after="20"/>
+        <w:ind w:left="312" w:hanging="227"/>
+      </w:pPr>
+      <w:r>
+        <w:rPr>
+          <w:b w:val="0"/>
+          <w:i w:val="0"/>
+          <w:sz w:val="21"/>
+        </w:rPr>
+        <w:t xml:space="preserve">• </w:t>
+      </w:r>
+      <w:r>
+        <w:rPr>
+          <w:b/>
+          <w:i w:val="0"/>
+          <w:sz w:val="21"/>
+        </w:rPr>
+        <w:t>Phishing</w:t>
+      </w:r>
+      <w:r>
+        <w:rPr>
+          <w:b w:val="0"/>
+          <w:i w:val="0"/>
+          <w:sz w:val="21"/>
+        </w:rPr>
+        <w:t xml:space="preserve"> is a trick to steal our information.</w:t>
+      </w:r>
+    </w:p>
+    <w:p>
+      <w:pPr>
+        <w:spacing w:after="20"/>
+        <w:ind w:left="312" w:hanging="227"/>
+      </w:pPr>
+      <w:r>
+        <w:rPr>
+          <w:b w:val="0"/>
+          <w:i w:val="0"/>
+          <w:sz w:val="21"/>
+        </w:rPr>
+        <w:t xml:space="preserve">• A </w:t>
+      </w:r>
+      <w:r>
+        <w:rPr>
+          <w:b/>
+          <w:i w:val="0"/>
+          <w:sz w:val="21"/>
+        </w:rPr>
+        <w:t>phishing message</w:t>
+      </w:r>
+      <w:r>
+        <w:rPr>
+          <w:b w:val="0"/>
+          <w:i w:val="0"/>
+          <w:sz w:val="21"/>
+        </w:rPr>
+        <w:t xml:space="preserve"> looks real but is fake.</w:t>
+      </w:r>
+    </w:p>
+    <w:p>
+      <w:pPr>
+        <w:spacing w:after="20"/>
+        <w:ind w:left="312" w:hanging="227"/>
+      </w:pPr>
+      <w:r>
+        <w:rPr>
+          <w:b w:val="0"/>
+          <w:i w:val="0"/>
+          <w:sz w:val="21"/>
+        </w:rPr>
+        <w:t xml:space="preserve">• It may ask for a </w:t>
+      </w:r>
+      <w:r>
+        <w:rPr>
+          <w:b/>
+          <w:i w:val="0"/>
+          <w:sz w:val="21"/>
+        </w:rPr>
+        <w:t>password</w:t>
+      </w:r>
+      <w:r>
+        <w:rPr>
+          <w:b w:val="0"/>
+          <w:i w:val="0"/>
+          <w:sz w:val="21"/>
+        </w:rPr>
+        <w:t xml:space="preserve"> or </w:t>
+      </w:r>
+      <w:r>
+        <w:rPr>
+          <w:b/>
+          <w:i w:val="0"/>
+          <w:sz w:val="21"/>
+        </w:rPr>
+        <w:t>money</w:t>
+      </w:r>
+      <w:r>
+        <w:rPr>
+          <w:b w:val="0"/>
+          <w:i w:val="0"/>
+          <w:sz w:val="21"/>
+        </w:rPr>
+        <w:t>.</w:t>
+      </w:r>
+    </w:p>
+    <w:p>
+      <w:pPr>
+        <w:spacing w:after="20"/>
+        <w:ind w:left="312" w:hanging="227"/>
+      </w:pPr>
+      <w:r>
+        <w:rPr>
+          <w:b w:val="0"/>
+          <w:i w:val="0"/>
+          <w:sz w:val="21"/>
+        </w:rPr>
+        <w:t xml:space="preserve">• It may say "You have </w:t>
+      </w:r>
+      <w:r>
+        <w:rPr>
+          <w:b/>
+          <w:i w:val="0"/>
+          <w:sz w:val="21"/>
+        </w:rPr>
+        <w:t>won</w:t>
+      </w:r>
+      <w:r>
+        <w:rPr>
+          <w:b w:val="0"/>
+          <w:i w:val="0"/>
+          <w:sz w:val="21"/>
+        </w:rPr>
+        <w:t xml:space="preserve"> a prize."</w:t>
+      </w:r>
+    </w:p>
+    <w:p>
+      <w:pPr>
+        <w:spacing w:after="20"/>
+        <w:ind w:left="312" w:hanging="227"/>
+      </w:pPr>
+      <w:r>
+        <w:rPr>
+          <w:b w:val="0"/>
+          <w:i w:val="0"/>
+          <w:sz w:val="21"/>
+        </w:rPr>
+        <w:t xml:space="preserve">• It may ask us to </w:t>
+      </w:r>
+      <w:r>
+        <w:rPr>
+          <w:b/>
+          <w:i w:val="0"/>
+          <w:sz w:val="21"/>
+        </w:rPr>
+        <w:t>click</w:t>
+      </w:r>
+      <w:r>
+        <w:rPr>
+          <w:b w:val="0"/>
+          <w:i w:val="0"/>
+          <w:sz w:val="21"/>
+        </w:rPr>
+        <w:t xml:space="preserve"> a strange link.</w:t>
+      </w:r>
+    </w:p>
+    <w:p>
+      <w:pPr>
+        <w:spacing w:after="20"/>
+        <w:ind w:left="312" w:hanging="227"/>
+      </w:pPr>
+      <w:r>
+        <w:rPr>
+          <w:b w:val="0"/>
+          <w:i w:val="0"/>
+          <w:sz w:val="21"/>
+        </w:rPr>
+        <w:t xml:space="preserve">• We do </w:t>
+      </w:r>
+      <w:r>
+        <w:rPr>
+          <w:b/>
+          <w:i w:val="0"/>
+          <w:sz w:val="21"/>
+        </w:rPr>
+        <w:t>not</w:t>
+      </w:r>
+      <w:r>
+        <w:rPr>
+          <w:b w:val="0"/>
+          <w:i w:val="0"/>
+          <w:sz w:val="21"/>
+        </w:rPr>
+        <w:t xml:space="preserve"> click strange links.</w:t>
+      </w:r>
+    </w:p>
+    <w:p>
+      <w:pPr>
+        <w:spacing w:after="20"/>
+        <w:ind w:left="312" w:hanging="227"/>
+      </w:pPr>
+      <w:r>
+        <w:rPr>
+          <w:b w:val="0"/>
+          <w:i w:val="0"/>
+          <w:sz w:val="21"/>
+        </w:rPr>
+        <w:t xml:space="preserve">• We do </w:t>
+      </w:r>
+      <w:r>
+        <w:rPr>
+          <w:b/>
+          <w:i w:val="0"/>
+          <w:sz w:val="21"/>
+        </w:rPr>
+        <w:t>not</w:t>
+      </w:r>
+      <w:r>
+        <w:rPr>
+          <w:b w:val="0"/>
+          <w:i w:val="0"/>
+          <w:sz w:val="21"/>
+        </w:rPr>
+        <w:t xml:space="preserve"> give our password to anyone.</w:t>
+      </w:r>
+    </w:p>
+    <w:p>
+      <w:pPr>
+        <w:spacing w:after="20"/>
+        <w:ind w:left="312" w:hanging="227"/>
+      </w:pPr>
+      <w:r>
+        <w:rPr>
+          <w:b w:val="0"/>
+          <w:i w:val="0"/>
+          <w:sz w:val="21"/>
+        </w:rPr>
+        <w:t xml:space="preserve">• We do </w:t>
+      </w:r>
+      <w:r>
+        <w:rPr>
+          <w:b/>
+          <w:i w:val="0"/>
+          <w:sz w:val="21"/>
+        </w:rPr>
+        <w:t>not</w:t>
+      </w:r>
+      <w:r>
+        <w:rPr>
+          <w:b w:val="0"/>
+          <w:i w:val="0"/>
+          <w:sz w:val="21"/>
+        </w:rPr>
+        <w:t xml:space="preserve"> send money to strangers.</w:t>
+      </w:r>
+    </w:p>
+    <w:p>
+      <w:pPr>
+        <w:spacing w:after="20"/>
+        <w:ind w:left="312" w:hanging="227"/>
+      </w:pPr>
+      <w:r>
+        <w:rPr>
+          <w:b w:val="0"/>
+          <w:i w:val="0"/>
+          <w:sz w:val="21"/>
+        </w:rPr>
+        <w:t xml:space="preserve">• We tell a </w:t>
+      </w:r>
+      <w:r>
+        <w:rPr>
+          <w:b/>
+          <w:i w:val="0"/>
+          <w:sz w:val="21"/>
+        </w:rPr>
+        <w:t>grown-up</w:t>
+      </w:r>
+      <w:r>
+        <w:rPr>
+          <w:b w:val="0"/>
+          <w:i w:val="0"/>
+          <w:sz w:val="21"/>
+        </w:rPr>
+        <w:t xml:space="preserve"> about strange messages.</w:t>
+      </w:r>
+    </w:p>
+    <w:p>
+      <w:pPr>
+        <w:spacing w:after="20"/>
+        <w:ind w:left="312" w:hanging="227"/>
+      </w:pPr>
+      <w:r>
+        <w:rPr>
+          <w:b w:val="0"/>
+          <w:i w:val="0"/>
+          <w:sz w:val="21"/>
+        </w:rPr>
+        <w:t xml:space="preserve">• We keep our information </w:t>
+      </w:r>
+      <w:r>
+        <w:rPr>
+          <w:b/>
+          <w:i w:val="0"/>
+          <w:sz w:val="21"/>
+        </w:rPr>
+        <w:t>safe</w:t>
+      </w:r>
+      <w:r>
+        <w:rPr>
+          <w:b w:val="0"/>
+          <w:i w:val="0"/>
+          <w:sz w:val="21"/>
+        </w:rPr>
+        <w:t>.</w:t>
+      </w:r>
+    </w:p>
+    <w:p>
+      <w:pPr>
+        <w:keepNext/>
+        <w:spacing w:after="20"/>
+      </w:pPr>
+      <w:r>
+        <w:rPr>
+          <w:b/>
+          <w:i w:val="0"/>
+          <w:color w:val="142C5A"/>
+          <w:sz w:val="21"/>
+        </w:rPr>
+        <w:t>Let us talk</w:t>
+      </w:r>
+    </w:p>
+    <w:p>
+      <w:pPr>
+        <w:spacing w:after="20"/>
+        <w:ind w:left="351" w:hanging="351"/>
+      </w:pPr>
+      <w:r>
+        <w:rPr>
+          <w:b w:val="0"/>
+          <w:i w:val="0"/>
+          <w:sz w:val="21"/>
+        </w:rPr>
+        <w:t>1. What is phishing?</w:t>
+      </w:r>
+    </w:p>
+    <w:p>
+      <w:pPr>
+        <w:spacing w:after="20"/>
+        <w:ind w:left="351" w:hanging="351"/>
+      </w:pPr>
+      <w:r>
+        <w:rPr>
+          <w:b w:val="0"/>
+          <w:i w:val="0"/>
+          <w:sz w:val="21"/>
+        </w:rPr>
+        <w:t>2. Name one thing a phishing message may ask for.</w:t>
+      </w:r>
+    </w:p>
+    <w:p>
+      <w:pPr>
+        <w:spacing w:after="20"/>
+        <w:ind w:left="351" w:hanging="351"/>
+      </w:pPr>
+      <w:r>
+        <w:rPr>
+          <w:b w:val="0"/>
+          <w:i w:val="0"/>
+          <w:sz w:val="21"/>
+        </w:rPr>
+        <w:t>3. What do we do with a strange message?</w:t>
+      </w:r>
+    </w:p>
+    <w:p>
+      <w:pPr>
+        <w:keepNext/>
+        <w:spacing w:after="20"/>
+      </w:pPr>
+      <w:r>
+        <w:rPr>
+          <w:b/>
+          <w:i w:val="0"/>
+          <w:color w:val="142C5A"/>
+          <w:sz w:val="21"/>
+        </w:rPr>
+        <w:t>Words for my notebook</w:t>
+      </w:r>
+    </w:p>
+    <w:p>
+      <w:pPr>
+        <w:spacing w:after="20"/>
+        <w:ind w:left="312" w:hanging="227"/>
+      </w:pPr>
+      <w:r>
+        <w:rPr>
+          <w:b w:val="0"/>
+          <w:i w:val="0"/>
+          <w:sz w:val="21"/>
+        </w:rPr>
+        <w:t>• phishing — a trick to steal our information</w:t>
+      </w:r>
+    </w:p>
+    <w:p>
+      <w:pPr>
+        <w:spacing w:after="20"/>
+        <w:ind w:left="312" w:hanging="227"/>
+      </w:pPr>
+      <w:r>
+        <w:rPr>
+          <w:b w:val="0"/>
+          <w:i w:val="0"/>
+          <w:sz w:val="21"/>
+        </w:rPr>
+        <w:t>• password — the secret words we use to sign in</w:t>
+      </w:r>
+    </w:p>
+    <w:p>
+      <w:pPr>
+        <w:spacing w:after="20"/>
+        <w:ind w:left="312" w:hanging="227"/>
+      </w:pPr>
+      <w:r>
+        <w:rPr>
+          <w:b w:val="0"/>
+          <w:i w:val="0"/>
+          <w:sz w:val="21"/>
+        </w:rPr>
+        <w:t>• link — something we click to open a page</w:t>
+      </w:r>
+    </w:p>
+    <w:p>
+      <w:pPr>
+        <w:keepNext/>
+        <w:spacing w:after="20"/>
+      </w:pPr>
+      <w:r>
+        <w:rPr>
+          <w:b/>
+          <w:i w:val="0"/>
+          <w:color w:val="142C5A"/>
+          <w:sz w:val="21"/>
+        </w:rPr>
+        <w:t>Worksheet</w:t>
+      </w:r>
+    </w:p>
+    <w:p>
+      <w:pPr>
+        <w:spacing w:after="20"/>
+        <w:ind w:left="351" w:hanging="351"/>
+      </w:pPr>
+      <w:r>
+        <w:rPr>
+          <w:b w:val="0"/>
+          <w:i w:val="0"/>
+          <w:sz w:val="21"/>
+        </w:rPr>
+        <w:t>1. A trick to steal our information is ___.</w:t>
+      </w:r>
+    </w:p>
+    <w:p>
+      <w:pPr>
+        <w:spacing w:after="60"/>
+        <w:ind w:left="652" w:hanging="340"/>
+      </w:pPr>
+      <w:r>
+        <w:rPr>
+          <w:b w:val="0"/>
+          <w:i w:val="0"/>
+          <w:sz w:val="21"/>
+        </w:rPr>
+        <w:t>A) phishing B) fishing C) washing D) pushing</w:t>
+      </w:r>
+    </w:p>
+    <w:p>
+      <w:pPr>
+        <w:spacing w:after="20"/>
+        <w:ind w:left="351" w:hanging="351"/>
+      </w:pPr>
+      <w:r>
+        <w:rPr>
+          <w:b w:val="0"/>
+          <w:i w:val="0"/>
+          <w:sz w:val="21"/>
+        </w:rPr>
+        <w:t>2. A phishing message may ask for a ___ or money.</w:t>
+      </w:r>
+    </w:p>
+    <w:p>
+      <w:pPr>
+        <w:spacing w:after="60"/>
+        <w:ind w:left="652" w:hanging="340"/>
+      </w:pPr>
+      <w:r>
+        <w:rPr>
+          <w:b w:val="0"/>
+          <w:i w:val="0"/>
+          <w:sz w:val="21"/>
+        </w:rPr>
+        <w:t>A) password B) pencil C) plate D) pillow</w:t>
+      </w:r>
+    </w:p>
+    <w:p>
+      <w:pPr>
+        <w:spacing w:after="20"/>
+        <w:ind w:left="351" w:hanging="351"/>
+      </w:pPr>
+      <w:r>
+        <w:rPr>
+          <w:b w:val="0"/>
+          <w:i w:val="0"/>
+          <w:sz w:val="21"/>
+        </w:rPr>
+        <w:t>3. It may say "You have ___ a prize."</w:t>
+      </w:r>
+    </w:p>
+    <w:p>
+      <w:pPr>
+        <w:spacing w:after="60"/>
+        <w:ind w:left="652" w:hanging="340"/>
+      </w:pPr>
+      <w:r>
+        <w:rPr>
+          <w:b w:val="0"/>
+          <w:i w:val="0"/>
+          <w:sz w:val="21"/>
+        </w:rPr>
+        <w:t>A) won B) lost C) hidden D) broken</w:t>
+      </w:r>
+    </w:p>
+    <w:p>
+      <w:pPr>
+        <w:spacing w:after="20"/>
+        <w:ind w:left="351" w:hanging="351"/>
+      </w:pPr>
+      <w:r>
+        <w:rPr>
+          <w:b w:val="0"/>
+          <w:i w:val="0"/>
+          <w:sz w:val="21"/>
+        </w:rPr>
+        <w:t>4. We do not click ___ links.</w:t>
+      </w:r>
+    </w:p>
+    <w:p>
+      <w:pPr>
+        <w:spacing w:after="60"/>
+        <w:ind w:left="652" w:hanging="340"/>
+      </w:pPr>
+      <w:r>
+        <w:rPr>
+          <w:b w:val="0"/>
+          <w:i w:val="0"/>
+          <w:sz w:val="21"/>
+        </w:rPr>
+        <w:t>A) strange B) safe C) good D) kind</w:t>
+      </w:r>
+    </w:p>
+    <w:p>
+      <w:pPr>
+        <w:spacing w:after="20"/>
+        <w:ind w:left="351" w:hanging="351"/>
+      </w:pPr>
+      <w:r>
+        <w:rPr>
+          <w:b w:val="0"/>
+          <w:i w:val="0"/>
+          <w:sz w:val="21"/>
+        </w:rPr>
+        <w:t>5. Fill in: We tell a _____ about strange messages.</w:t>
+      </w:r>
+    </w:p>
+    <w:p>
+      <w:pPr>
+        <w:spacing w:after="20"/>
+        <w:ind w:left="351" w:hanging="351"/>
+      </w:pPr>
+      <w:r>
+        <w:rPr>
+          <w:b w:val="0"/>
+          <w:i w:val="0"/>
+          <w:sz w:val="21"/>
+        </w:rPr>
+        <w:t>6. Mention two things a phishing message may ask for.</w:t>
+      </w:r>
+    </w:p>
+    <w:p>
+      <w:pPr>
+        <w:spacing w:after="20"/>
+        <w:ind w:left="351" w:hanging="351"/>
+      </w:pPr>
+      <w:r>
+        <w:rPr>
+          <w:b w:val="0"/>
+          <w:i w:val="0"/>
+          <w:sz w:val="21"/>
+        </w:rPr>
+        <w:t>7. Write what phishing is.</w:t>
+      </w:r>
+    </w:p>
+    <w:p>
+      <w:pPr>
+        <w:keepNext/>
+        <w:spacing w:after="20"/>
+      </w:pPr>
+      <w:r>
+        <w:rPr>
+          <w:b/>
+          <w:i w:val="0"/>
+          <w:color w:val="142C5A"/>
+          <w:sz w:val="21"/>
+        </w:rPr>
+        <w:t>My own work</w:t>
+      </w:r>
+    </w:p>
+    <w:p>
+      <w:pPr>
+        <w:spacing w:after="20"/>
+        <w:ind w:left="312" w:hanging="227"/>
+      </w:pPr>
+      <w:r>
+        <w:rPr>
+          <w:b w:val="0"/>
+          <w:i w:val="0"/>
+          <w:sz w:val="21"/>
+        </w:rPr>
+        <w:t>• Draw and colour a message we should not click.</w:t>
+      </w:r>
+    </w:p>
+    <w:p>
+      <w:pPr>
         <w:spacing w:after="60"/>
         <w:pBdr>
           <w:bottom w:val="single" w:sz="6" w:color="BBBBBB"/>
@@ -6508,6 +7510,4914 @@
     </w:p>
     <w:p>
       <w:pPr>
+        <w:pStyle w:val="Heading2"/>
+        <w:keepNext/>
+        <w:spacing w:before="200" w:after="60"/>
+      </w:pPr>
+      <w:r>
+        <w:rPr>
+          <w:b/>
+          <w:i w:val="0"/>
+          <w:color w:val="142C5A"/>
+          <w:sz w:val="25"/>
+        </w:rPr>
+        <w:t>WEEK 2 — CYBERBULLYING</w:t>
+      </w:r>
+    </w:p>
+    <w:p>
+      <w:pPr>
+        <w:keepNext/>
+        <w:spacing w:after="20"/>
+      </w:pPr>
+      <w:r>
+        <w:rPr>
+          <w:b/>
+          <w:i w:val="0"/>
+          <w:color w:val="142C5A"/>
+          <w:sz w:val="21"/>
+        </w:rPr>
+        <w:t>You will learn to</w:t>
+      </w:r>
+    </w:p>
+    <w:p>
+      <w:pPr>
+        <w:spacing w:after="20"/>
+        <w:ind w:left="312" w:hanging="227"/>
+      </w:pPr>
+      <w:r>
+        <w:rPr>
+          <w:b w:val="0"/>
+          <w:i w:val="0"/>
+          <w:sz w:val="21"/>
+        </w:rPr>
+        <w:t>• say what cyberbullying is</w:t>
+      </w:r>
+    </w:p>
+    <w:p>
+      <w:pPr>
+        <w:spacing w:after="20"/>
+        <w:ind w:left="312" w:hanging="227"/>
+      </w:pPr>
+      <w:r>
+        <w:rPr>
+          <w:b w:val="0"/>
+          <w:i w:val="0"/>
+          <w:sz w:val="21"/>
+        </w:rPr>
+        <w:t>• know it is wrong</w:t>
+      </w:r>
+    </w:p>
+    <w:p>
+      <w:pPr>
+        <w:spacing w:after="20"/>
+        <w:ind w:left="312" w:hanging="227"/>
+      </w:pPr>
+      <w:r>
+        <w:rPr>
+          <w:b w:val="0"/>
+          <w:i w:val="0"/>
+          <w:sz w:val="21"/>
+        </w:rPr>
+        <w:t>• get help</w:t>
+      </w:r>
+    </w:p>
+    <w:p>
+      <w:pPr>
+        <w:keepNext/>
+        <w:spacing w:after="20"/>
+      </w:pPr>
+      <w:r>
+        <w:rPr>
+          <w:b/>
+          <w:i w:val="0"/>
+          <w:color w:val="142C5A"/>
+          <w:sz w:val="21"/>
+        </w:rPr>
+        <w:t>Things to know</w:t>
+      </w:r>
+    </w:p>
+    <w:p>
+      <w:pPr>
+        <w:spacing w:after="20"/>
+        <w:ind w:left="312" w:hanging="227"/>
+      </w:pPr>
+      <w:r>
+        <w:rPr>
+          <w:b w:val="0"/>
+          <w:i w:val="0"/>
+          <w:sz w:val="21"/>
+        </w:rPr>
+        <w:t xml:space="preserve">• </w:t>
+      </w:r>
+      <w:r>
+        <w:rPr>
+          <w:b/>
+          <w:i w:val="0"/>
+          <w:sz w:val="21"/>
+        </w:rPr>
+        <w:t>Cyberbullying</w:t>
+      </w:r>
+      <w:r>
+        <w:rPr>
+          <w:b w:val="0"/>
+          <w:i w:val="0"/>
+          <w:sz w:val="21"/>
+        </w:rPr>
+        <w:t xml:space="preserve"> is using a phone or computer to be unkind.</w:t>
+      </w:r>
+    </w:p>
+    <w:p>
+      <w:pPr>
+        <w:spacing w:after="20"/>
+        <w:ind w:left="312" w:hanging="227"/>
+      </w:pPr>
+      <w:r>
+        <w:rPr>
+          <w:b w:val="0"/>
+          <w:i w:val="0"/>
+          <w:sz w:val="21"/>
+        </w:rPr>
+        <w:t xml:space="preserve">• It can be </w:t>
+      </w:r>
+      <w:r>
+        <w:rPr>
+          <w:b/>
+          <w:i w:val="0"/>
+          <w:sz w:val="21"/>
+        </w:rPr>
+        <w:t>mean words</w:t>
+      </w:r>
+      <w:r>
+        <w:rPr>
+          <w:b w:val="0"/>
+          <w:i w:val="0"/>
+          <w:sz w:val="21"/>
+        </w:rPr>
+        <w:t xml:space="preserve"> in a message.</w:t>
+      </w:r>
+    </w:p>
+    <w:p>
+      <w:pPr>
+        <w:spacing w:after="20"/>
+        <w:ind w:left="312" w:hanging="227"/>
+      </w:pPr>
+      <w:r>
+        <w:rPr>
+          <w:b w:val="0"/>
+          <w:i w:val="0"/>
+          <w:sz w:val="21"/>
+        </w:rPr>
+        <w:t xml:space="preserve">• It can be </w:t>
+      </w:r>
+      <w:r>
+        <w:rPr>
+          <w:b/>
+          <w:i w:val="0"/>
+          <w:sz w:val="21"/>
+        </w:rPr>
+        <w:t>nasty pictures</w:t>
+      </w:r>
+      <w:r>
+        <w:rPr>
+          <w:b w:val="0"/>
+          <w:i w:val="0"/>
+          <w:sz w:val="21"/>
+        </w:rPr>
+        <w:t xml:space="preserve"> sent to hurt.</w:t>
+      </w:r>
+    </w:p>
+    <w:p>
+      <w:pPr>
+        <w:spacing w:after="20"/>
+        <w:ind w:left="312" w:hanging="227"/>
+      </w:pPr>
+      <w:r>
+        <w:rPr>
+          <w:b w:val="0"/>
+          <w:i w:val="0"/>
+          <w:sz w:val="21"/>
+        </w:rPr>
+        <w:t xml:space="preserve">• It can be </w:t>
+      </w:r>
+      <w:r>
+        <w:rPr>
+          <w:b/>
+          <w:i w:val="0"/>
+          <w:sz w:val="21"/>
+        </w:rPr>
+        <w:t>leaving someone out</w:t>
+      </w:r>
+      <w:r>
+        <w:rPr>
+          <w:b w:val="0"/>
+          <w:i w:val="0"/>
+          <w:sz w:val="21"/>
+        </w:rPr>
+        <w:t xml:space="preserve"> on purpose.</w:t>
+      </w:r>
+    </w:p>
+    <w:p>
+      <w:pPr>
+        <w:spacing w:after="0"/>
+      </w:pPr>
+      <w:r>
+        <w:br w:type="page"/>
+      </w:r>
+    </w:p>
+    <w:p>
+      <w:pPr>
+        <w:spacing w:after="20"/>
+        <w:ind w:left="312" w:hanging="227"/>
+      </w:pPr>
+      <w:r>
+        <w:rPr>
+          <w:b w:val="0"/>
+          <w:i w:val="0"/>
+          <w:sz w:val="21"/>
+        </w:rPr>
+        <w:t xml:space="preserve">• Cyberbullying makes people feel </w:t>
+      </w:r>
+      <w:r>
+        <w:rPr>
+          <w:b/>
+          <w:i w:val="0"/>
+          <w:sz w:val="21"/>
+        </w:rPr>
+        <w:t>sad</w:t>
+      </w:r>
+      <w:r>
+        <w:rPr>
+          <w:b w:val="0"/>
+          <w:i w:val="0"/>
+          <w:sz w:val="21"/>
+        </w:rPr>
+        <w:t>.</w:t>
+      </w:r>
+    </w:p>
+    <w:p>
+      <w:pPr>
+        <w:spacing w:after="20"/>
+        <w:ind w:left="312" w:hanging="227"/>
+      </w:pPr>
+      <w:r>
+        <w:rPr>
+          <w:b w:val="0"/>
+          <w:i w:val="0"/>
+          <w:sz w:val="21"/>
+        </w:rPr>
+        <w:t xml:space="preserve">• Cyberbullying is </w:t>
+      </w:r>
+      <w:r>
+        <w:rPr>
+          <w:b/>
+          <w:i w:val="0"/>
+          <w:sz w:val="21"/>
+        </w:rPr>
+        <w:t>wrong</w:t>
+      </w:r>
+      <w:r>
+        <w:rPr>
+          <w:b w:val="0"/>
+          <w:i w:val="0"/>
+          <w:sz w:val="21"/>
+        </w:rPr>
+        <w:t>.</w:t>
+      </w:r>
+    </w:p>
+    <w:p>
+      <w:pPr>
+        <w:spacing w:after="20"/>
+        <w:ind w:left="312" w:hanging="227"/>
+      </w:pPr>
+      <w:r>
+        <w:rPr>
+          <w:b w:val="0"/>
+          <w:i w:val="0"/>
+          <w:sz w:val="21"/>
+        </w:rPr>
+        <w:t xml:space="preserve">• We do </w:t>
+      </w:r>
+      <w:r>
+        <w:rPr>
+          <w:b/>
+          <w:i w:val="0"/>
+          <w:sz w:val="21"/>
+        </w:rPr>
+        <w:t>not</w:t>
+      </w:r>
+      <w:r>
+        <w:rPr>
+          <w:b w:val="0"/>
+          <w:i w:val="0"/>
+          <w:sz w:val="21"/>
+        </w:rPr>
+        <w:t xml:space="preserve"> send mean messages.</w:t>
+      </w:r>
+    </w:p>
+    <w:p>
+      <w:pPr>
+        <w:spacing w:after="20"/>
+        <w:ind w:left="312" w:hanging="227"/>
+      </w:pPr>
+      <w:r>
+        <w:rPr>
+          <w:b w:val="0"/>
+          <w:i w:val="0"/>
+          <w:sz w:val="21"/>
+        </w:rPr>
+        <w:t xml:space="preserve">• We tell a </w:t>
+      </w:r>
+      <w:r>
+        <w:rPr>
+          <w:b/>
+          <w:i w:val="0"/>
+          <w:sz w:val="21"/>
+        </w:rPr>
+        <w:t>grown-up</w:t>
+      </w:r>
+      <w:r>
+        <w:rPr>
+          <w:b w:val="0"/>
+          <w:i w:val="0"/>
+          <w:sz w:val="21"/>
+        </w:rPr>
+        <w:t xml:space="preserve"> if someone is unkind to us.</w:t>
+      </w:r>
+    </w:p>
+    <w:p>
+      <w:pPr>
+        <w:spacing w:after="20"/>
+        <w:ind w:left="312" w:hanging="227"/>
+      </w:pPr>
+      <w:r>
+        <w:rPr>
+          <w:b w:val="0"/>
+          <w:i w:val="0"/>
+          <w:sz w:val="21"/>
+        </w:rPr>
+        <w:t xml:space="preserve">• We are </w:t>
+      </w:r>
+      <w:r>
+        <w:rPr>
+          <w:b/>
+          <w:i w:val="0"/>
+          <w:sz w:val="21"/>
+        </w:rPr>
+        <w:t>kind</w:t>
+      </w:r>
+      <w:r>
+        <w:rPr>
+          <w:b w:val="0"/>
+          <w:i w:val="0"/>
+          <w:sz w:val="21"/>
+        </w:rPr>
+        <w:t xml:space="preserve"> to everyone online.</w:t>
+      </w:r>
+    </w:p>
+    <w:p>
+      <w:pPr>
+        <w:spacing w:after="20"/>
+        <w:ind w:left="312" w:hanging="227"/>
+      </w:pPr>
+      <w:r>
+        <w:rPr>
+          <w:b w:val="0"/>
+          <w:i w:val="0"/>
+          <w:sz w:val="21"/>
+        </w:rPr>
+        <w:t>• Kind words make people feel good.</w:t>
+      </w:r>
+    </w:p>
+    <w:p>
+      <w:pPr>
+        <w:keepNext/>
+        <w:spacing w:after="20"/>
+      </w:pPr>
+      <w:r>
+        <w:rPr>
+          <w:b/>
+          <w:i w:val="0"/>
+          <w:color w:val="142C5A"/>
+          <w:sz w:val="21"/>
+        </w:rPr>
+        <w:t>Let us talk</w:t>
+      </w:r>
+    </w:p>
+    <w:p>
+      <w:pPr>
+        <w:spacing w:after="20"/>
+        <w:ind w:left="351" w:hanging="351"/>
+      </w:pPr>
+      <w:r>
+        <w:rPr>
+          <w:b w:val="0"/>
+          <w:i w:val="0"/>
+          <w:sz w:val="21"/>
+        </w:rPr>
+        <w:t>1. What is cyberbullying?</w:t>
+      </w:r>
+    </w:p>
+    <w:p>
+      <w:pPr>
+        <w:spacing w:after="20"/>
+        <w:ind w:left="351" w:hanging="351"/>
+      </w:pPr>
+      <w:r>
+        <w:rPr>
+          <w:b w:val="0"/>
+          <w:i w:val="0"/>
+          <w:sz w:val="21"/>
+        </w:rPr>
+        <w:t>2. Why is cyberbullying wrong?</w:t>
+      </w:r>
+    </w:p>
+    <w:p>
+      <w:pPr>
+        <w:spacing w:after="20"/>
+        <w:ind w:left="351" w:hanging="351"/>
+      </w:pPr>
+      <w:r>
+        <w:rPr>
+          <w:b w:val="0"/>
+          <w:i w:val="0"/>
+          <w:sz w:val="21"/>
+        </w:rPr>
+        <w:t>3. What do we do if someone is unkind online?</w:t>
+      </w:r>
+    </w:p>
+    <w:p>
+      <w:pPr>
+        <w:keepNext/>
+        <w:spacing w:after="20"/>
+      </w:pPr>
+      <w:r>
+        <w:rPr>
+          <w:b/>
+          <w:i w:val="0"/>
+          <w:color w:val="142C5A"/>
+          <w:sz w:val="21"/>
+        </w:rPr>
+        <w:t>Words for my notebook</w:t>
+      </w:r>
+    </w:p>
+    <w:p>
+      <w:pPr>
+        <w:spacing w:after="20"/>
+        <w:ind w:left="312" w:hanging="227"/>
+      </w:pPr>
+      <w:r>
+        <w:rPr>
+          <w:b w:val="0"/>
+          <w:i w:val="0"/>
+          <w:sz w:val="21"/>
+        </w:rPr>
+        <w:t>• cyberbullying — using a phone or computer to be unkind</w:t>
+      </w:r>
+    </w:p>
+    <w:p>
+      <w:pPr>
+        <w:spacing w:after="20"/>
+        <w:ind w:left="312" w:hanging="227"/>
+      </w:pPr>
+      <w:r>
+        <w:rPr>
+          <w:b w:val="0"/>
+          <w:i w:val="0"/>
+          <w:sz w:val="21"/>
+        </w:rPr>
+        <w:t>• unkind — not kind</w:t>
+      </w:r>
+    </w:p>
+    <w:p>
+      <w:pPr>
+        <w:spacing w:after="20"/>
+        <w:ind w:left="312" w:hanging="227"/>
+      </w:pPr>
+      <w:r>
+        <w:rPr>
+          <w:b w:val="0"/>
+          <w:i w:val="0"/>
+          <w:sz w:val="21"/>
+        </w:rPr>
+        <w:t>• message — words we send to someone</w:t>
+      </w:r>
+    </w:p>
+    <w:p>
+      <w:pPr>
+        <w:keepNext/>
+        <w:spacing w:after="20"/>
+      </w:pPr>
+      <w:r>
+        <w:rPr>
+          <w:b/>
+          <w:i w:val="0"/>
+          <w:color w:val="142C5A"/>
+          <w:sz w:val="21"/>
+        </w:rPr>
+        <w:t>Worksheet</w:t>
+      </w:r>
+    </w:p>
+    <w:p>
+      <w:pPr>
+        <w:spacing w:after="20"/>
+        <w:ind w:left="351" w:hanging="351"/>
+      </w:pPr>
+      <w:r>
+        <w:rPr>
+          <w:b w:val="0"/>
+          <w:i w:val="0"/>
+          <w:sz w:val="21"/>
+        </w:rPr>
+        <w:t>1. Using a phone or computer to be unkind is ___.</w:t>
+      </w:r>
+    </w:p>
+    <w:p>
+      <w:pPr>
+        <w:spacing w:after="60"/>
+        <w:ind w:left="652" w:hanging="340"/>
+      </w:pPr>
+      <w:r>
+        <w:rPr>
+          <w:b w:val="0"/>
+          <w:i w:val="0"/>
+          <w:sz w:val="21"/>
+        </w:rPr>
+        <w:t>A) cyberbullying B) kindness C) sharing D) helping</w:t>
+      </w:r>
+    </w:p>
+    <w:p>
+      <w:pPr>
+        <w:spacing w:after="20"/>
+        <w:ind w:left="351" w:hanging="351"/>
+      </w:pPr>
+      <w:r>
+        <w:rPr>
+          <w:b w:val="0"/>
+          <w:i w:val="0"/>
+          <w:sz w:val="21"/>
+        </w:rPr>
+        <w:t>2. Cyberbullying makes people feel ___.</w:t>
+      </w:r>
+    </w:p>
+    <w:p>
+      <w:pPr>
+        <w:spacing w:after="60"/>
+        <w:ind w:left="652" w:hanging="340"/>
+      </w:pPr>
+      <w:r>
+        <w:rPr>
+          <w:b w:val="0"/>
+          <w:i w:val="0"/>
+          <w:sz w:val="21"/>
+        </w:rPr>
+        <w:t>A) sad B) happy C) glad D) proud</w:t>
+      </w:r>
+    </w:p>
+    <w:p>
+      <w:pPr>
+        <w:spacing w:after="20"/>
+        <w:ind w:left="351" w:hanging="351"/>
+      </w:pPr>
+      <w:r>
+        <w:rPr>
+          <w:b w:val="0"/>
+          <w:i w:val="0"/>
+          <w:sz w:val="21"/>
+        </w:rPr>
+        <w:t>3. Cyberbullying is ___.</w:t>
+      </w:r>
+    </w:p>
+    <w:p>
+      <w:pPr>
+        <w:spacing w:after="60"/>
+        <w:ind w:left="652" w:hanging="340"/>
+      </w:pPr>
+      <w:r>
+        <w:rPr>
+          <w:b w:val="0"/>
+          <w:i w:val="0"/>
+          <w:sz w:val="21"/>
+        </w:rPr>
+        <w:t>A) wrong B) right C) good D) kind</w:t>
+      </w:r>
+    </w:p>
+    <w:p>
+      <w:pPr>
+        <w:spacing w:after="20"/>
+        <w:ind w:left="351" w:hanging="351"/>
+      </w:pPr>
+      <w:r>
+        <w:rPr>
+          <w:b w:val="0"/>
+          <w:i w:val="0"/>
+          <w:sz w:val="21"/>
+        </w:rPr>
+        <w:t>4. We tell a ___ if someone is unkind to us.</w:t>
+      </w:r>
+    </w:p>
+    <w:p>
+      <w:pPr>
+        <w:spacing w:after="60"/>
+        <w:ind w:left="652" w:hanging="340"/>
+      </w:pPr>
+      <w:r>
+        <w:rPr>
+          <w:b w:val="0"/>
+          <w:i w:val="0"/>
+          <w:sz w:val="21"/>
+        </w:rPr>
+        <w:t>A) grown-up B) stranger C) thief D) baby</w:t>
+      </w:r>
+    </w:p>
+    <w:p>
+      <w:pPr>
+        <w:spacing w:after="20"/>
+        <w:ind w:left="351" w:hanging="351"/>
+      </w:pPr>
+      <w:r>
+        <w:rPr>
+          <w:b w:val="0"/>
+          <w:i w:val="0"/>
+          <w:sz w:val="21"/>
+        </w:rPr>
+        <w:t>5. Fill in: Not kind is _____.</w:t>
+      </w:r>
+    </w:p>
+    <w:p>
+      <w:pPr>
+        <w:spacing w:after="20"/>
+        <w:ind w:left="351" w:hanging="351"/>
+      </w:pPr>
+      <w:r>
+        <w:rPr>
+          <w:b w:val="0"/>
+          <w:i w:val="0"/>
+          <w:sz w:val="21"/>
+        </w:rPr>
+        <w:t>6. Mention two things that are cyberbullying.</w:t>
+      </w:r>
+    </w:p>
+    <w:p>
+      <w:pPr>
+        <w:spacing w:after="20"/>
+        <w:ind w:left="351" w:hanging="351"/>
+      </w:pPr>
+      <w:r>
+        <w:rPr>
+          <w:b w:val="0"/>
+          <w:i w:val="0"/>
+          <w:sz w:val="21"/>
+        </w:rPr>
+        <w:t>7. Write what cyberbullying is.</w:t>
+      </w:r>
+    </w:p>
+    <w:p>
+      <w:pPr>
+        <w:keepNext/>
+        <w:spacing w:after="20"/>
+      </w:pPr>
+      <w:r>
+        <w:rPr>
+          <w:b/>
+          <w:i w:val="0"/>
+          <w:color w:val="142C5A"/>
+          <w:sz w:val="21"/>
+        </w:rPr>
+        <w:t>My own work</w:t>
+      </w:r>
+    </w:p>
+    <w:p>
+      <w:pPr>
+        <w:spacing w:after="20"/>
+        <w:ind w:left="312" w:hanging="227"/>
+      </w:pPr>
+      <w:r>
+        <w:rPr>
+          <w:b w:val="0"/>
+          <w:i w:val="0"/>
+          <w:sz w:val="21"/>
+        </w:rPr>
+        <w:t>• Draw and colour children being kind online.</w:t>
+      </w:r>
+    </w:p>
+    <w:p>
+      <w:pPr>
+        <w:spacing w:after="60"/>
+        <w:pBdr>
+          <w:bottom w:val="single" w:sz="6" w:color="BBBBBB"/>
+        </w:pBdr>
+      </w:pPr>
+    </w:p>
+    <w:p>
+      <w:pPr>
+        <w:pStyle w:val="Heading2"/>
+        <w:keepNext/>
+        <w:spacing w:before="200" w:after="60"/>
+      </w:pPr>
+      <w:r>
+        <w:rPr>
+          <w:b/>
+          <w:i w:val="0"/>
+          <w:color w:val="142C5A"/>
+          <w:sz w:val="25"/>
+        </w:rPr>
+        <w:t>WEEK 3 — INCLUSIVITY IN DIGITAL CONTENT</w:t>
+      </w:r>
+    </w:p>
+    <w:p>
+      <w:pPr>
+        <w:keepNext/>
+        <w:spacing w:after="20"/>
+      </w:pPr>
+      <w:r>
+        <w:rPr>
+          <w:b/>
+          <w:i w:val="0"/>
+          <w:color w:val="142C5A"/>
+          <w:sz w:val="21"/>
+        </w:rPr>
+        <w:t>You will learn to</w:t>
+      </w:r>
+    </w:p>
+    <w:p>
+      <w:pPr>
+        <w:spacing w:after="20"/>
+        <w:ind w:left="312" w:hanging="227"/>
+      </w:pPr>
+      <w:r>
+        <w:rPr>
+          <w:b w:val="0"/>
+          <w:i w:val="0"/>
+          <w:sz w:val="21"/>
+        </w:rPr>
+        <w:t>• say what inclusivity means</w:t>
+      </w:r>
+    </w:p>
+    <w:p>
+      <w:pPr>
+        <w:spacing w:after="20"/>
+        <w:ind w:left="312" w:hanging="227"/>
+      </w:pPr>
+      <w:r>
+        <w:rPr>
+          <w:b w:val="0"/>
+          <w:i w:val="0"/>
+          <w:sz w:val="21"/>
+        </w:rPr>
+        <w:t>• include everyone</w:t>
+      </w:r>
+    </w:p>
+    <w:p>
+      <w:pPr>
+        <w:spacing w:after="20"/>
+        <w:ind w:left="312" w:hanging="227"/>
+      </w:pPr>
+      <w:r>
+        <w:rPr>
+          <w:b w:val="0"/>
+          <w:i w:val="0"/>
+          <w:sz w:val="21"/>
+        </w:rPr>
+        <w:t>• make content for all</w:t>
+      </w:r>
+    </w:p>
+    <w:p>
+      <w:pPr>
+        <w:keepNext/>
+        <w:spacing w:after="20"/>
+      </w:pPr>
+      <w:r>
+        <w:rPr>
+          <w:b/>
+          <w:i w:val="0"/>
+          <w:color w:val="142C5A"/>
+          <w:sz w:val="21"/>
+        </w:rPr>
+        <w:t>Things to know</w:t>
+      </w:r>
+    </w:p>
+    <w:p>
+      <w:pPr>
+        <w:spacing w:after="20"/>
+        <w:ind w:left="312" w:hanging="227"/>
+      </w:pPr>
+      <w:r>
+        <w:rPr>
+          <w:b w:val="0"/>
+          <w:i w:val="0"/>
+          <w:sz w:val="21"/>
+        </w:rPr>
+        <w:t xml:space="preserve">• </w:t>
+      </w:r>
+      <w:r>
+        <w:rPr>
+          <w:b/>
+          <w:i w:val="0"/>
+          <w:sz w:val="21"/>
+        </w:rPr>
+        <w:t>Inclusivity</w:t>
+      </w:r>
+      <w:r>
+        <w:rPr>
+          <w:b w:val="0"/>
+          <w:i w:val="0"/>
+          <w:sz w:val="21"/>
+        </w:rPr>
+        <w:t xml:space="preserve"> means including everyone.</w:t>
+      </w:r>
+    </w:p>
+    <w:p>
+      <w:pPr>
+        <w:spacing w:after="20"/>
+        <w:ind w:left="312" w:hanging="227"/>
+      </w:pPr>
+      <w:r>
+        <w:rPr>
+          <w:b w:val="0"/>
+          <w:i w:val="0"/>
+          <w:sz w:val="21"/>
+        </w:rPr>
+        <w:t xml:space="preserve">• We make pictures and stories for </w:t>
+      </w:r>
+      <w:r>
+        <w:rPr>
+          <w:b/>
+          <w:i w:val="0"/>
+          <w:sz w:val="21"/>
+        </w:rPr>
+        <w:t>all</w:t>
+      </w:r>
+      <w:r>
+        <w:rPr>
+          <w:b w:val="0"/>
+          <w:i w:val="0"/>
+          <w:sz w:val="21"/>
+        </w:rPr>
+        <w:t xml:space="preserve"> people.</w:t>
+      </w:r>
+    </w:p>
+    <w:p>
+      <w:pPr>
+        <w:spacing w:after="20"/>
+        <w:ind w:left="312" w:hanging="227"/>
+      </w:pPr>
+      <w:r>
+        <w:rPr>
+          <w:b w:val="0"/>
+          <w:i w:val="0"/>
+          <w:sz w:val="21"/>
+        </w:rPr>
+        <w:t xml:space="preserve">• We show people of </w:t>
+      </w:r>
+      <w:r>
+        <w:rPr>
+          <w:b/>
+          <w:i w:val="0"/>
+          <w:sz w:val="21"/>
+        </w:rPr>
+        <w:t>different colours</w:t>
+      </w:r>
+      <w:r>
+        <w:rPr>
+          <w:b w:val="0"/>
+          <w:i w:val="0"/>
+          <w:sz w:val="21"/>
+        </w:rPr>
+        <w:t>.</w:t>
+      </w:r>
+    </w:p>
+    <w:p>
+      <w:pPr>
+        <w:spacing w:after="20"/>
+        <w:ind w:left="312" w:hanging="227"/>
+      </w:pPr>
+      <w:r>
+        <w:rPr>
+          <w:b w:val="0"/>
+          <w:i w:val="0"/>
+          <w:sz w:val="21"/>
+        </w:rPr>
+        <w:t xml:space="preserve">• We show </w:t>
+      </w:r>
+      <w:r>
+        <w:rPr>
+          <w:b/>
+          <w:i w:val="0"/>
+          <w:sz w:val="21"/>
+        </w:rPr>
+        <w:t>boys and girls</w:t>
+      </w:r>
+      <w:r>
+        <w:rPr>
+          <w:b w:val="0"/>
+          <w:i w:val="0"/>
+          <w:sz w:val="21"/>
+        </w:rPr>
+        <w:t xml:space="preserve"> together.</w:t>
+      </w:r>
+    </w:p>
+    <w:p>
+      <w:pPr>
+        <w:spacing w:after="20"/>
+        <w:ind w:left="312" w:hanging="227"/>
+      </w:pPr>
+      <w:r>
+        <w:rPr>
+          <w:b w:val="0"/>
+          <w:i w:val="0"/>
+          <w:sz w:val="21"/>
+        </w:rPr>
+        <w:t xml:space="preserve">• We show people who use a </w:t>
+      </w:r>
+      <w:r>
+        <w:rPr>
+          <w:b/>
+          <w:i w:val="0"/>
+          <w:sz w:val="21"/>
+        </w:rPr>
+        <w:t>wheelchair</w:t>
+      </w:r>
+      <w:r>
+        <w:rPr>
+          <w:b w:val="0"/>
+          <w:i w:val="0"/>
+          <w:sz w:val="21"/>
+        </w:rPr>
+        <w:t>.</w:t>
+      </w:r>
+    </w:p>
+    <w:p>
+      <w:pPr>
+        <w:spacing w:after="20"/>
+        <w:ind w:left="312" w:hanging="227"/>
+      </w:pPr>
+      <w:r>
+        <w:rPr>
+          <w:b w:val="0"/>
+          <w:i w:val="0"/>
+          <w:sz w:val="21"/>
+        </w:rPr>
+        <w:t xml:space="preserve">• We show people who </w:t>
+      </w:r>
+      <w:r>
+        <w:rPr>
+          <w:b/>
+          <w:i w:val="0"/>
+          <w:sz w:val="21"/>
+        </w:rPr>
+        <w:t>cannot see or hear</w:t>
+      </w:r>
+      <w:r>
+        <w:rPr>
+          <w:b w:val="0"/>
+          <w:i w:val="0"/>
+          <w:sz w:val="21"/>
+        </w:rPr>
+        <w:t>.</w:t>
+      </w:r>
+    </w:p>
+    <w:p>
+      <w:pPr>
+        <w:spacing w:after="20"/>
+        <w:ind w:left="312" w:hanging="227"/>
+      </w:pPr>
+      <w:r>
+        <w:rPr>
+          <w:b w:val="0"/>
+          <w:i w:val="0"/>
+          <w:sz w:val="21"/>
+        </w:rPr>
+        <w:t xml:space="preserve">• We use </w:t>
+      </w:r>
+      <w:r>
+        <w:rPr>
+          <w:b/>
+          <w:i w:val="0"/>
+          <w:sz w:val="21"/>
+        </w:rPr>
+        <w:t>kind words</w:t>
+      </w:r>
+      <w:r>
+        <w:rPr>
+          <w:b w:val="0"/>
+          <w:i w:val="0"/>
+          <w:sz w:val="21"/>
+        </w:rPr>
+        <w:t xml:space="preserve"> about everyone.</w:t>
+      </w:r>
+    </w:p>
+    <w:p>
+      <w:pPr>
+        <w:spacing w:after="20"/>
+        <w:ind w:left="312" w:hanging="227"/>
+      </w:pPr>
+      <w:r>
+        <w:rPr>
+          <w:b w:val="0"/>
+          <w:i w:val="0"/>
+          <w:sz w:val="21"/>
+        </w:rPr>
+        <w:t xml:space="preserve">• We do </w:t>
+      </w:r>
+      <w:r>
+        <w:rPr>
+          <w:b/>
+          <w:i w:val="0"/>
+          <w:sz w:val="21"/>
+        </w:rPr>
+        <w:t>not</w:t>
+      </w:r>
+      <w:r>
+        <w:rPr>
+          <w:b w:val="0"/>
+          <w:i w:val="0"/>
+          <w:sz w:val="21"/>
+        </w:rPr>
+        <w:t xml:space="preserve"> leave anyone out.</w:t>
+      </w:r>
+    </w:p>
+    <w:p>
+      <w:pPr>
+        <w:spacing w:after="20"/>
+        <w:ind w:left="312" w:hanging="227"/>
+      </w:pPr>
+      <w:r>
+        <w:rPr>
+          <w:b w:val="0"/>
+          <w:i w:val="0"/>
+          <w:sz w:val="21"/>
+        </w:rPr>
+        <w:t xml:space="preserve">• Everyone is </w:t>
+      </w:r>
+      <w:r>
+        <w:rPr>
+          <w:b/>
+          <w:i w:val="0"/>
+          <w:sz w:val="21"/>
+        </w:rPr>
+        <w:t>important</w:t>
+      </w:r>
+      <w:r>
+        <w:rPr>
+          <w:b w:val="0"/>
+          <w:i w:val="0"/>
+          <w:sz w:val="21"/>
+        </w:rPr>
+        <w:t>.</w:t>
+      </w:r>
+    </w:p>
+    <w:p>
+      <w:pPr>
+        <w:spacing w:after="20"/>
+        <w:ind w:left="312" w:hanging="227"/>
+      </w:pPr>
+      <w:r>
+        <w:rPr>
+          <w:b w:val="0"/>
+          <w:i w:val="0"/>
+          <w:sz w:val="21"/>
+        </w:rPr>
+        <w:t>• Including everyone makes our work better.</w:t>
+      </w:r>
+    </w:p>
+    <w:p>
+      <w:pPr>
+        <w:keepNext/>
+        <w:spacing w:after="20"/>
+      </w:pPr>
+      <w:r>
+        <w:rPr>
+          <w:b/>
+          <w:i w:val="0"/>
+          <w:color w:val="142C5A"/>
+          <w:sz w:val="21"/>
+        </w:rPr>
+        <w:t>Let us talk</w:t>
+      </w:r>
+    </w:p>
+    <w:p>
+      <w:pPr>
+        <w:spacing w:after="20"/>
+        <w:ind w:left="351" w:hanging="351"/>
+      </w:pPr>
+      <w:r>
+        <w:rPr>
+          <w:b w:val="0"/>
+          <w:i w:val="0"/>
+          <w:sz w:val="21"/>
+        </w:rPr>
+        <w:t>1. What does inclusivity mean?</w:t>
+      </w:r>
+    </w:p>
+    <w:p>
+      <w:pPr>
+        <w:spacing w:after="20"/>
+        <w:ind w:left="351" w:hanging="351"/>
+      </w:pPr>
+      <w:r>
+        <w:rPr>
+          <w:b w:val="0"/>
+          <w:i w:val="0"/>
+          <w:sz w:val="21"/>
+        </w:rPr>
+        <w:t>2. Name one group we should include.</w:t>
+      </w:r>
+    </w:p>
+    <w:p>
+      <w:pPr>
+        <w:spacing w:after="20"/>
+        <w:ind w:left="351" w:hanging="351"/>
+      </w:pPr>
+      <w:r>
+        <w:rPr>
+          <w:b w:val="0"/>
+          <w:i w:val="0"/>
+          <w:sz w:val="21"/>
+        </w:rPr>
+        <w:t>3. Why is including everyone good?</w:t>
+      </w:r>
+    </w:p>
+    <w:p>
+      <w:pPr>
+        <w:keepNext/>
+        <w:spacing w:after="20"/>
+      </w:pPr>
+      <w:r>
+        <w:rPr>
+          <w:b/>
+          <w:i w:val="0"/>
+          <w:color w:val="142C5A"/>
+          <w:sz w:val="21"/>
+        </w:rPr>
+        <w:t>Words for my notebook</w:t>
+      </w:r>
+    </w:p>
+    <w:p>
+      <w:pPr>
+        <w:spacing w:after="20"/>
+        <w:ind w:left="312" w:hanging="227"/>
+      </w:pPr>
+      <w:r>
+        <w:rPr>
+          <w:b w:val="0"/>
+          <w:i w:val="0"/>
+          <w:sz w:val="21"/>
+        </w:rPr>
+        <w:t>• inclusivity — including everyone</w:t>
+      </w:r>
+    </w:p>
+    <w:p>
+      <w:pPr>
+        <w:spacing w:after="20"/>
+        <w:ind w:left="312" w:hanging="227"/>
+      </w:pPr>
+      <w:r>
+        <w:rPr>
+          <w:b w:val="0"/>
+          <w:i w:val="0"/>
+          <w:sz w:val="21"/>
+        </w:rPr>
+        <w:t>• include — to put someone in</w:t>
+      </w:r>
+    </w:p>
+    <w:p>
+      <w:pPr>
+        <w:spacing w:after="20"/>
+        <w:ind w:left="312" w:hanging="227"/>
+      </w:pPr>
+      <w:r>
+        <w:rPr>
+          <w:b w:val="0"/>
+          <w:i w:val="0"/>
+          <w:sz w:val="21"/>
+        </w:rPr>
+        <w:t>• everyone — all people</w:t>
+      </w:r>
+    </w:p>
+    <w:p>
+      <w:pPr>
+        <w:keepNext/>
+        <w:spacing w:after="20"/>
+      </w:pPr>
+      <w:r>
+        <w:rPr>
+          <w:b/>
+          <w:i w:val="0"/>
+          <w:color w:val="142C5A"/>
+          <w:sz w:val="21"/>
+        </w:rPr>
+        <w:t>Worksheet</w:t>
+      </w:r>
+    </w:p>
+    <w:p>
+      <w:pPr>
+        <w:spacing w:after="20"/>
+        <w:ind w:left="351" w:hanging="351"/>
+      </w:pPr>
+      <w:r>
+        <w:rPr>
+          <w:b w:val="0"/>
+          <w:i w:val="0"/>
+          <w:sz w:val="21"/>
+        </w:rPr>
+        <w:t>1. Including everyone is ___.</w:t>
+      </w:r>
+    </w:p>
+    <w:p>
+      <w:pPr>
+        <w:spacing w:after="60"/>
+        <w:ind w:left="652" w:hanging="340"/>
+      </w:pPr>
+      <w:r>
+        <w:rPr>
+          <w:b w:val="0"/>
+          <w:i w:val="0"/>
+          <w:sz w:val="21"/>
+        </w:rPr>
+        <w:t>A) inclusivity B) excluding C) hiding D) leaving out</w:t>
+      </w:r>
+    </w:p>
+    <w:p>
+      <w:pPr>
+        <w:spacing w:after="20"/>
+        <w:ind w:left="351" w:hanging="351"/>
+      </w:pPr>
+      <w:r>
+        <w:rPr>
+          <w:b w:val="0"/>
+          <w:i w:val="0"/>
+          <w:sz w:val="21"/>
+        </w:rPr>
+        <w:t>2. We show people of different ___.</w:t>
+      </w:r>
+    </w:p>
+    <w:p>
+      <w:pPr>
+        <w:spacing w:after="60"/>
+        <w:ind w:left="652" w:hanging="340"/>
+      </w:pPr>
+      <w:r>
+        <w:rPr>
+          <w:b w:val="0"/>
+          <w:i w:val="0"/>
+          <w:sz w:val="21"/>
+        </w:rPr>
+        <w:t>A) colours B) stones C) trees D) clouds</w:t>
+      </w:r>
+    </w:p>
+    <w:p>
+      <w:pPr>
+        <w:spacing w:after="20"/>
+        <w:ind w:left="351" w:hanging="351"/>
+      </w:pPr>
+      <w:r>
+        <w:rPr>
+          <w:b w:val="0"/>
+          <w:i w:val="0"/>
+          <w:sz w:val="21"/>
+        </w:rPr>
+        <w:t>3. We show ___ and girls together.</w:t>
+      </w:r>
+    </w:p>
+    <w:p>
+      <w:pPr>
+        <w:spacing w:after="0"/>
+      </w:pPr>
+      <w:r>
+        <w:br w:type="page"/>
+      </w:r>
+    </w:p>
+    <w:p>
+      <w:pPr>
+        <w:spacing w:after="60"/>
+        <w:ind w:left="652" w:hanging="340"/>
+      </w:pPr>
+      <w:r>
+        <w:rPr>
+          <w:b w:val="0"/>
+          <w:i w:val="0"/>
+          <w:sz w:val="21"/>
+        </w:rPr>
+        <w:t>A) boys B) stones C) trees D) clouds</w:t>
+      </w:r>
+    </w:p>
+    <w:p>
+      <w:pPr>
+        <w:spacing w:after="20"/>
+        <w:ind w:left="351" w:hanging="351"/>
+      </w:pPr>
+      <w:r>
+        <w:rPr>
+          <w:b w:val="0"/>
+          <w:i w:val="0"/>
+          <w:sz w:val="21"/>
+        </w:rPr>
+        <w:t>4. We use ___ words about everyone.</w:t>
+      </w:r>
+    </w:p>
+    <w:p>
+      <w:pPr>
+        <w:spacing w:after="60"/>
+        <w:ind w:left="652" w:hanging="340"/>
+      </w:pPr>
+      <w:r>
+        <w:rPr>
+          <w:b w:val="0"/>
+          <w:i w:val="0"/>
+          <w:sz w:val="21"/>
+        </w:rPr>
+        <w:t>A) kind B) mean C) rude D) angry</w:t>
+      </w:r>
+    </w:p>
+    <w:p>
+      <w:pPr>
+        <w:spacing w:after="20"/>
+        <w:ind w:left="351" w:hanging="351"/>
+      </w:pPr>
+      <w:r>
+        <w:rPr>
+          <w:b w:val="0"/>
+          <w:i w:val="0"/>
+          <w:sz w:val="21"/>
+        </w:rPr>
+        <w:t>5. Fill in: To put someone in is to _____.</w:t>
+      </w:r>
+    </w:p>
+    <w:p>
+      <w:pPr>
+        <w:spacing w:after="20"/>
+        <w:ind w:left="351" w:hanging="351"/>
+      </w:pPr>
+      <w:r>
+        <w:rPr>
+          <w:b w:val="0"/>
+          <w:i w:val="0"/>
+          <w:sz w:val="21"/>
+        </w:rPr>
+        <w:t>6. Mention two groups we should include.</w:t>
+      </w:r>
+    </w:p>
+    <w:p>
+      <w:pPr>
+        <w:spacing w:after="20"/>
+        <w:ind w:left="351" w:hanging="351"/>
+      </w:pPr>
+      <w:r>
+        <w:rPr>
+          <w:b w:val="0"/>
+          <w:i w:val="0"/>
+          <w:sz w:val="21"/>
+        </w:rPr>
+        <w:t>7. Write what inclusivity means.</w:t>
+      </w:r>
+    </w:p>
+    <w:p>
+      <w:pPr>
+        <w:keepNext/>
+        <w:spacing w:after="20"/>
+      </w:pPr>
+      <w:r>
+        <w:rPr>
+          <w:b/>
+          <w:i w:val="0"/>
+          <w:color w:val="142C5A"/>
+          <w:sz w:val="21"/>
+        </w:rPr>
+        <w:t>My own work</w:t>
+      </w:r>
+    </w:p>
+    <w:p>
+      <w:pPr>
+        <w:spacing w:after="20"/>
+        <w:ind w:left="312" w:hanging="227"/>
+      </w:pPr>
+      <w:r>
+        <w:rPr>
+          <w:b w:val="0"/>
+          <w:i w:val="0"/>
+          <w:sz w:val="21"/>
+        </w:rPr>
+        <w:t>• Draw and colour children of different colours playing together.</w:t>
+      </w:r>
+    </w:p>
+    <w:p>
+      <w:pPr>
+        <w:spacing w:after="60"/>
+        <w:pBdr>
+          <w:bottom w:val="single" w:sz="6" w:color="BBBBBB"/>
+        </w:pBdr>
+      </w:pPr>
+    </w:p>
+    <w:p>
+      <w:pPr>
+        <w:pStyle w:val="Heading2"/>
+        <w:keepNext/>
+        <w:spacing w:before="200" w:after="60"/>
+      </w:pPr>
+      <w:r>
+        <w:rPr>
+          <w:b/>
+          <w:i w:val="0"/>
+          <w:color w:val="142C5A"/>
+          <w:sz w:val="25"/>
+        </w:rPr>
+        <w:t>WEEK 4 — BASICS OF PROGRAMMING</w:t>
+      </w:r>
+    </w:p>
+    <w:p>
+      <w:pPr>
+        <w:keepNext/>
+        <w:spacing w:after="20"/>
+      </w:pPr>
+      <w:r>
+        <w:rPr>
+          <w:b/>
+          <w:i w:val="0"/>
+          <w:color w:val="142C5A"/>
+          <w:sz w:val="21"/>
+        </w:rPr>
+        <w:t>You will learn to</w:t>
+      </w:r>
+    </w:p>
+    <w:p>
+      <w:pPr>
+        <w:spacing w:after="20"/>
+        <w:ind w:left="312" w:hanging="227"/>
+      </w:pPr>
+      <w:r>
+        <w:rPr>
+          <w:b w:val="0"/>
+          <w:i w:val="0"/>
+          <w:sz w:val="21"/>
+        </w:rPr>
+        <w:t>• say what programming is</w:t>
+      </w:r>
+    </w:p>
+    <w:p>
+      <w:pPr>
+        <w:spacing w:after="20"/>
+        <w:ind w:left="312" w:hanging="227"/>
+      </w:pPr>
+      <w:r>
+        <w:rPr>
+          <w:b w:val="0"/>
+          <w:i w:val="0"/>
+          <w:sz w:val="21"/>
+        </w:rPr>
+        <w:t>• give instructions</w:t>
+      </w:r>
+    </w:p>
+    <w:p>
+      <w:pPr>
+        <w:spacing w:after="20"/>
+        <w:ind w:left="312" w:hanging="227"/>
+      </w:pPr>
+      <w:r>
+        <w:rPr>
+          <w:b w:val="0"/>
+          <w:i w:val="0"/>
+          <w:sz w:val="21"/>
+        </w:rPr>
+        <w:t>• follow steps</w:t>
+      </w:r>
+    </w:p>
+    <w:p>
+      <w:pPr>
+        <w:keepNext/>
+        <w:spacing w:after="20"/>
+      </w:pPr>
+      <w:r>
+        <w:rPr>
+          <w:b/>
+          <w:i w:val="0"/>
+          <w:color w:val="142C5A"/>
+          <w:sz w:val="21"/>
+        </w:rPr>
+        <w:t>Things to know</w:t>
+      </w:r>
+    </w:p>
+    <w:p>
+      <w:pPr>
+        <w:spacing w:after="20"/>
+        <w:ind w:left="312" w:hanging="227"/>
+      </w:pPr>
+      <w:r>
+        <w:rPr>
+          <w:b w:val="0"/>
+          <w:i w:val="0"/>
+          <w:sz w:val="21"/>
+        </w:rPr>
+        <w:t xml:space="preserve">• </w:t>
+      </w:r>
+      <w:r>
+        <w:rPr>
+          <w:b/>
+          <w:i w:val="0"/>
+          <w:sz w:val="21"/>
+        </w:rPr>
+        <w:t>Programming</w:t>
+      </w:r>
+      <w:r>
+        <w:rPr>
+          <w:b w:val="0"/>
+          <w:i w:val="0"/>
+          <w:sz w:val="21"/>
+        </w:rPr>
+        <w:t xml:space="preserve"> is telling a computer what to do.</w:t>
+      </w:r>
+    </w:p>
+    <w:p>
+      <w:pPr>
+        <w:spacing w:after="20"/>
+        <w:ind w:left="312" w:hanging="227"/>
+      </w:pPr>
+      <w:r>
+        <w:rPr>
+          <w:b w:val="0"/>
+          <w:i w:val="0"/>
+          <w:sz w:val="21"/>
+        </w:rPr>
+        <w:t xml:space="preserve">• We give the computer </w:t>
+      </w:r>
+      <w:r>
+        <w:rPr>
+          <w:b/>
+          <w:i w:val="0"/>
+          <w:sz w:val="21"/>
+        </w:rPr>
+        <w:t>instructions</w:t>
+      </w:r>
+      <w:r>
+        <w:rPr>
+          <w:b w:val="0"/>
+          <w:i w:val="0"/>
+          <w:sz w:val="21"/>
+        </w:rPr>
+        <w:t>.</w:t>
+      </w:r>
+    </w:p>
+    <w:p>
+      <w:pPr>
+        <w:spacing w:after="20"/>
+        <w:ind w:left="312" w:hanging="227"/>
+      </w:pPr>
+      <w:r>
+        <w:rPr>
+          <w:b w:val="0"/>
+          <w:i w:val="0"/>
+          <w:sz w:val="21"/>
+        </w:rPr>
+        <w:t xml:space="preserve">• An </w:t>
+      </w:r>
+      <w:r>
+        <w:rPr>
+          <w:b/>
+          <w:i w:val="0"/>
+          <w:sz w:val="21"/>
+        </w:rPr>
+        <w:t>instruction</w:t>
+      </w:r>
+      <w:r>
+        <w:rPr>
+          <w:b w:val="0"/>
+          <w:i w:val="0"/>
+          <w:sz w:val="21"/>
+        </w:rPr>
+        <w:t xml:space="preserve"> tells the computer one thing to do.</w:t>
+      </w:r>
+    </w:p>
+    <w:p>
+      <w:pPr>
+        <w:spacing w:after="20"/>
+        <w:ind w:left="312" w:hanging="227"/>
+      </w:pPr>
+      <w:r>
+        <w:rPr>
+          <w:b w:val="0"/>
+          <w:i w:val="0"/>
+          <w:sz w:val="21"/>
+        </w:rPr>
+        <w:t xml:space="preserve">• Instructions must be in the </w:t>
+      </w:r>
+      <w:r>
+        <w:rPr>
+          <w:b/>
+          <w:i w:val="0"/>
+          <w:sz w:val="21"/>
+        </w:rPr>
+        <w:t>right order</w:t>
+      </w:r>
+      <w:r>
+        <w:rPr>
+          <w:b w:val="0"/>
+          <w:i w:val="0"/>
+          <w:sz w:val="21"/>
+        </w:rPr>
+        <w:t>.</w:t>
+      </w:r>
+    </w:p>
+    <w:p>
+      <w:pPr>
+        <w:spacing w:after="20"/>
+        <w:ind w:left="312" w:hanging="227"/>
+      </w:pPr>
+      <w:r>
+        <w:rPr>
+          <w:b w:val="0"/>
+          <w:i w:val="0"/>
+          <w:sz w:val="21"/>
+        </w:rPr>
+        <w:t xml:space="preserve">• A list of instructions is called a </w:t>
+      </w:r>
+      <w:r>
+        <w:rPr>
+          <w:b/>
+          <w:i w:val="0"/>
+          <w:sz w:val="21"/>
+        </w:rPr>
+        <w:t>program</w:t>
+      </w:r>
+      <w:r>
+        <w:rPr>
+          <w:b w:val="0"/>
+          <w:i w:val="0"/>
+          <w:sz w:val="21"/>
+        </w:rPr>
+        <w:t>.</w:t>
+      </w:r>
+    </w:p>
+    <w:p>
+      <w:pPr>
+        <w:spacing w:after="20"/>
+        <w:ind w:left="312" w:hanging="227"/>
+      </w:pPr>
+      <w:r>
+        <w:rPr>
+          <w:b w:val="0"/>
+          <w:i w:val="0"/>
+          <w:sz w:val="21"/>
+        </w:rPr>
+        <w:t xml:space="preserve">• We follow </w:t>
+      </w:r>
+      <w:r>
+        <w:rPr>
+          <w:b/>
+          <w:i w:val="0"/>
+          <w:sz w:val="21"/>
+        </w:rPr>
+        <w:t>steps</w:t>
+      </w:r>
+      <w:r>
+        <w:rPr>
+          <w:b w:val="0"/>
+          <w:i w:val="0"/>
+          <w:sz w:val="21"/>
+        </w:rPr>
+        <w:t xml:space="preserve"> one by one.</w:t>
+      </w:r>
+    </w:p>
+    <w:p>
+      <w:pPr>
+        <w:spacing w:after="20"/>
+        <w:ind w:left="312" w:hanging="227"/>
+      </w:pPr>
+      <w:r>
+        <w:rPr>
+          <w:b w:val="0"/>
+          <w:i w:val="0"/>
+          <w:sz w:val="21"/>
+        </w:rPr>
+        <w:t>• Step 1, then step 2, then step 3.</w:t>
+      </w:r>
+    </w:p>
+    <w:p>
+      <w:pPr>
+        <w:spacing w:after="20"/>
+        <w:ind w:left="312" w:hanging="227"/>
+      </w:pPr>
+      <w:r>
+        <w:rPr>
+          <w:b w:val="0"/>
+          <w:i w:val="0"/>
+          <w:sz w:val="21"/>
+        </w:rPr>
+        <w:t xml:space="preserve">• If the order is wrong, the computer gets </w:t>
+      </w:r>
+      <w:r>
+        <w:rPr>
+          <w:b/>
+          <w:i w:val="0"/>
+          <w:sz w:val="21"/>
+        </w:rPr>
+        <w:t>confused</w:t>
+      </w:r>
+      <w:r>
+        <w:rPr>
+          <w:b w:val="0"/>
+          <w:i w:val="0"/>
+          <w:sz w:val="21"/>
+        </w:rPr>
+        <w:t>.</w:t>
+      </w:r>
+    </w:p>
+    <w:p>
+      <w:pPr>
+        <w:spacing w:after="20"/>
+        <w:ind w:left="312" w:hanging="227"/>
+      </w:pPr>
+      <w:r>
+        <w:rPr>
+          <w:b w:val="0"/>
+          <w:i w:val="0"/>
+          <w:sz w:val="21"/>
+        </w:rPr>
+        <w:t>• We can give instructions to people too.</w:t>
+      </w:r>
+    </w:p>
+    <w:p>
+      <w:pPr>
+        <w:spacing w:after="20"/>
+        <w:ind w:left="312" w:hanging="227"/>
+      </w:pPr>
+      <w:r>
+        <w:rPr>
+          <w:b w:val="0"/>
+          <w:i w:val="0"/>
+          <w:sz w:val="21"/>
+        </w:rPr>
+        <w:t>• Programming is fun.</w:t>
+      </w:r>
+    </w:p>
+    <w:p>
+      <w:pPr>
+        <w:keepNext/>
+        <w:spacing w:after="20"/>
+      </w:pPr>
+      <w:r>
+        <w:rPr>
+          <w:b/>
+          <w:i w:val="0"/>
+          <w:color w:val="142C5A"/>
+          <w:sz w:val="21"/>
+        </w:rPr>
+        <w:t>Let us talk</w:t>
+      </w:r>
+    </w:p>
+    <w:p>
+      <w:pPr>
+        <w:spacing w:after="20"/>
+        <w:ind w:left="351" w:hanging="351"/>
+      </w:pPr>
+      <w:r>
+        <w:rPr>
+          <w:b w:val="0"/>
+          <w:i w:val="0"/>
+          <w:sz w:val="21"/>
+        </w:rPr>
+        <w:t>1. What is programming?</w:t>
+      </w:r>
+    </w:p>
+    <w:p>
+      <w:pPr>
+        <w:spacing w:after="20"/>
+        <w:ind w:left="351" w:hanging="351"/>
+      </w:pPr>
+      <w:r>
+        <w:rPr>
+          <w:b w:val="0"/>
+          <w:i w:val="0"/>
+          <w:sz w:val="21"/>
+        </w:rPr>
+        <w:t>2. What is an instruction?</w:t>
+      </w:r>
+    </w:p>
+    <w:p>
+      <w:pPr>
+        <w:spacing w:after="20"/>
+        <w:ind w:left="351" w:hanging="351"/>
+      </w:pPr>
+      <w:r>
+        <w:rPr>
+          <w:b w:val="0"/>
+          <w:i w:val="0"/>
+          <w:sz w:val="21"/>
+        </w:rPr>
+        <w:t>3. Why must instructions be in the right order?</w:t>
+      </w:r>
+    </w:p>
+    <w:p>
+      <w:pPr>
+        <w:keepNext/>
+        <w:spacing w:after="20"/>
+      </w:pPr>
+      <w:r>
+        <w:rPr>
+          <w:b/>
+          <w:i w:val="0"/>
+          <w:color w:val="142C5A"/>
+          <w:sz w:val="21"/>
+        </w:rPr>
+        <w:t>Words for my notebook</w:t>
+      </w:r>
+    </w:p>
+    <w:p>
+      <w:pPr>
+        <w:spacing w:after="20"/>
+        <w:ind w:left="312" w:hanging="227"/>
+      </w:pPr>
+      <w:r>
+        <w:rPr>
+          <w:b w:val="0"/>
+          <w:i w:val="0"/>
+          <w:sz w:val="21"/>
+        </w:rPr>
+        <w:t>• programming — telling a computer what to do</w:t>
+      </w:r>
+    </w:p>
+    <w:p>
+      <w:pPr>
+        <w:spacing w:after="20"/>
+        <w:ind w:left="312" w:hanging="227"/>
+      </w:pPr>
+      <w:r>
+        <w:rPr>
+          <w:b w:val="0"/>
+          <w:i w:val="0"/>
+          <w:sz w:val="21"/>
+        </w:rPr>
+        <w:t>• instruction — what tells something what to do</w:t>
+      </w:r>
+    </w:p>
+    <w:p>
+      <w:pPr>
+        <w:spacing w:after="20"/>
+        <w:ind w:left="312" w:hanging="227"/>
+      </w:pPr>
+      <w:r>
+        <w:rPr>
+          <w:b w:val="0"/>
+          <w:i w:val="0"/>
+          <w:sz w:val="21"/>
+        </w:rPr>
+        <w:t>• program — a list of instructions</w:t>
+      </w:r>
+    </w:p>
+    <w:p>
+      <w:pPr>
+        <w:keepNext/>
+        <w:spacing w:after="20"/>
+      </w:pPr>
+      <w:r>
+        <w:rPr>
+          <w:b/>
+          <w:i w:val="0"/>
+          <w:color w:val="142C5A"/>
+          <w:sz w:val="21"/>
+        </w:rPr>
+        <w:t>Worksheet</w:t>
+      </w:r>
+    </w:p>
+    <w:p>
+      <w:pPr>
+        <w:spacing w:after="20"/>
+        <w:ind w:left="351" w:hanging="351"/>
+      </w:pPr>
+      <w:r>
+        <w:rPr>
+          <w:b w:val="0"/>
+          <w:i w:val="0"/>
+          <w:sz w:val="21"/>
+        </w:rPr>
+        <w:t>1. Telling a computer what to do is ___.</w:t>
+      </w:r>
+    </w:p>
+    <w:p>
+      <w:pPr>
+        <w:spacing w:after="60"/>
+        <w:ind w:left="652" w:hanging="340"/>
+      </w:pPr>
+      <w:r>
+        <w:rPr>
+          <w:b w:val="0"/>
+          <w:i w:val="0"/>
+          <w:sz w:val="21"/>
+        </w:rPr>
+        <w:t>A) programming B) playing C) sleeping D) eating</w:t>
+      </w:r>
+    </w:p>
+    <w:p>
+      <w:pPr>
+        <w:spacing w:after="20"/>
+        <w:ind w:left="351" w:hanging="351"/>
+      </w:pPr>
+      <w:r>
+        <w:rPr>
+          <w:b w:val="0"/>
+          <w:i w:val="0"/>
+          <w:sz w:val="21"/>
+        </w:rPr>
+        <w:t>2. We give the computer ___.</w:t>
+      </w:r>
+    </w:p>
+    <w:p>
+      <w:pPr>
+        <w:spacing w:after="60"/>
+        <w:ind w:left="652" w:hanging="340"/>
+      </w:pPr>
+      <w:r>
+        <w:rPr>
+          <w:b w:val="0"/>
+          <w:i w:val="0"/>
+          <w:sz w:val="21"/>
+        </w:rPr>
+        <w:t>A) instructions B) stones C) trees D) clouds</w:t>
+      </w:r>
+    </w:p>
+    <w:p>
+      <w:pPr>
+        <w:spacing w:after="20"/>
+        <w:ind w:left="351" w:hanging="351"/>
+      </w:pPr>
+      <w:r>
+        <w:rPr>
+          <w:b w:val="0"/>
+          <w:i w:val="0"/>
+          <w:sz w:val="21"/>
+        </w:rPr>
+        <w:t>3. A list of instructions is called a ___.</w:t>
+      </w:r>
+    </w:p>
+    <w:p>
+      <w:pPr>
+        <w:spacing w:after="60"/>
+        <w:ind w:left="652" w:hanging="340"/>
+      </w:pPr>
+      <w:r>
+        <w:rPr>
+          <w:b w:val="0"/>
+          <w:i w:val="0"/>
+          <w:sz w:val="21"/>
+        </w:rPr>
+        <w:t>A) program B) song C) story D) game</w:t>
+      </w:r>
+    </w:p>
+    <w:p>
+      <w:pPr>
+        <w:spacing w:after="20"/>
+        <w:ind w:left="351" w:hanging="351"/>
+      </w:pPr>
+      <w:r>
+        <w:rPr>
+          <w:b w:val="0"/>
+          <w:i w:val="0"/>
+          <w:sz w:val="21"/>
+        </w:rPr>
+        <w:t>4. Instructions must be in the ___ order.</w:t>
+      </w:r>
+    </w:p>
+    <w:p>
+      <w:pPr>
+        <w:spacing w:after="60"/>
+        <w:ind w:left="652" w:hanging="340"/>
+      </w:pPr>
+      <w:r>
+        <w:rPr>
+          <w:b w:val="0"/>
+          <w:i w:val="0"/>
+          <w:sz w:val="21"/>
+        </w:rPr>
+        <w:t>A) right B) wrong C) mixed D) no</w:t>
+      </w:r>
+    </w:p>
+    <w:p>
+      <w:pPr>
+        <w:spacing w:after="20"/>
+        <w:ind w:left="351" w:hanging="351"/>
+      </w:pPr>
+      <w:r>
+        <w:rPr>
+          <w:b w:val="0"/>
+          <w:i w:val="0"/>
+          <w:sz w:val="21"/>
+        </w:rPr>
+        <w:t>5. Fill in: What tells something what to do is an _____.</w:t>
+      </w:r>
+    </w:p>
+    <w:p>
+      <w:pPr>
+        <w:spacing w:after="20"/>
+        <w:ind w:left="351" w:hanging="351"/>
+      </w:pPr>
+      <w:r>
+        <w:rPr>
+          <w:b w:val="0"/>
+          <w:i w:val="0"/>
+          <w:sz w:val="21"/>
+        </w:rPr>
+        <w:t>6. Mention two steps in order.</w:t>
+      </w:r>
+    </w:p>
+    <w:p>
+      <w:pPr>
+        <w:spacing w:after="20"/>
+        <w:ind w:left="351" w:hanging="351"/>
+      </w:pPr>
+      <w:r>
+        <w:rPr>
+          <w:b w:val="0"/>
+          <w:i w:val="0"/>
+          <w:sz w:val="21"/>
+        </w:rPr>
+        <w:t>7. Write what programming is.</w:t>
+      </w:r>
+    </w:p>
+    <w:p>
+      <w:pPr>
+        <w:keepNext/>
+        <w:spacing w:after="20"/>
+      </w:pPr>
+      <w:r>
+        <w:rPr>
+          <w:b/>
+          <w:i w:val="0"/>
+          <w:color w:val="142C5A"/>
+          <w:sz w:val="21"/>
+        </w:rPr>
+        <w:t>My own work</w:t>
+      </w:r>
+    </w:p>
+    <w:p>
+      <w:pPr>
+        <w:spacing w:after="20"/>
+        <w:ind w:left="312" w:hanging="227"/>
+      </w:pPr>
+      <w:r>
+        <w:rPr>
+          <w:b w:val="0"/>
+          <w:i w:val="0"/>
+          <w:sz w:val="21"/>
+        </w:rPr>
+        <w:t>• Draw and colour the steps to brush your teeth in order.</w:t>
+      </w:r>
+    </w:p>
+    <w:p>
+      <w:pPr>
+        <w:spacing w:after="60"/>
+        <w:pBdr>
+          <w:bottom w:val="single" w:sz="6" w:color="BBBBBB"/>
+        </w:pBdr>
+      </w:pPr>
+    </w:p>
+    <w:p>
+      <w:pPr>
+        <w:pStyle w:val="Heading2"/>
+        <w:keepNext/>
+        <w:spacing w:before="200" w:after="60"/>
+      </w:pPr>
+      <w:r>
+        <w:rPr>
+          <w:b/>
+          <w:i w:val="0"/>
+          <w:color w:val="142C5A"/>
+          <w:sz w:val="25"/>
+        </w:rPr>
+        <w:t>WEEK 5 — INTRODUCTION TO SCRATCH</w:t>
+      </w:r>
+    </w:p>
+    <w:p>
+      <w:pPr>
+        <w:keepNext/>
+        <w:spacing w:after="20"/>
+      </w:pPr>
+      <w:r>
+        <w:rPr>
+          <w:b/>
+          <w:i w:val="0"/>
+          <w:color w:val="142C5A"/>
+          <w:sz w:val="21"/>
+        </w:rPr>
+        <w:t>You will learn to</w:t>
+      </w:r>
+    </w:p>
+    <w:p>
+      <w:pPr>
+        <w:spacing w:after="20"/>
+        <w:ind w:left="312" w:hanging="227"/>
+      </w:pPr>
+      <w:r>
+        <w:rPr>
+          <w:b w:val="0"/>
+          <w:i w:val="0"/>
+          <w:sz w:val="21"/>
+        </w:rPr>
+        <w:t>• say what Scratch is</w:t>
+      </w:r>
+    </w:p>
+    <w:p>
+      <w:pPr>
+        <w:spacing w:after="20"/>
+        <w:ind w:left="312" w:hanging="227"/>
+      </w:pPr>
+      <w:r>
+        <w:rPr>
+          <w:b w:val="0"/>
+          <w:i w:val="0"/>
+          <w:sz w:val="21"/>
+        </w:rPr>
+        <w:t>• name the parts of Scratch</w:t>
+      </w:r>
+    </w:p>
+    <w:p>
+      <w:pPr>
+        <w:spacing w:after="20"/>
+        <w:ind w:left="312" w:hanging="227"/>
+      </w:pPr>
+      <w:r>
+        <w:rPr>
+          <w:b w:val="0"/>
+          <w:i w:val="0"/>
+          <w:sz w:val="21"/>
+        </w:rPr>
+        <w:t>• move a character</w:t>
+      </w:r>
+    </w:p>
+    <w:p>
+      <w:pPr>
+        <w:keepNext/>
+        <w:spacing w:after="20"/>
+      </w:pPr>
+      <w:r>
+        <w:rPr>
+          <w:b/>
+          <w:i w:val="0"/>
+          <w:color w:val="142C5A"/>
+          <w:sz w:val="21"/>
+        </w:rPr>
+        <w:t>Things to know</w:t>
+      </w:r>
+    </w:p>
+    <w:p>
+      <w:pPr>
+        <w:spacing w:after="20"/>
+        <w:ind w:left="312" w:hanging="227"/>
+      </w:pPr>
+      <w:r>
+        <w:rPr>
+          <w:b w:val="0"/>
+          <w:i w:val="0"/>
+          <w:sz w:val="21"/>
+        </w:rPr>
+        <w:t xml:space="preserve">• </w:t>
+      </w:r>
+      <w:r>
+        <w:rPr>
+          <w:b/>
+          <w:i w:val="0"/>
+          <w:sz w:val="21"/>
+        </w:rPr>
+        <w:t>Scratch</w:t>
+      </w:r>
+      <w:r>
+        <w:rPr>
+          <w:b w:val="0"/>
+          <w:i w:val="0"/>
+          <w:sz w:val="21"/>
+        </w:rPr>
+        <w:t xml:space="preserve"> is a place where we make programs.</w:t>
+      </w:r>
+    </w:p>
+    <w:p>
+      <w:pPr>
+        <w:spacing w:after="20"/>
+        <w:ind w:left="312" w:hanging="227"/>
+      </w:pPr>
+      <w:r>
+        <w:rPr>
+          <w:b w:val="0"/>
+          <w:i w:val="0"/>
+          <w:sz w:val="21"/>
+        </w:rPr>
+        <w:t xml:space="preserve">• In Scratch we use </w:t>
+      </w:r>
+      <w:r>
+        <w:rPr>
+          <w:b/>
+          <w:i w:val="0"/>
+          <w:sz w:val="21"/>
+        </w:rPr>
+        <w:t>blocks</w:t>
+      </w:r>
+      <w:r>
+        <w:rPr>
+          <w:b w:val="0"/>
+          <w:i w:val="0"/>
+          <w:sz w:val="21"/>
+        </w:rPr>
+        <w:t>.</w:t>
+      </w:r>
+    </w:p>
+    <w:p>
+      <w:pPr>
+        <w:spacing w:after="20"/>
+        <w:ind w:left="312" w:hanging="227"/>
+      </w:pPr>
+      <w:r>
+        <w:rPr>
+          <w:b w:val="0"/>
+          <w:i w:val="0"/>
+          <w:sz w:val="21"/>
+        </w:rPr>
+        <w:t xml:space="preserve">• A </w:t>
+      </w:r>
+      <w:r>
+        <w:rPr>
+          <w:b/>
+          <w:i w:val="0"/>
+          <w:sz w:val="21"/>
+        </w:rPr>
+        <w:t>block</w:t>
+      </w:r>
+      <w:r>
+        <w:rPr>
+          <w:b w:val="0"/>
+          <w:i w:val="0"/>
+          <w:sz w:val="21"/>
+        </w:rPr>
+        <w:t xml:space="preserve"> is a piece of an instruction.</w:t>
+      </w:r>
+    </w:p>
+    <w:p>
+      <w:pPr>
+        <w:spacing w:after="20"/>
+        <w:ind w:left="312" w:hanging="227"/>
+      </w:pPr>
+      <w:r>
+        <w:rPr>
+          <w:b w:val="0"/>
+          <w:i w:val="0"/>
+          <w:sz w:val="21"/>
+        </w:rPr>
+        <w:t xml:space="preserve">• We </w:t>
+      </w:r>
+      <w:r>
+        <w:rPr>
+          <w:b/>
+          <w:i w:val="0"/>
+          <w:sz w:val="21"/>
+        </w:rPr>
+        <w:t>drag</w:t>
+      </w:r>
+      <w:r>
+        <w:rPr>
+          <w:b w:val="0"/>
+          <w:i w:val="0"/>
+          <w:sz w:val="21"/>
+        </w:rPr>
+        <w:t xml:space="preserve"> blocks and </w:t>
+      </w:r>
+      <w:r>
+        <w:rPr>
+          <w:b/>
+          <w:i w:val="0"/>
+          <w:sz w:val="21"/>
+        </w:rPr>
+        <w:t>drop</w:t>
+      </w:r>
+      <w:r>
+        <w:rPr>
+          <w:b w:val="0"/>
+          <w:i w:val="0"/>
+          <w:sz w:val="21"/>
+        </w:rPr>
+        <w:t xml:space="preserve"> them together.</w:t>
+      </w:r>
+    </w:p>
+    <w:p>
+      <w:pPr>
+        <w:spacing w:after="20"/>
+        <w:ind w:left="312" w:hanging="227"/>
+      </w:pPr>
+      <w:r>
+        <w:rPr>
+          <w:b w:val="0"/>
+          <w:i w:val="0"/>
+          <w:sz w:val="21"/>
+        </w:rPr>
+        <w:t xml:space="preserve">• The </w:t>
+      </w:r>
+      <w:r>
+        <w:rPr>
+          <w:b/>
+          <w:i w:val="0"/>
+          <w:sz w:val="21"/>
+        </w:rPr>
+        <w:t>sprite</w:t>
+      </w:r>
+      <w:r>
+        <w:rPr>
+          <w:b w:val="0"/>
+          <w:i w:val="0"/>
+          <w:sz w:val="21"/>
+        </w:rPr>
+        <w:t xml:space="preserve"> is the character we move.</w:t>
+      </w:r>
+    </w:p>
+    <w:p>
+      <w:pPr>
+        <w:spacing w:after="0"/>
+      </w:pPr>
+      <w:r>
+        <w:br w:type="page"/>
+      </w:r>
+    </w:p>
+    <w:p>
+      <w:pPr>
+        <w:spacing w:after="20"/>
+        <w:ind w:left="312" w:hanging="227"/>
+      </w:pPr>
+      <w:r>
+        <w:rPr>
+          <w:b w:val="0"/>
+          <w:i w:val="0"/>
+          <w:sz w:val="21"/>
+        </w:rPr>
+        <w:t xml:space="preserve">• The </w:t>
+      </w:r>
+      <w:r>
+        <w:rPr>
+          <w:b/>
+          <w:i w:val="0"/>
+          <w:sz w:val="21"/>
+        </w:rPr>
+        <w:t>stage</w:t>
+      </w:r>
+      <w:r>
+        <w:rPr>
+          <w:b w:val="0"/>
+          <w:i w:val="0"/>
+          <w:sz w:val="21"/>
+        </w:rPr>
+        <w:t xml:space="preserve"> is where the sprite moves.</w:t>
+      </w:r>
+    </w:p>
+    <w:p>
+      <w:pPr>
+        <w:spacing w:after="20"/>
+        <w:ind w:left="312" w:hanging="227"/>
+      </w:pPr>
+      <w:r>
+        <w:rPr>
+          <w:b w:val="0"/>
+          <w:i w:val="0"/>
+          <w:sz w:val="21"/>
+        </w:rPr>
+        <w:t xml:space="preserve">• We use the </w:t>
+      </w:r>
+      <w:r>
+        <w:rPr>
+          <w:b/>
+          <w:i w:val="0"/>
+          <w:sz w:val="21"/>
+        </w:rPr>
+        <w:t>green flag</w:t>
+      </w:r>
+      <w:r>
+        <w:rPr>
+          <w:b w:val="0"/>
+          <w:i w:val="0"/>
+          <w:sz w:val="21"/>
+        </w:rPr>
+        <w:t xml:space="preserve"> to start.</w:t>
+      </w:r>
+    </w:p>
+    <w:p>
+      <w:pPr>
+        <w:spacing w:after="20"/>
+        <w:ind w:left="312" w:hanging="227"/>
+      </w:pPr>
+      <w:r>
+        <w:rPr>
+          <w:b w:val="0"/>
+          <w:i w:val="0"/>
+          <w:sz w:val="21"/>
+        </w:rPr>
+        <w:t xml:space="preserve">• We use the </w:t>
+      </w:r>
+      <w:r>
+        <w:rPr>
+          <w:b/>
+          <w:i w:val="0"/>
+          <w:sz w:val="21"/>
+        </w:rPr>
+        <w:t>red stop</w:t>
+      </w:r>
+      <w:r>
+        <w:rPr>
+          <w:b w:val="0"/>
+          <w:i w:val="0"/>
+          <w:sz w:val="21"/>
+        </w:rPr>
+        <w:t xml:space="preserve"> to stop.</w:t>
+      </w:r>
+    </w:p>
+    <w:p>
+      <w:pPr>
+        <w:spacing w:after="20"/>
+        <w:ind w:left="312" w:hanging="227"/>
+      </w:pPr>
+      <w:r>
+        <w:rPr>
+          <w:b w:val="0"/>
+          <w:i w:val="0"/>
+          <w:sz w:val="21"/>
+        </w:rPr>
+        <w:t xml:space="preserve">• We can make the sprite </w:t>
+      </w:r>
+      <w:r>
+        <w:rPr>
+          <w:b/>
+          <w:i w:val="0"/>
+          <w:sz w:val="21"/>
+        </w:rPr>
+        <w:t>move</w:t>
+      </w:r>
+      <w:r>
+        <w:rPr>
+          <w:b w:val="0"/>
+          <w:i w:val="0"/>
+          <w:sz w:val="21"/>
+        </w:rPr>
+        <w:t xml:space="preserve"> and </w:t>
+      </w:r>
+      <w:r>
+        <w:rPr>
+          <w:b/>
+          <w:i w:val="0"/>
+          <w:sz w:val="21"/>
+        </w:rPr>
+        <w:t>talk</w:t>
+      </w:r>
+      <w:r>
+        <w:rPr>
+          <w:b w:val="0"/>
+          <w:i w:val="0"/>
+          <w:sz w:val="21"/>
+        </w:rPr>
+        <w:t>.</w:t>
+      </w:r>
+    </w:p>
+    <w:p>
+      <w:pPr>
+        <w:spacing w:after="20"/>
+        <w:ind w:left="312" w:hanging="227"/>
+      </w:pPr>
+      <w:r>
+        <w:rPr>
+          <w:b w:val="0"/>
+          <w:i w:val="0"/>
+          <w:sz w:val="21"/>
+        </w:rPr>
+        <w:t>• Scratch makes programming easy.</w:t>
+      </w:r>
+    </w:p>
+    <w:p>
+      <w:pPr>
+        <w:keepNext/>
+        <w:spacing w:after="20"/>
+      </w:pPr>
+      <w:r>
+        <w:rPr>
+          <w:b/>
+          <w:i w:val="0"/>
+          <w:color w:val="142C5A"/>
+          <w:sz w:val="21"/>
+        </w:rPr>
+        <w:t>Let us talk</w:t>
+      </w:r>
+    </w:p>
+    <w:p>
+      <w:pPr>
+        <w:spacing w:after="20"/>
+        <w:ind w:left="351" w:hanging="351"/>
+      </w:pPr>
+      <w:r>
+        <w:rPr>
+          <w:b w:val="0"/>
+          <w:i w:val="0"/>
+          <w:sz w:val="21"/>
+        </w:rPr>
+        <w:t>1. What is Scratch?</w:t>
+      </w:r>
+    </w:p>
+    <w:p>
+      <w:pPr>
+        <w:spacing w:after="20"/>
+        <w:ind w:left="351" w:hanging="351"/>
+      </w:pPr>
+      <w:r>
+        <w:rPr>
+          <w:b w:val="0"/>
+          <w:i w:val="0"/>
+          <w:sz w:val="21"/>
+        </w:rPr>
+        <w:t>2. What do we do with blocks?</w:t>
+      </w:r>
+    </w:p>
+    <w:p>
+      <w:pPr>
+        <w:spacing w:after="20"/>
+        <w:ind w:left="351" w:hanging="351"/>
+      </w:pPr>
+      <w:r>
+        <w:rPr>
+          <w:b w:val="0"/>
+          <w:i w:val="0"/>
+          <w:sz w:val="21"/>
+        </w:rPr>
+        <w:t>3. What starts the program?</w:t>
+      </w:r>
+    </w:p>
+    <w:p>
+      <w:pPr>
+        <w:keepNext/>
+        <w:spacing w:after="20"/>
+      </w:pPr>
+      <w:r>
+        <w:rPr>
+          <w:b/>
+          <w:i w:val="0"/>
+          <w:color w:val="142C5A"/>
+          <w:sz w:val="21"/>
+        </w:rPr>
+        <w:t>Words for my notebook</w:t>
+      </w:r>
+    </w:p>
+    <w:p>
+      <w:pPr>
+        <w:spacing w:after="20"/>
+        <w:ind w:left="312" w:hanging="227"/>
+      </w:pPr>
+      <w:r>
+        <w:rPr>
+          <w:b w:val="0"/>
+          <w:i w:val="0"/>
+          <w:sz w:val="21"/>
+        </w:rPr>
+        <w:t>• Scratch — a place where we make programs</w:t>
+      </w:r>
+    </w:p>
+    <w:p>
+      <w:pPr>
+        <w:spacing w:after="20"/>
+        <w:ind w:left="312" w:hanging="227"/>
+      </w:pPr>
+      <w:r>
+        <w:rPr>
+          <w:b w:val="0"/>
+          <w:i w:val="0"/>
+          <w:sz w:val="21"/>
+        </w:rPr>
+        <w:t>• block — a piece of an instruction</w:t>
+      </w:r>
+    </w:p>
+    <w:p>
+      <w:pPr>
+        <w:spacing w:after="20"/>
+        <w:ind w:left="312" w:hanging="227"/>
+      </w:pPr>
+      <w:r>
+        <w:rPr>
+          <w:b w:val="0"/>
+          <w:i w:val="0"/>
+          <w:sz w:val="21"/>
+        </w:rPr>
+        <w:t>• sprite — the character we move</w:t>
+      </w:r>
+    </w:p>
+    <w:p>
+      <w:pPr>
+        <w:keepNext/>
+        <w:spacing w:after="20"/>
+      </w:pPr>
+      <w:r>
+        <w:rPr>
+          <w:b/>
+          <w:i w:val="0"/>
+          <w:color w:val="142C5A"/>
+          <w:sz w:val="21"/>
+        </w:rPr>
+        <w:t>Worksheet</w:t>
+      </w:r>
+    </w:p>
+    <w:p>
+      <w:pPr>
+        <w:spacing w:after="20"/>
+        <w:ind w:left="351" w:hanging="351"/>
+      </w:pPr>
+      <w:r>
+        <w:rPr>
+          <w:b w:val="0"/>
+          <w:i w:val="0"/>
+          <w:sz w:val="21"/>
+        </w:rPr>
+        <w:t>1. A place where we make programs is ___.</w:t>
+      </w:r>
+    </w:p>
+    <w:p>
+      <w:pPr>
+        <w:spacing w:after="60"/>
+        <w:ind w:left="652" w:hanging="340"/>
+      </w:pPr>
+      <w:r>
+        <w:rPr>
+          <w:b w:val="0"/>
+          <w:i w:val="0"/>
+          <w:sz w:val="21"/>
+        </w:rPr>
+        <w:t>A) Scratch B) stone C) tree D) cloud</w:t>
+      </w:r>
+    </w:p>
+    <w:p>
+      <w:pPr>
+        <w:spacing w:after="20"/>
+        <w:ind w:left="351" w:hanging="351"/>
+      </w:pPr>
+      <w:r>
+        <w:rPr>
+          <w:b w:val="0"/>
+          <w:i w:val="0"/>
+          <w:sz w:val="21"/>
+        </w:rPr>
+        <w:t>2. In Scratch we use ___.</w:t>
+      </w:r>
+    </w:p>
+    <w:p>
+      <w:pPr>
+        <w:spacing w:after="60"/>
+        <w:ind w:left="652" w:hanging="340"/>
+      </w:pPr>
+      <w:r>
+        <w:rPr>
+          <w:b w:val="0"/>
+          <w:i w:val="0"/>
+          <w:sz w:val="21"/>
+        </w:rPr>
+        <w:t>A) blocks B) stones C) trees D) clouds</w:t>
+      </w:r>
+    </w:p>
+    <w:p>
+      <w:pPr>
+        <w:spacing w:after="20"/>
+        <w:ind w:left="351" w:hanging="351"/>
+      </w:pPr>
+      <w:r>
+        <w:rPr>
+          <w:b w:val="0"/>
+          <w:i w:val="0"/>
+          <w:sz w:val="21"/>
+        </w:rPr>
+        <w:t>3. The ___ is the character we move.</w:t>
+      </w:r>
+    </w:p>
+    <w:p>
+      <w:pPr>
+        <w:spacing w:after="60"/>
+        <w:ind w:left="652" w:hanging="340"/>
+      </w:pPr>
+      <w:r>
+        <w:rPr>
+          <w:b w:val="0"/>
+          <w:i w:val="0"/>
+          <w:sz w:val="21"/>
+        </w:rPr>
+        <w:t>A) sprite B) stone C) tree D) cloud</w:t>
+      </w:r>
+    </w:p>
+    <w:p>
+      <w:pPr>
+        <w:spacing w:after="20"/>
+        <w:ind w:left="351" w:hanging="351"/>
+      </w:pPr>
+      <w:r>
+        <w:rPr>
+          <w:b w:val="0"/>
+          <w:i w:val="0"/>
+          <w:sz w:val="21"/>
+        </w:rPr>
+        <w:t>4. We use the ___ flag to start.</w:t>
+      </w:r>
+    </w:p>
+    <w:p>
+      <w:pPr>
+        <w:spacing w:after="60"/>
+        <w:ind w:left="652" w:hanging="340"/>
+      </w:pPr>
+      <w:r>
+        <w:rPr>
+          <w:b w:val="0"/>
+          <w:i w:val="0"/>
+          <w:sz w:val="21"/>
+        </w:rPr>
+        <w:t>A) green B) red C) black D) blue</w:t>
+      </w:r>
+    </w:p>
+    <w:p>
+      <w:pPr>
+        <w:spacing w:after="20"/>
+        <w:ind w:left="351" w:hanging="351"/>
+      </w:pPr>
+      <w:r>
+        <w:rPr>
+          <w:b w:val="0"/>
+          <w:i w:val="0"/>
+          <w:sz w:val="21"/>
+        </w:rPr>
+        <w:t>5. Fill in: Where the sprite moves is the _____.</w:t>
+      </w:r>
+    </w:p>
+    <w:p>
+      <w:pPr>
+        <w:spacing w:after="20"/>
+        <w:ind w:left="351" w:hanging="351"/>
+      </w:pPr>
+      <w:r>
+        <w:rPr>
+          <w:b w:val="0"/>
+          <w:i w:val="0"/>
+          <w:sz w:val="21"/>
+        </w:rPr>
+        <w:t>6. Mention two parts of Scratch.</w:t>
+      </w:r>
+    </w:p>
+    <w:p>
+      <w:pPr>
+        <w:spacing w:after="20"/>
+        <w:ind w:left="351" w:hanging="351"/>
+      </w:pPr>
+      <w:r>
+        <w:rPr>
+          <w:b w:val="0"/>
+          <w:i w:val="0"/>
+          <w:sz w:val="21"/>
+        </w:rPr>
+        <w:t>7. Write what Scratch is.</w:t>
+      </w:r>
+    </w:p>
+    <w:p>
+      <w:pPr>
+        <w:keepNext/>
+        <w:spacing w:after="20"/>
+      </w:pPr>
+      <w:r>
+        <w:rPr>
+          <w:b/>
+          <w:i w:val="0"/>
+          <w:color w:val="142C5A"/>
+          <w:sz w:val="21"/>
+        </w:rPr>
+        <w:t>My own work</w:t>
+      </w:r>
+    </w:p>
+    <w:p>
+      <w:pPr>
+        <w:spacing w:after="20"/>
+        <w:ind w:left="312" w:hanging="227"/>
+      </w:pPr>
+      <w:r>
+        <w:rPr>
+          <w:b w:val="0"/>
+          <w:i w:val="0"/>
+          <w:sz w:val="21"/>
+        </w:rPr>
+        <w:t>• Draw and colour a sprite on a stage.</w:t>
+      </w:r>
+    </w:p>
+    <w:p>
+      <w:pPr>
+        <w:spacing w:after="60"/>
+        <w:pBdr>
+          <w:bottom w:val="single" w:sz="6" w:color="BBBBBB"/>
+        </w:pBdr>
+      </w:pPr>
+    </w:p>
+    <w:p>
+      <w:pPr>
+        <w:pStyle w:val="Heading2"/>
+        <w:keepNext/>
+        <w:spacing w:before="200" w:after="60"/>
+      </w:pPr>
+      <w:r>
+        <w:rPr>
+          <w:b/>
+          <w:i w:val="0"/>
+          <w:color w:val="142C5A"/>
+          <w:sz w:val="25"/>
+        </w:rPr>
+        <w:t>WEEK 6 — CODING WITH SCRATCH (PART 1)</w:t>
+      </w:r>
+    </w:p>
+    <w:p>
+      <w:pPr>
+        <w:keepNext/>
+        <w:spacing w:after="20"/>
+      </w:pPr>
+      <w:r>
+        <w:rPr>
+          <w:b/>
+          <w:i w:val="0"/>
+          <w:color w:val="142C5A"/>
+          <w:sz w:val="21"/>
+        </w:rPr>
+        <w:t>You will learn to</w:t>
+      </w:r>
+    </w:p>
+    <w:p>
+      <w:pPr>
+        <w:spacing w:after="20"/>
+        <w:ind w:left="312" w:hanging="227"/>
+      </w:pPr>
+      <w:r>
+        <w:rPr>
+          <w:b w:val="0"/>
+          <w:i w:val="0"/>
+          <w:sz w:val="21"/>
+        </w:rPr>
+        <w:t>• put blocks together</w:t>
+      </w:r>
+    </w:p>
+    <w:p>
+      <w:pPr>
+        <w:spacing w:after="20"/>
+        <w:ind w:left="312" w:hanging="227"/>
+      </w:pPr>
+      <w:r>
+        <w:rPr>
+          <w:b w:val="0"/>
+          <w:i w:val="0"/>
+          <w:sz w:val="21"/>
+        </w:rPr>
+        <w:t>• make the sprite move</w:t>
+      </w:r>
+    </w:p>
+    <w:p>
+      <w:pPr>
+        <w:spacing w:after="20"/>
+        <w:ind w:left="312" w:hanging="227"/>
+      </w:pPr>
+      <w:r>
+        <w:rPr>
+          <w:b w:val="0"/>
+          <w:i w:val="0"/>
+          <w:sz w:val="21"/>
+        </w:rPr>
+        <w:t>• make the sprite talk</w:t>
+      </w:r>
+    </w:p>
+    <w:p>
+      <w:pPr>
+        <w:keepNext/>
+        <w:spacing w:after="20"/>
+      </w:pPr>
+      <w:r>
+        <w:rPr>
+          <w:b/>
+          <w:i w:val="0"/>
+          <w:color w:val="142C5A"/>
+          <w:sz w:val="21"/>
+        </w:rPr>
+        <w:t>Things to know</w:t>
+      </w:r>
+    </w:p>
+    <w:p>
+      <w:pPr>
+        <w:spacing w:after="20"/>
+        <w:ind w:left="312" w:hanging="227"/>
+      </w:pPr>
+      <w:r>
+        <w:rPr>
+          <w:b w:val="0"/>
+          <w:i w:val="0"/>
+          <w:sz w:val="21"/>
+        </w:rPr>
+        <w:t xml:space="preserve">• We </w:t>
+      </w:r>
+      <w:r>
+        <w:rPr>
+          <w:b/>
+          <w:i w:val="0"/>
+          <w:sz w:val="21"/>
+        </w:rPr>
+        <w:t>drag</w:t>
+      </w:r>
+      <w:r>
+        <w:rPr>
+          <w:b w:val="0"/>
+          <w:i w:val="0"/>
+          <w:sz w:val="21"/>
+        </w:rPr>
+        <w:t xml:space="preserve"> blocks to the work area.</w:t>
+      </w:r>
+    </w:p>
+    <w:p>
+      <w:pPr>
+        <w:spacing w:after="20"/>
+        <w:ind w:left="312" w:hanging="227"/>
+      </w:pPr>
+      <w:r>
+        <w:rPr>
+          <w:b w:val="0"/>
+          <w:i w:val="0"/>
+          <w:sz w:val="21"/>
+        </w:rPr>
+        <w:t xml:space="preserve">• We </w:t>
+      </w:r>
+      <w:r>
+        <w:rPr>
+          <w:b/>
+          <w:i w:val="0"/>
+          <w:sz w:val="21"/>
+        </w:rPr>
+        <w:t>snap</w:t>
+      </w:r>
+      <w:r>
+        <w:rPr>
+          <w:b w:val="0"/>
+          <w:i w:val="0"/>
+          <w:sz w:val="21"/>
+        </w:rPr>
+        <w:t xml:space="preserve"> blocks together.</w:t>
+      </w:r>
+    </w:p>
+    <w:p>
+      <w:pPr>
+        <w:spacing w:after="20"/>
+        <w:ind w:left="312" w:hanging="227"/>
+      </w:pPr>
+      <w:r>
+        <w:rPr>
+          <w:b w:val="0"/>
+          <w:i w:val="0"/>
+          <w:sz w:val="21"/>
+        </w:rPr>
+        <w:t>• The "</w:t>
+      </w:r>
+      <w:r>
+        <w:rPr>
+          <w:b/>
+          <w:i w:val="0"/>
+          <w:sz w:val="21"/>
+        </w:rPr>
+        <w:t>move 10 steps</w:t>
+      </w:r>
+      <w:r>
+        <w:rPr>
+          <w:b w:val="0"/>
+          <w:i w:val="0"/>
+          <w:sz w:val="21"/>
+        </w:rPr>
+        <w:t>" block makes the sprite move.</w:t>
+      </w:r>
+    </w:p>
+    <w:p>
+      <w:pPr>
+        <w:spacing w:after="20"/>
+        <w:ind w:left="312" w:hanging="227"/>
+      </w:pPr>
+      <w:r>
+        <w:rPr>
+          <w:b w:val="0"/>
+          <w:i w:val="0"/>
+          <w:sz w:val="21"/>
+        </w:rPr>
+        <w:t>• The "</w:t>
+      </w:r>
+      <w:r>
+        <w:rPr>
+          <w:b/>
+          <w:i w:val="0"/>
+          <w:sz w:val="21"/>
+        </w:rPr>
+        <w:t>say hello</w:t>
+      </w:r>
+      <w:r>
+        <w:rPr>
+          <w:b w:val="0"/>
+          <w:i w:val="0"/>
+          <w:sz w:val="21"/>
+        </w:rPr>
+        <w:t>" block makes the sprite talk.</w:t>
+      </w:r>
+    </w:p>
+    <w:p>
+      <w:pPr>
+        <w:spacing w:after="20"/>
+        <w:ind w:left="312" w:hanging="227"/>
+      </w:pPr>
+      <w:r>
+        <w:rPr>
+          <w:b w:val="0"/>
+          <w:i w:val="0"/>
+          <w:sz w:val="21"/>
+        </w:rPr>
+        <w:t xml:space="preserve">• We can change the </w:t>
+      </w:r>
+      <w:r>
+        <w:rPr>
+          <w:b/>
+          <w:i w:val="0"/>
+          <w:sz w:val="21"/>
+        </w:rPr>
+        <w:t>number</w:t>
+      </w:r>
+      <w:r>
+        <w:rPr>
+          <w:b w:val="0"/>
+          <w:i w:val="0"/>
+          <w:sz w:val="21"/>
+        </w:rPr>
+        <w:t xml:space="preserve"> in a block.</w:t>
+      </w:r>
+    </w:p>
+    <w:p>
+      <w:pPr>
+        <w:spacing w:after="20"/>
+        <w:ind w:left="312" w:hanging="227"/>
+      </w:pPr>
+      <w:r>
+        <w:rPr>
+          <w:b w:val="0"/>
+          <w:i w:val="0"/>
+          <w:sz w:val="21"/>
+        </w:rPr>
+        <w:t xml:space="preserve">• "Move </w:t>
+      </w:r>
+      <w:r>
+        <w:rPr>
+          <w:b/>
+          <w:i w:val="0"/>
+          <w:sz w:val="21"/>
+        </w:rPr>
+        <w:t>20</w:t>
+      </w:r>
+      <w:r>
+        <w:rPr>
+          <w:b w:val="0"/>
+          <w:i w:val="0"/>
+          <w:sz w:val="21"/>
+        </w:rPr>
+        <w:t xml:space="preserve"> steps" moves the sprite further.</w:t>
+      </w:r>
+    </w:p>
+    <w:p>
+      <w:pPr>
+        <w:spacing w:after="20"/>
+        <w:ind w:left="312" w:hanging="227"/>
+      </w:pPr>
+      <w:r>
+        <w:rPr>
+          <w:b w:val="0"/>
+          <w:i w:val="0"/>
+          <w:sz w:val="21"/>
+        </w:rPr>
+        <w:t xml:space="preserve">• We </w:t>
+      </w:r>
+      <w:r>
+        <w:rPr>
+          <w:b/>
+          <w:i w:val="0"/>
+          <w:sz w:val="21"/>
+        </w:rPr>
+        <w:t>click</w:t>
+      </w:r>
+      <w:r>
+        <w:rPr>
+          <w:b w:val="0"/>
+          <w:i w:val="0"/>
+          <w:sz w:val="21"/>
+        </w:rPr>
+        <w:t xml:space="preserve"> the green flag to see it work.</w:t>
+      </w:r>
+    </w:p>
+    <w:p>
+      <w:pPr>
+        <w:spacing w:after="20"/>
+        <w:ind w:left="312" w:hanging="227"/>
+      </w:pPr>
+      <w:r>
+        <w:rPr>
+          <w:b w:val="0"/>
+          <w:i w:val="0"/>
+          <w:sz w:val="21"/>
+        </w:rPr>
+        <w:t xml:space="preserve">• If it is wrong, we </w:t>
+      </w:r>
+      <w:r>
+        <w:rPr>
+          <w:b/>
+          <w:i w:val="0"/>
+          <w:sz w:val="21"/>
+        </w:rPr>
+        <w:t>change</w:t>
+      </w:r>
+      <w:r>
+        <w:rPr>
+          <w:b w:val="0"/>
+          <w:i w:val="0"/>
+          <w:sz w:val="21"/>
+        </w:rPr>
+        <w:t xml:space="preserve"> the blocks.</w:t>
+      </w:r>
+    </w:p>
+    <w:p>
+      <w:pPr>
+        <w:spacing w:after="20"/>
+        <w:ind w:left="312" w:hanging="227"/>
+      </w:pPr>
+      <w:r>
+        <w:rPr>
+          <w:b w:val="0"/>
+          <w:i w:val="0"/>
+          <w:sz w:val="21"/>
+        </w:rPr>
+        <w:t xml:space="preserve">• We </w:t>
+      </w:r>
+      <w:r>
+        <w:rPr>
+          <w:b/>
+          <w:i w:val="0"/>
+          <w:sz w:val="21"/>
+        </w:rPr>
+        <w:t>try again</w:t>
+      </w:r>
+      <w:r>
+        <w:rPr>
+          <w:b w:val="0"/>
+          <w:i w:val="0"/>
+          <w:sz w:val="21"/>
+        </w:rPr>
+        <w:t xml:space="preserve"> until it works.</w:t>
+      </w:r>
+    </w:p>
+    <w:p>
+      <w:pPr>
+        <w:spacing w:after="20"/>
+        <w:ind w:left="312" w:hanging="227"/>
+      </w:pPr>
+      <w:r>
+        <w:rPr>
+          <w:b w:val="0"/>
+          <w:i w:val="0"/>
+          <w:sz w:val="21"/>
+        </w:rPr>
+        <w:t>• Making programs is fun.</w:t>
+      </w:r>
+    </w:p>
+    <w:p>
+      <w:pPr>
+        <w:keepNext/>
+        <w:spacing w:after="20"/>
+      </w:pPr>
+      <w:r>
+        <w:rPr>
+          <w:b/>
+          <w:i w:val="0"/>
+          <w:color w:val="142C5A"/>
+          <w:sz w:val="21"/>
+        </w:rPr>
+        <w:t>Let us talk</w:t>
+      </w:r>
+    </w:p>
+    <w:p>
+      <w:pPr>
+        <w:spacing w:after="20"/>
+        <w:ind w:left="351" w:hanging="351"/>
+      </w:pPr>
+      <w:r>
+        <w:rPr>
+          <w:b w:val="0"/>
+          <w:i w:val="0"/>
+          <w:sz w:val="21"/>
+        </w:rPr>
+        <w:t>1. How do we join blocks?</w:t>
+      </w:r>
+    </w:p>
+    <w:p>
+      <w:pPr>
+        <w:spacing w:after="20"/>
+        <w:ind w:left="351" w:hanging="351"/>
+      </w:pPr>
+      <w:r>
+        <w:rPr>
+          <w:b w:val="0"/>
+          <w:i w:val="0"/>
+          <w:sz w:val="21"/>
+        </w:rPr>
+        <w:t>2. What does "move 10 steps" do?</w:t>
+      </w:r>
+    </w:p>
+    <w:p>
+      <w:pPr>
+        <w:spacing w:after="20"/>
+        <w:ind w:left="351" w:hanging="351"/>
+      </w:pPr>
+      <w:r>
+        <w:rPr>
+          <w:b w:val="0"/>
+          <w:i w:val="0"/>
+          <w:sz w:val="21"/>
+        </w:rPr>
+        <w:t>3. What do we do if it is wrong?</w:t>
+      </w:r>
+    </w:p>
+    <w:p>
+      <w:pPr>
+        <w:keepNext/>
+        <w:spacing w:after="20"/>
+      </w:pPr>
+      <w:r>
+        <w:rPr>
+          <w:b/>
+          <w:i w:val="0"/>
+          <w:color w:val="142C5A"/>
+          <w:sz w:val="21"/>
+        </w:rPr>
+        <w:t>Words for my notebook</w:t>
+      </w:r>
+    </w:p>
+    <w:p>
+      <w:pPr>
+        <w:spacing w:after="20"/>
+        <w:ind w:left="312" w:hanging="227"/>
+      </w:pPr>
+      <w:r>
+        <w:rPr>
+          <w:b w:val="0"/>
+          <w:i w:val="0"/>
+          <w:sz w:val="21"/>
+        </w:rPr>
+        <w:t>• drag — to pull something across</w:t>
+      </w:r>
+    </w:p>
+    <w:p>
+      <w:pPr>
+        <w:spacing w:after="20"/>
+        <w:ind w:left="312" w:hanging="227"/>
+      </w:pPr>
+      <w:r>
+        <w:rPr>
+          <w:b w:val="0"/>
+          <w:i w:val="0"/>
+          <w:sz w:val="21"/>
+        </w:rPr>
+        <w:t>• snap — to join blocks together</w:t>
+      </w:r>
+    </w:p>
+    <w:p>
+      <w:pPr>
+        <w:spacing w:after="20"/>
+        <w:ind w:left="312" w:hanging="227"/>
+      </w:pPr>
+      <w:r>
+        <w:rPr>
+          <w:b w:val="0"/>
+          <w:i w:val="0"/>
+          <w:sz w:val="21"/>
+        </w:rPr>
+        <w:t>• steps — how far the sprite moves</w:t>
+      </w:r>
+    </w:p>
+    <w:p>
+      <w:pPr>
+        <w:keepNext/>
+        <w:spacing w:after="20"/>
+      </w:pPr>
+      <w:r>
+        <w:rPr>
+          <w:b/>
+          <w:i w:val="0"/>
+          <w:color w:val="142C5A"/>
+          <w:sz w:val="21"/>
+        </w:rPr>
+        <w:t>Worksheet</w:t>
+      </w:r>
+    </w:p>
+    <w:p>
+      <w:pPr>
+        <w:spacing w:after="20"/>
+        <w:ind w:left="351" w:hanging="351"/>
+      </w:pPr>
+      <w:r>
+        <w:rPr>
+          <w:b w:val="0"/>
+          <w:i w:val="0"/>
+          <w:sz w:val="21"/>
+        </w:rPr>
+        <w:t>1. We ___ blocks to the work area.</w:t>
+      </w:r>
+    </w:p>
+    <w:p>
+      <w:pPr>
+        <w:spacing w:after="60"/>
+        <w:ind w:left="652" w:hanging="340"/>
+      </w:pPr>
+      <w:r>
+        <w:rPr>
+          <w:b w:val="0"/>
+          <w:i w:val="0"/>
+          <w:sz w:val="21"/>
+        </w:rPr>
+        <w:t>A) drag B) burn C) break D) hide</w:t>
+      </w:r>
+    </w:p>
+    <w:p>
+      <w:pPr>
+        <w:spacing w:after="20"/>
+        <w:ind w:left="351" w:hanging="351"/>
+      </w:pPr>
+      <w:r>
+        <w:rPr>
+          <w:b w:val="0"/>
+          <w:i w:val="0"/>
+          <w:sz w:val="21"/>
+        </w:rPr>
+        <w:t>2. We ___ blocks together.</w:t>
+      </w:r>
+    </w:p>
+    <w:p>
+      <w:pPr>
+        <w:spacing w:after="60"/>
+        <w:ind w:left="652" w:hanging="340"/>
+      </w:pPr>
+      <w:r>
+        <w:rPr>
+          <w:b w:val="0"/>
+          <w:i w:val="0"/>
+          <w:sz w:val="21"/>
+        </w:rPr>
+        <w:t>A) snap B) burn C) break D) hide</w:t>
+      </w:r>
+    </w:p>
+    <w:p>
+      <w:pPr>
+        <w:spacing w:after="20"/>
+        <w:ind w:left="351" w:hanging="351"/>
+      </w:pPr>
+      <w:r>
+        <w:rPr>
+          <w:b w:val="0"/>
+          <w:i w:val="0"/>
+          <w:sz w:val="21"/>
+        </w:rPr>
+        <w:t>3. "Move 10 steps" makes the sprite ___.</w:t>
+      </w:r>
+    </w:p>
+    <w:p>
+      <w:pPr>
+        <w:spacing w:after="60"/>
+        <w:ind w:left="652" w:hanging="340"/>
+      </w:pPr>
+      <w:r>
+        <w:rPr>
+          <w:b w:val="0"/>
+          <w:i w:val="0"/>
+          <w:sz w:val="21"/>
+        </w:rPr>
+        <w:t>A) move B) sleep C) stop D) hide</w:t>
+      </w:r>
+    </w:p>
+    <w:p>
+      <w:pPr>
+        <w:spacing w:after="0"/>
+      </w:pPr>
+      <w:r>
+        <w:br w:type="page"/>
+      </w:r>
+    </w:p>
+    <w:p>
+      <w:pPr>
+        <w:spacing w:after="20"/>
+        <w:ind w:left="351" w:hanging="351"/>
+      </w:pPr>
+      <w:r>
+        <w:rPr>
+          <w:b w:val="0"/>
+          <w:i w:val="0"/>
+          <w:sz w:val="21"/>
+        </w:rPr>
+        <w:t>4. "Say hello" makes the sprite ___.</w:t>
+      </w:r>
+    </w:p>
+    <w:p>
+      <w:pPr>
+        <w:spacing w:after="60"/>
+        <w:ind w:left="652" w:hanging="340"/>
+      </w:pPr>
+      <w:r>
+        <w:rPr>
+          <w:b w:val="0"/>
+          <w:i w:val="0"/>
+          <w:sz w:val="21"/>
+        </w:rPr>
+        <w:t>A) talk B) sleep C) stop D) hide</w:t>
+      </w:r>
+    </w:p>
+    <w:p>
+      <w:pPr>
+        <w:spacing w:after="20"/>
+        <w:ind w:left="351" w:hanging="351"/>
+      </w:pPr>
+      <w:r>
+        <w:rPr>
+          <w:b w:val="0"/>
+          <w:i w:val="0"/>
+          <w:sz w:val="21"/>
+        </w:rPr>
+        <w:t>5. Fill in: To join blocks together is to _____.</w:t>
+      </w:r>
+    </w:p>
+    <w:p>
+      <w:pPr>
+        <w:spacing w:after="20"/>
+        <w:ind w:left="351" w:hanging="351"/>
+      </w:pPr>
+      <w:r>
+        <w:rPr>
+          <w:b w:val="0"/>
+          <w:i w:val="0"/>
+          <w:sz w:val="21"/>
+        </w:rPr>
+        <w:t>6. Mention two Scratch blocks.</w:t>
+      </w:r>
+    </w:p>
+    <w:p>
+      <w:pPr>
+        <w:spacing w:after="20"/>
+        <w:ind w:left="351" w:hanging="351"/>
+      </w:pPr>
+      <w:r>
+        <w:rPr>
+          <w:b w:val="0"/>
+          <w:i w:val="0"/>
+          <w:sz w:val="21"/>
+        </w:rPr>
+        <w:t>7. Write how we make the sprite move.</w:t>
+      </w:r>
+    </w:p>
+    <w:p>
+      <w:pPr>
+        <w:keepNext/>
+        <w:spacing w:after="20"/>
+      </w:pPr>
+      <w:r>
+        <w:rPr>
+          <w:b/>
+          <w:i w:val="0"/>
+          <w:color w:val="142C5A"/>
+          <w:sz w:val="21"/>
+        </w:rPr>
+        <w:t>My own work</w:t>
+      </w:r>
+    </w:p>
+    <w:p>
+      <w:pPr>
+        <w:spacing w:after="20"/>
+        <w:ind w:left="312" w:hanging="227"/>
+      </w:pPr>
+      <w:r>
+        <w:rPr>
+          <w:b w:val="0"/>
+          <w:i w:val="0"/>
+          <w:sz w:val="21"/>
+        </w:rPr>
+        <w:t>• Draw and colour three blocks snapped together.</w:t>
+      </w:r>
+    </w:p>
+    <w:p>
+      <w:pPr>
+        <w:spacing w:after="60"/>
+        <w:pBdr>
+          <w:bottom w:val="single" w:sz="6" w:color="BBBBBB"/>
+        </w:pBdr>
+      </w:pPr>
+    </w:p>
+    <w:p>
+      <w:pPr>
+        <w:pStyle w:val="Heading2"/>
+        <w:keepNext/>
+        <w:spacing w:before="200" w:after="60"/>
+      </w:pPr>
+      <w:r>
+        <w:rPr>
+          <w:b/>
+          <w:i w:val="0"/>
+          <w:color w:val="142C5A"/>
+          <w:sz w:val="25"/>
+        </w:rPr>
+        <w:t>WEEK 8 — CODING WITH SCRATCH (PART 2)</w:t>
+      </w:r>
+    </w:p>
+    <w:p>
+      <w:pPr>
+        <w:keepNext/>
+        <w:spacing w:after="20"/>
+      </w:pPr>
+      <w:r>
+        <w:rPr>
+          <w:b/>
+          <w:i w:val="0"/>
+          <w:color w:val="142C5A"/>
+          <w:sz w:val="21"/>
+        </w:rPr>
+        <w:t>You will learn to</w:t>
+      </w:r>
+    </w:p>
+    <w:p>
+      <w:pPr>
+        <w:spacing w:after="20"/>
+        <w:ind w:left="312" w:hanging="227"/>
+      </w:pPr>
+      <w:r>
+        <w:rPr>
+          <w:b w:val="0"/>
+          <w:i w:val="0"/>
+          <w:sz w:val="21"/>
+        </w:rPr>
+        <w:t>• use more blocks</w:t>
+      </w:r>
+    </w:p>
+    <w:p>
+      <w:pPr>
+        <w:spacing w:after="20"/>
+        <w:ind w:left="312" w:hanging="227"/>
+      </w:pPr>
+      <w:r>
+        <w:rPr>
+          <w:b w:val="0"/>
+          <w:i w:val="0"/>
+          <w:sz w:val="21"/>
+        </w:rPr>
+        <w:t>• turn the sprite</w:t>
+      </w:r>
+    </w:p>
+    <w:p>
+      <w:pPr>
+        <w:spacing w:after="20"/>
+        <w:ind w:left="312" w:hanging="227"/>
+      </w:pPr>
+      <w:r>
+        <w:rPr>
+          <w:b w:val="0"/>
+          <w:i w:val="0"/>
+          <w:sz w:val="21"/>
+        </w:rPr>
+        <w:t>• repeat actions</w:t>
+      </w:r>
+    </w:p>
+    <w:p>
+      <w:pPr>
+        <w:keepNext/>
+        <w:spacing w:after="20"/>
+      </w:pPr>
+      <w:r>
+        <w:rPr>
+          <w:b/>
+          <w:i w:val="0"/>
+          <w:color w:val="142C5A"/>
+          <w:sz w:val="21"/>
+        </w:rPr>
+        <w:t>Things to know</w:t>
+      </w:r>
+    </w:p>
+    <w:p>
+      <w:pPr>
+        <w:spacing w:after="20"/>
+        <w:ind w:left="312" w:hanging="227"/>
+      </w:pPr>
+      <w:r>
+        <w:rPr>
+          <w:b w:val="0"/>
+          <w:i w:val="0"/>
+          <w:sz w:val="21"/>
+        </w:rPr>
+        <w:t xml:space="preserve">• We can make the sprite </w:t>
+      </w:r>
+      <w:r>
+        <w:rPr>
+          <w:b/>
+          <w:i w:val="0"/>
+          <w:sz w:val="21"/>
+        </w:rPr>
+        <w:t>turn</w:t>
+      </w:r>
+      <w:r>
+        <w:rPr>
+          <w:b w:val="0"/>
+          <w:i w:val="0"/>
+          <w:sz w:val="21"/>
+        </w:rPr>
+        <w:t>.</w:t>
+      </w:r>
+    </w:p>
+    <w:p>
+      <w:pPr>
+        <w:spacing w:after="20"/>
+        <w:ind w:left="312" w:hanging="227"/>
+      </w:pPr>
+      <w:r>
+        <w:rPr>
+          <w:b w:val="0"/>
+          <w:i w:val="0"/>
+          <w:sz w:val="21"/>
+        </w:rPr>
+        <w:t>• The "</w:t>
+      </w:r>
+      <w:r>
+        <w:rPr>
+          <w:b/>
+          <w:i w:val="0"/>
+          <w:sz w:val="21"/>
+        </w:rPr>
+        <w:t>turn 15 degrees</w:t>
+      </w:r>
+      <w:r>
+        <w:rPr>
+          <w:b w:val="0"/>
+          <w:i w:val="0"/>
+          <w:sz w:val="21"/>
+        </w:rPr>
+        <w:t>" block turns the sprite.</w:t>
+      </w:r>
+    </w:p>
+    <w:p>
+      <w:pPr>
+        <w:spacing w:after="20"/>
+        <w:ind w:left="312" w:hanging="227"/>
+      </w:pPr>
+      <w:r>
+        <w:rPr>
+          <w:b w:val="0"/>
+          <w:i w:val="0"/>
+          <w:sz w:val="21"/>
+        </w:rPr>
+        <w:t xml:space="preserve">• We can make the sprite </w:t>
+      </w:r>
+      <w:r>
+        <w:rPr>
+          <w:b/>
+          <w:i w:val="0"/>
+          <w:sz w:val="21"/>
+        </w:rPr>
+        <w:t>repeat</w:t>
+      </w:r>
+      <w:r>
+        <w:rPr>
+          <w:b w:val="0"/>
+          <w:i w:val="0"/>
+          <w:sz w:val="21"/>
+        </w:rPr>
+        <w:t xml:space="preserve"> an action.</w:t>
+      </w:r>
+    </w:p>
+    <w:p>
+      <w:pPr>
+        <w:spacing w:after="20"/>
+        <w:ind w:left="312" w:hanging="227"/>
+      </w:pPr>
+      <w:r>
+        <w:rPr>
+          <w:b w:val="0"/>
+          <w:i w:val="0"/>
+          <w:sz w:val="21"/>
+        </w:rPr>
+        <w:t>• The "</w:t>
+      </w:r>
+      <w:r>
+        <w:rPr>
+          <w:b/>
+          <w:i w:val="0"/>
+          <w:sz w:val="21"/>
+        </w:rPr>
+        <w:t>repeat 10</w:t>
+      </w:r>
+      <w:r>
+        <w:rPr>
+          <w:b w:val="0"/>
+          <w:i w:val="0"/>
+          <w:sz w:val="21"/>
+        </w:rPr>
+        <w:t>" block does something ten times.</w:t>
+      </w:r>
+    </w:p>
+    <w:p>
+      <w:pPr>
+        <w:spacing w:after="20"/>
+        <w:ind w:left="312" w:hanging="227"/>
+      </w:pPr>
+      <w:r>
+        <w:rPr>
+          <w:b w:val="0"/>
+          <w:i w:val="0"/>
+          <w:sz w:val="21"/>
+        </w:rPr>
+        <w:t xml:space="preserve">• We can change the </w:t>
+      </w:r>
+      <w:r>
+        <w:rPr>
+          <w:b/>
+          <w:i w:val="0"/>
+          <w:sz w:val="21"/>
+        </w:rPr>
+        <w:t>colour</w:t>
+      </w:r>
+      <w:r>
+        <w:rPr>
+          <w:b w:val="0"/>
+          <w:i w:val="0"/>
+          <w:sz w:val="21"/>
+        </w:rPr>
+        <w:t xml:space="preserve"> of the sprite.</w:t>
+      </w:r>
+    </w:p>
+    <w:p>
+      <w:pPr>
+        <w:spacing w:after="20"/>
+        <w:ind w:left="312" w:hanging="227"/>
+      </w:pPr>
+      <w:r>
+        <w:rPr>
+          <w:b w:val="0"/>
+          <w:i w:val="0"/>
+          <w:sz w:val="21"/>
+        </w:rPr>
+        <w:t xml:space="preserve">• We can add a </w:t>
+      </w:r>
+      <w:r>
+        <w:rPr>
+          <w:b/>
+          <w:i w:val="0"/>
+          <w:sz w:val="21"/>
+        </w:rPr>
+        <w:t>sound</w:t>
+      </w:r>
+      <w:r>
+        <w:rPr>
+          <w:b w:val="0"/>
+          <w:i w:val="0"/>
+          <w:sz w:val="21"/>
+        </w:rPr>
+        <w:t xml:space="preserve"> to the program.</w:t>
+      </w:r>
+    </w:p>
+    <w:p>
+      <w:pPr>
+        <w:spacing w:after="20"/>
+        <w:ind w:left="312" w:hanging="227"/>
+      </w:pPr>
+      <w:r>
+        <w:rPr>
+          <w:b w:val="0"/>
+          <w:i w:val="0"/>
+          <w:sz w:val="21"/>
+        </w:rPr>
+        <w:t xml:space="preserve">• We can add more than one </w:t>
+      </w:r>
+      <w:r>
+        <w:rPr>
+          <w:b/>
+          <w:i w:val="0"/>
+          <w:sz w:val="21"/>
+        </w:rPr>
+        <w:t>sprite</w:t>
+      </w:r>
+      <w:r>
+        <w:rPr>
+          <w:b w:val="0"/>
+          <w:i w:val="0"/>
+          <w:sz w:val="21"/>
+        </w:rPr>
+        <w:t>.</w:t>
+      </w:r>
+    </w:p>
+    <w:p>
+      <w:pPr>
+        <w:spacing w:after="20"/>
+        <w:ind w:left="312" w:hanging="227"/>
+      </w:pPr>
+      <w:r>
+        <w:rPr>
+          <w:b w:val="0"/>
+          <w:i w:val="0"/>
+          <w:sz w:val="21"/>
+        </w:rPr>
+        <w:t xml:space="preserve">• We </w:t>
+      </w:r>
+      <w:r>
+        <w:rPr>
+          <w:b/>
+          <w:i w:val="0"/>
+          <w:sz w:val="21"/>
+        </w:rPr>
+        <w:t>test</w:t>
+      </w:r>
+      <w:r>
+        <w:rPr>
+          <w:b w:val="0"/>
+          <w:i w:val="0"/>
+          <w:sz w:val="21"/>
+        </w:rPr>
+        <w:t xml:space="preserve"> our program often.</w:t>
+      </w:r>
+    </w:p>
+    <w:p>
+      <w:pPr>
+        <w:spacing w:after="20"/>
+        <w:ind w:left="312" w:hanging="227"/>
+      </w:pPr>
+      <w:r>
+        <w:rPr>
+          <w:b w:val="0"/>
+          <w:i w:val="0"/>
+          <w:sz w:val="21"/>
+        </w:rPr>
+        <w:t xml:space="preserve">• We </w:t>
+      </w:r>
+      <w:r>
+        <w:rPr>
+          <w:b/>
+          <w:i w:val="0"/>
+          <w:sz w:val="21"/>
+        </w:rPr>
+        <w:t>save</w:t>
+      </w:r>
+      <w:r>
+        <w:rPr>
+          <w:b w:val="0"/>
+          <w:i w:val="0"/>
+          <w:sz w:val="21"/>
+        </w:rPr>
+        <w:t xml:space="preserve"> our work.</w:t>
+      </w:r>
+    </w:p>
+    <w:p>
+      <w:pPr>
+        <w:spacing w:after="20"/>
+        <w:ind w:left="312" w:hanging="227"/>
+      </w:pPr>
+      <w:r>
+        <w:rPr>
+          <w:b w:val="0"/>
+          <w:i w:val="0"/>
+          <w:sz w:val="21"/>
+        </w:rPr>
+        <w:t>• We can make games and stories in Scratch.</w:t>
+      </w:r>
+    </w:p>
+    <w:p>
+      <w:pPr>
+        <w:keepNext/>
+        <w:spacing w:after="20"/>
+      </w:pPr>
+      <w:r>
+        <w:rPr>
+          <w:b/>
+          <w:i w:val="0"/>
+          <w:color w:val="142C5A"/>
+          <w:sz w:val="21"/>
+        </w:rPr>
+        <w:t>Let us talk</w:t>
+      </w:r>
+    </w:p>
+    <w:p>
+      <w:pPr>
+        <w:spacing w:after="20"/>
+        <w:ind w:left="351" w:hanging="351"/>
+      </w:pPr>
+      <w:r>
+        <w:rPr>
+          <w:b w:val="0"/>
+          <w:i w:val="0"/>
+          <w:sz w:val="21"/>
+        </w:rPr>
+        <w:t>1. What does the "turn" block do?</w:t>
+      </w:r>
+    </w:p>
+    <w:p>
+      <w:pPr>
+        <w:spacing w:after="20"/>
+        <w:ind w:left="351" w:hanging="351"/>
+      </w:pPr>
+      <w:r>
+        <w:rPr>
+          <w:b w:val="0"/>
+          <w:i w:val="0"/>
+          <w:sz w:val="21"/>
+        </w:rPr>
+        <w:t>2. What does "repeat 10" do?</w:t>
+      </w:r>
+    </w:p>
+    <w:p>
+      <w:pPr>
+        <w:spacing w:after="20"/>
+        <w:ind w:left="351" w:hanging="351"/>
+      </w:pPr>
+      <w:r>
+        <w:rPr>
+          <w:b w:val="0"/>
+          <w:i w:val="0"/>
+          <w:sz w:val="21"/>
+        </w:rPr>
+        <w:t>3. What can we make in Scratch?</w:t>
+      </w:r>
+    </w:p>
+    <w:p>
+      <w:pPr>
+        <w:keepNext/>
+        <w:spacing w:after="20"/>
+      </w:pPr>
+      <w:r>
+        <w:rPr>
+          <w:b/>
+          <w:i w:val="0"/>
+          <w:color w:val="142C5A"/>
+          <w:sz w:val="21"/>
+        </w:rPr>
+        <w:t>Words for my notebook</w:t>
+      </w:r>
+    </w:p>
+    <w:p>
+      <w:pPr>
+        <w:spacing w:after="20"/>
+        <w:ind w:left="312" w:hanging="227"/>
+      </w:pPr>
+      <w:r>
+        <w:rPr>
+          <w:b w:val="0"/>
+          <w:i w:val="0"/>
+          <w:sz w:val="21"/>
+        </w:rPr>
+        <w:t>• turn — to face another way</w:t>
+      </w:r>
+    </w:p>
+    <w:p>
+      <w:pPr>
+        <w:spacing w:after="20"/>
+        <w:ind w:left="312" w:hanging="227"/>
+      </w:pPr>
+      <w:r>
+        <w:rPr>
+          <w:b w:val="0"/>
+          <w:i w:val="0"/>
+          <w:sz w:val="21"/>
+        </w:rPr>
+        <w:t>• repeat — to do again and again</w:t>
+      </w:r>
+    </w:p>
+    <w:p>
+      <w:pPr>
+        <w:spacing w:after="20"/>
+        <w:ind w:left="312" w:hanging="227"/>
+      </w:pPr>
+      <w:r>
+        <w:rPr>
+          <w:b w:val="0"/>
+          <w:i w:val="0"/>
+          <w:sz w:val="21"/>
+        </w:rPr>
+        <w:t>• test — to try our program</w:t>
+      </w:r>
+    </w:p>
+    <w:p>
+      <w:pPr>
+        <w:keepNext/>
+        <w:spacing w:after="20"/>
+      </w:pPr>
+      <w:r>
+        <w:rPr>
+          <w:b/>
+          <w:i w:val="0"/>
+          <w:color w:val="142C5A"/>
+          <w:sz w:val="21"/>
+        </w:rPr>
+        <w:t>Worksheet</w:t>
+      </w:r>
+    </w:p>
+    <w:p>
+      <w:pPr>
+        <w:spacing w:after="20"/>
+        <w:ind w:left="351" w:hanging="351"/>
+      </w:pPr>
+      <w:r>
+        <w:rPr>
+          <w:b w:val="0"/>
+          <w:i w:val="0"/>
+          <w:sz w:val="21"/>
+        </w:rPr>
+        <w:t>1. The "turn 15 degrees" block makes the sprite ___.</w:t>
+      </w:r>
+    </w:p>
+    <w:p>
+      <w:pPr>
+        <w:spacing w:after="60"/>
+        <w:ind w:left="652" w:hanging="340"/>
+      </w:pPr>
+      <w:r>
+        <w:rPr>
+          <w:b w:val="0"/>
+          <w:i w:val="0"/>
+          <w:sz w:val="21"/>
+        </w:rPr>
+        <w:t>A) turn B) sleep C) stop D) hide</w:t>
+      </w:r>
+    </w:p>
+    <w:p>
+      <w:pPr>
+        <w:spacing w:after="20"/>
+        <w:ind w:left="351" w:hanging="351"/>
+      </w:pPr>
+      <w:r>
+        <w:rPr>
+          <w:b w:val="0"/>
+          <w:i w:val="0"/>
+          <w:sz w:val="21"/>
+        </w:rPr>
+        <w:t>2. "Repeat 10" does something ___ times.</w:t>
+      </w:r>
+    </w:p>
+    <w:p>
+      <w:pPr>
+        <w:spacing w:after="60"/>
+        <w:ind w:left="652" w:hanging="340"/>
+      </w:pPr>
+      <w:r>
+        <w:rPr>
+          <w:b w:val="0"/>
+          <w:i w:val="0"/>
+          <w:sz w:val="21"/>
+        </w:rPr>
+        <w:t>A) ten B) one C) two D) three</w:t>
+      </w:r>
+    </w:p>
+    <w:p>
+      <w:pPr>
+        <w:spacing w:after="20"/>
+        <w:ind w:left="351" w:hanging="351"/>
+      </w:pPr>
+      <w:r>
+        <w:rPr>
+          <w:b w:val="0"/>
+          <w:i w:val="0"/>
+          <w:sz w:val="21"/>
+        </w:rPr>
+        <w:t>3. We can change the ___ of the sprite.</w:t>
+      </w:r>
+    </w:p>
+    <w:p>
+      <w:pPr>
+        <w:spacing w:after="60"/>
+        <w:ind w:left="652" w:hanging="340"/>
+      </w:pPr>
+      <w:r>
+        <w:rPr>
+          <w:b w:val="0"/>
+          <w:i w:val="0"/>
+          <w:sz w:val="21"/>
+        </w:rPr>
+        <w:t>A) colour B) stone C) tree D) cloud</w:t>
+      </w:r>
+    </w:p>
+    <w:p>
+      <w:pPr>
+        <w:spacing w:after="20"/>
+        <w:ind w:left="351" w:hanging="351"/>
+      </w:pPr>
+      <w:r>
+        <w:rPr>
+          <w:b w:val="0"/>
+          <w:i w:val="0"/>
+          <w:sz w:val="21"/>
+        </w:rPr>
+        <w:t>4. We ___ our program often.</w:t>
+      </w:r>
+    </w:p>
+    <w:p>
+      <w:pPr>
+        <w:spacing w:after="60"/>
+        <w:ind w:left="652" w:hanging="340"/>
+      </w:pPr>
+      <w:r>
+        <w:rPr>
+          <w:b w:val="0"/>
+          <w:i w:val="0"/>
+          <w:sz w:val="21"/>
+        </w:rPr>
+        <w:t>A) test B) burn C) break D) hide</w:t>
+      </w:r>
+    </w:p>
+    <w:p>
+      <w:pPr>
+        <w:spacing w:after="20"/>
+        <w:ind w:left="351" w:hanging="351"/>
+      </w:pPr>
+      <w:r>
+        <w:rPr>
+          <w:b w:val="0"/>
+          <w:i w:val="0"/>
+          <w:sz w:val="21"/>
+        </w:rPr>
+        <w:t>5. Fill in: To do again and again is to _____.</w:t>
+      </w:r>
+    </w:p>
+    <w:p>
+      <w:pPr>
+        <w:spacing w:after="20"/>
+        <w:ind w:left="351" w:hanging="351"/>
+      </w:pPr>
+      <w:r>
+        <w:rPr>
+          <w:b w:val="0"/>
+          <w:i w:val="0"/>
+          <w:sz w:val="21"/>
+        </w:rPr>
+        <w:t>6. Mention two things we can add to a program.</w:t>
+      </w:r>
+    </w:p>
+    <w:p>
+      <w:pPr>
+        <w:spacing w:after="20"/>
+        <w:ind w:left="351" w:hanging="351"/>
+      </w:pPr>
+      <w:r>
+        <w:rPr>
+          <w:b w:val="0"/>
+          <w:i w:val="0"/>
+          <w:sz w:val="21"/>
+        </w:rPr>
+        <w:t>7. Write what the "repeat" block does.</w:t>
+      </w:r>
+    </w:p>
+    <w:p>
+      <w:pPr>
+        <w:keepNext/>
+        <w:spacing w:after="20"/>
+      </w:pPr>
+      <w:r>
+        <w:rPr>
+          <w:b/>
+          <w:i w:val="0"/>
+          <w:color w:val="142C5A"/>
+          <w:sz w:val="21"/>
+        </w:rPr>
+        <w:t>My own work</w:t>
+      </w:r>
+    </w:p>
+    <w:p>
+      <w:pPr>
+        <w:spacing w:after="20"/>
+        <w:ind w:left="312" w:hanging="227"/>
+      </w:pPr>
+      <w:r>
+        <w:rPr>
+          <w:b w:val="0"/>
+          <w:i w:val="0"/>
+          <w:sz w:val="21"/>
+        </w:rPr>
+        <w:t>• Draw and colour a sprite turning.</w:t>
+      </w:r>
+    </w:p>
+    <w:p>
+      <w:pPr>
+        <w:spacing w:after="60"/>
+        <w:pBdr>
+          <w:bottom w:val="single" w:sz="6" w:color="BBBBBB"/>
+        </w:pBdr>
+      </w:pPr>
+    </w:p>
+    <w:p>
+      <w:pPr>
+        <w:pStyle w:val="Heading2"/>
+        <w:keepNext/>
+        <w:spacing w:before="200" w:after="60"/>
+      </w:pPr>
+      <w:r>
+        <w:rPr>
+          <w:b/>
+          <w:i w:val="0"/>
+          <w:color w:val="142C5A"/>
+          <w:sz w:val="25"/>
+        </w:rPr>
+        <w:t>WEEK 9 — SEQUENCE IN PROGRAMMING</w:t>
+      </w:r>
+    </w:p>
+    <w:p>
+      <w:pPr>
+        <w:keepNext/>
+        <w:spacing w:after="20"/>
+      </w:pPr>
+      <w:r>
+        <w:rPr>
+          <w:b/>
+          <w:i w:val="0"/>
+          <w:color w:val="142C5A"/>
+          <w:sz w:val="21"/>
+        </w:rPr>
+        <w:t>You will learn to</w:t>
+      </w:r>
+    </w:p>
+    <w:p>
+      <w:pPr>
+        <w:spacing w:after="20"/>
+        <w:ind w:left="312" w:hanging="227"/>
+      </w:pPr>
+      <w:r>
+        <w:rPr>
+          <w:b w:val="0"/>
+          <w:i w:val="0"/>
+          <w:sz w:val="21"/>
+        </w:rPr>
+        <w:t>• say what sequence is</w:t>
+      </w:r>
+    </w:p>
+    <w:p>
+      <w:pPr>
+        <w:spacing w:after="20"/>
+        <w:ind w:left="312" w:hanging="227"/>
+      </w:pPr>
+      <w:r>
+        <w:rPr>
+          <w:b w:val="0"/>
+          <w:i w:val="0"/>
+          <w:sz w:val="21"/>
+        </w:rPr>
+        <w:t>• put steps in order</w:t>
+      </w:r>
+    </w:p>
+    <w:p>
+      <w:pPr>
+        <w:spacing w:after="20"/>
+        <w:ind w:left="312" w:hanging="227"/>
+      </w:pPr>
+      <w:r>
+        <w:rPr>
+          <w:b w:val="0"/>
+          <w:i w:val="0"/>
+          <w:sz w:val="21"/>
+        </w:rPr>
+        <w:t>• fix the wrong order</w:t>
+      </w:r>
+    </w:p>
+    <w:p>
+      <w:pPr>
+        <w:keepNext/>
+        <w:spacing w:after="20"/>
+      </w:pPr>
+      <w:r>
+        <w:rPr>
+          <w:b/>
+          <w:i w:val="0"/>
+          <w:color w:val="142C5A"/>
+          <w:sz w:val="21"/>
+        </w:rPr>
+        <w:t>Things to know</w:t>
+      </w:r>
+    </w:p>
+    <w:p>
+      <w:pPr>
+        <w:spacing w:after="20"/>
+        <w:ind w:left="312" w:hanging="227"/>
+      </w:pPr>
+      <w:r>
+        <w:rPr>
+          <w:b w:val="0"/>
+          <w:i w:val="0"/>
+          <w:sz w:val="21"/>
+        </w:rPr>
+        <w:t xml:space="preserve">• </w:t>
+      </w:r>
+      <w:r>
+        <w:rPr>
+          <w:b/>
+          <w:i w:val="0"/>
+          <w:sz w:val="21"/>
+        </w:rPr>
+        <w:t>Sequence</w:t>
+      </w:r>
+      <w:r>
+        <w:rPr>
+          <w:b w:val="0"/>
+          <w:i w:val="0"/>
+          <w:sz w:val="21"/>
+        </w:rPr>
+        <w:t xml:space="preserve"> means the order of steps.</w:t>
+      </w:r>
+    </w:p>
+    <w:p>
+      <w:pPr>
+        <w:spacing w:after="20"/>
+        <w:ind w:left="312" w:hanging="227"/>
+      </w:pPr>
+      <w:r>
+        <w:rPr>
+          <w:b w:val="0"/>
+          <w:i w:val="0"/>
+          <w:sz w:val="21"/>
+        </w:rPr>
+        <w:t xml:space="preserve">• Steps must be in the </w:t>
+      </w:r>
+      <w:r>
+        <w:rPr>
+          <w:b/>
+          <w:i w:val="0"/>
+          <w:sz w:val="21"/>
+        </w:rPr>
+        <w:t>right order</w:t>
+      </w:r>
+      <w:r>
+        <w:rPr>
+          <w:b w:val="0"/>
+          <w:i w:val="0"/>
+          <w:sz w:val="21"/>
+        </w:rPr>
+        <w:t>.</w:t>
+      </w:r>
+    </w:p>
+    <w:p>
+      <w:pPr>
+        <w:spacing w:after="20"/>
+        <w:ind w:left="312" w:hanging="227"/>
+      </w:pPr>
+      <w:r>
+        <w:rPr>
+          <w:b w:val="0"/>
+          <w:i w:val="0"/>
+          <w:sz w:val="21"/>
+        </w:rPr>
+        <w:t xml:space="preserve">• We put on our </w:t>
+      </w:r>
+      <w:r>
+        <w:rPr>
+          <w:b/>
+          <w:i w:val="0"/>
+          <w:sz w:val="21"/>
+        </w:rPr>
+        <w:t>shoes</w:t>
+      </w:r>
+      <w:r>
+        <w:rPr>
+          <w:b w:val="0"/>
+          <w:i w:val="0"/>
+          <w:sz w:val="21"/>
+        </w:rPr>
+        <w:t xml:space="preserve"> after our </w:t>
+      </w:r>
+      <w:r>
+        <w:rPr>
+          <w:b/>
+          <w:i w:val="0"/>
+          <w:sz w:val="21"/>
+        </w:rPr>
+        <w:t>socks</w:t>
+      </w:r>
+      <w:r>
+        <w:rPr>
+          <w:b w:val="0"/>
+          <w:i w:val="0"/>
+          <w:sz w:val="21"/>
+        </w:rPr>
+        <w:t>.</w:t>
+      </w:r>
+    </w:p>
+    <w:p>
+      <w:pPr>
+        <w:spacing w:after="20"/>
+        <w:ind w:left="312" w:hanging="227"/>
+      </w:pPr>
+      <w:r>
+        <w:rPr>
+          <w:b w:val="0"/>
+          <w:i w:val="0"/>
+          <w:sz w:val="21"/>
+        </w:rPr>
+        <w:t xml:space="preserve">• We </w:t>
+      </w:r>
+      <w:r>
+        <w:rPr>
+          <w:b/>
+          <w:i w:val="0"/>
+          <w:sz w:val="21"/>
+        </w:rPr>
+        <w:t>wash</w:t>
+      </w:r>
+      <w:r>
+        <w:rPr>
+          <w:b w:val="0"/>
+          <w:i w:val="0"/>
+          <w:sz w:val="21"/>
+        </w:rPr>
+        <w:t xml:space="preserve"> our hands before we </w:t>
+      </w:r>
+      <w:r>
+        <w:rPr>
+          <w:b/>
+          <w:i w:val="0"/>
+          <w:sz w:val="21"/>
+        </w:rPr>
+        <w:t>eat</w:t>
+      </w:r>
+      <w:r>
+        <w:rPr>
+          <w:b w:val="0"/>
+          <w:i w:val="0"/>
+          <w:sz w:val="21"/>
+        </w:rPr>
+        <w:t>.</w:t>
+      </w:r>
+    </w:p>
+    <w:p>
+      <w:pPr>
+        <w:spacing w:after="20"/>
+        <w:ind w:left="312" w:hanging="227"/>
+      </w:pPr>
+      <w:r>
+        <w:rPr>
+          <w:b w:val="0"/>
+          <w:i w:val="0"/>
+          <w:sz w:val="21"/>
+        </w:rPr>
+        <w:t xml:space="preserve">• In a program, the computer follows steps </w:t>
+      </w:r>
+      <w:r>
+        <w:rPr>
+          <w:b/>
+          <w:i w:val="0"/>
+          <w:sz w:val="21"/>
+        </w:rPr>
+        <w:t>one by one</w:t>
+      </w:r>
+      <w:r>
+        <w:rPr>
+          <w:b w:val="0"/>
+          <w:i w:val="0"/>
+          <w:sz w:val="21"/>
+        </w:rPr>
+        <w:t>.</w:t>
+      </w:r>
+    </w:p>
+    <w:p>
+      <w:pPr>
+        <w:spacing w:after="20"/>
+        <w:ind w:left="312" w:hanging="227"/>
+      </w:pPr>
+      <w:r>
+        <w:rPr>
+          <w:b w:val="0"/>
+          <w:i w:val="0"/>
+          <w:sz w:val="21"/>
+        </w:rPr>
+        <w:t xml:space="preserve">• If the order is </w:t>
+      </w:r>
+      <w:r>
+        <w:rPr>
+          <w:b/>
+          <w:i w:val="0"/>
+          <w:sz w:val="21"/>
+        </w:rPr>
+        <w:t>wrong</w:t>
+      </w:r>
+      <w:r>
+        <w:rPr>
+          <w:b w:val="0"/>
+          <w:i w:val="0"/>
+          <w:sz w:val="21"/>
+        </w:rPr>
+        <w:t>, the program does not work.</w:t>
+      </w:r>
+    </w:p>
+    <w:p>
+      <w:pPr>
+        <w:spacing w:after="0"/>
+      </w:pPr>
+      <w:r>
+        <w:br w:type="page"/>
+      </w:r>
+    </w:p>
+    <w:p>
+      <w:pPr>
+        <w:spacing w:after="20"/>
+        <w:ind w:left="312" w:hanging="227"/>
+      </w:pPr>
+      <w:r>
+        <w:rPr>
+          <w:b w:val="0"/>
+          <w:i w:val="0"/>
+          <w:sz w:val="21"/>
+        </w:rPr>
+        <w:t xml:space="preserve">• We can </w:t>
+      </w:r>
+      <w:r>
+        <w:rPr>
+          <w:b/>
+          <w:i w:val="0"/>
+          <w:sz w:val="21"/>
+        </w:rPr>
+        <w:t>move</w:t>
+      </w:r>
+      <w:r>
+        <w:rPr>
+          <w:b w:val="0"/>
+          <w:i w:val="0"/>
+          <w:sz w:val="21"/>
+        </w:rPr>
+        <w:t xml:space="preserve"> a block to fix the order.</w:t>
+      </w:r>
+    </w:p>
+    <w:p>
+      <w:pPr>
+        <w:spacing w:after="20"/>
+        <w:ind w:left="312" w:hanging="227"/>
+      </w:pPr>
+      <w:r>
+        <w:rPr>
+          <w:b w:val="0"/>
+          <w:i w:val="0"/>
+          <w:sz w:val="21"/>
+        </w:rPr>
+        <w:t xml:space="preserve">• Sequence matters in </w:t>
+      </w:r>
+      <w:r>
+        <w:rPr>
+          <w:b/>
+          <w:i w:val="0"/>
+          <w:sz w:val="21"/>
+        </w:rPr>
+        <w:t>everything</w:t>
+      </w:r>
+      <w:r>
+        <w:rPr>
+          <w:b w:val="0"/>
+          <w:i w:val="0"/>
+          <w:sz w:val="21"/>
+        </w:rPr>
+        <w:t xml:space="preserve"> we do.</w:t>
+      </w:r>
+    </w:p>
+    <w:p>
+      <w:pPr>
+        <w:spacing w:after="20"/>
+        <w:ind w:left="312" w:hanging="227"/>
+      </w:pPr>
+      <w:r>
+        <w:rPr>
+          <w:b w:val="0"/>
+          <w:i w:val="0"/>
+          <w:sz w:val="21"/>
+        </w:rPr>
+        <w:t>• We number our steps: 1, 2, 3.</w:t>
+      </w:r>
+    </w:p>
+    <w:p>
+      <w:pPr>
+        <w:spacing w:after="20"/>
+        <w:ind w:left="312" w:hanging="227"/>
+      </w:pPr>
+      <w:r>
+        <w:rPr>
+          <w:b w:val="0"/>
+          <w:i w:val="0"/>
+          <w:sz w:val="21"/>
+        </w:rPr>
+        <w:t>• Good sequence makes programs work.</w:t>
+      </w:r>
+    </w:p>
+    <w:p>
+      <w:pPr>
+        <w:keepNext/>
+        <w:spacing w:after="20"/>
+      </w:pPr>
+      <w:r>
+        <w:rPr>
+          <w:b/>
+          <w:i w:val="0"/>
+          <w:color w:val="142C5A"/>
+          <w:sz w:val="21"/>
+        </w:rPr>
+        <w:t>Let us talk</w:t>
+      </w:r>
+    </w:p>
+    <w:p>
+      <w:pPr>
+        <w:spacing w:after="20"/>
+        <w:ind w:left="351" w:hanging="351"/>
+      </w:pPr>
+      <w:r>
+        <w:rPr>
+          <w:b w:val="0"/>
+          <w:i w:val="0"/>
+          <w:sz w:val="21"/>
+        </w:rPr>
+        <w:t>1. What is sequence?</w:t>
+      </w:r>
+    </w:p>
+    <w:p>
+      <w:pPr>
+        <w:spacing w:after="20"/>
+        <w:ind w:left="351" w:hanging="351"/>
+      </w:pPr>
+      <w:r>
+        <w:rPr>
+          <w:b w:val="0"/>
+          <w:i w:val="0"/>
+          <w:sz w:val="21"/>
+        </w:rPr>
+        <w:t>2. What comes first: socks or shoes?</w:t>
+      </w:r>
+    </w:p>
+    <w:p>
+      <w:pPr>
+        <w:spacing w:after="20"/>
+        <w:ind w:left="351" w:hanging="351"/>
+      </w:pPr>
+      <w:r>
+        <w:rPr>
+          <w:b w:val="0"/>
+          <w:i w:val="0"/>
+          <w:sz w:val="21"/>
+        </w:rPr>
+        <w:t>3. What do we do if the order is wrong?</w:t>
+      </w:r>
+    </w:p>
+    <w:p>
+      <w:pPr>
+        <w:keepNext/>
+        <w:spacing w:after="20"/>
+      </w:pPr>
+      <w:r>
+        <w:rPr>
+          <w:b/>
+          <w:i w:val="0"/>
+          <w:color w:val="142C5A"/>
+          <w:sz w:val="21"/>
+        </w:rPr>
+        <w:t>Words for my notebook</w:t>
+      </w:r>
+    </w:p>
+    <w:p>
+      <w:pPr>
+        <w:spacing w:after="20"/>
+        <w:ind w:left="312" w:hanging="227"/>
+      </w:pPr>
+      <w:r>
+        <w:rPr>
+          <w:b w:val="0"/>
+          <w:i w:val="0"/>
+          <w:sz w:val="21"/>
+        </w:rPr>
+        <w:t>• sequence — the order of steps</w:t>
+      </w:r>
+    </w:p>
+    <w:p>
+      <w:pPr>
+        <w:spacing w:after="20"/>
+        <w:ind w:left="312" w:hanging="227"/>
+      </w:pPr>
+      <w:r>
+        <w:rPr>
+          <w:b w:val="0"/>
+          <w:i w:val="0"/>
+          <w:sz w:val="21"/>
+        </w:rPr>
+        <w:t>• order — how things are arranged</w:t>
+      </w:r>
+    </w:p>
+    <w:p>
+      <w:pPr>
+        <w:spacing w:after="20"/>
+        <w:ind w:left="312" w:hanging="227"/>
+      </w:pPr>
+      <w:r>
+        <w:rPr>
+          <w:b w:val="0"/>
+          <w:i w:val="0"/>
+          <w:sz w:val="21"/>
+        </w:rPr>
+        <w:t>• fix — to make right</w:t>
+      </w:r>
+    </w:p>
+    <w:p>
+      <w:pPr>
+        <w:keepNext/>
+        <w:spacing w:after="20"/>
+      </w:pPr>
+      <w:r>
+        <w:rPr>
+          <w:b/>
+          <w:i w:val="0"/>
+          <w:color w:val="142C5A"/>
+          <w:sz w:val="21"/>
+        </w:rPr>
+        <w:t>Worksheet</w:t>
+      </w:r>
+    </w:p>
+    <w:p>
+      <w:pPr>
+        <w:spacing w:after="20"/>
+        <w:ind w:left="351" w:hanging="351"/>
+      </w:pPr>
+      <w:r>
+        <w:rPr>
+          <w:b w:val="0"/>
+          <w:i w:val="0"/>
+          <w:sz w:val="21"/>
+        </w:rPr>
+        <w:t>1. The order of steps is called ___.</w:t>
+      </w:r>
+    </w:p>
+    <w:p>
+      <w:pPr>
+        <w:spacing w:after="60"/>
+        <w:ind w:left="652" w:hanging="340"/>
+      </w:pPr>
+      <w:r>
+        <w:rPr>
+          <w:b w:val="0"/>
+          <w:i w:val="0"/>
+          <w:sz w:val="21"/>
+        </w:rPr>
+        <w:t>A) sequence B) silence C) science D) story</w:t>
+      </w:r>
+    </w:p>
+    <w:p>
+      <w:pPr>
+        <w:spacing w:after="20"/>
+        <w:ind w:left="351" w:hanging="351"/>
+      </w:pPr>
+      <w:r>
+        <w:rPr>
+          <w:b w:val="0"/>
+          <w:i w:val="0"/>
+          <w:sz w:val="21"/>
+        </w:rPr>
+        <w:t>2. We put on our shoes after our ___.</w:t>
+      </w:r>
+    </w:p>
+    <w:p>
+      <w:pPr>
+        <w:spacing w:after="60"/>
+        <w:ind w:left="652" w:hanging="340"/>
+      </w:pPr>
+      <w:r>
+        <w:rPr>
+          <w:b w:val="0"/>
+          <w:i w:val="0"/>
+          <w:sz w:val="21"/>
+        </w:rPr>
+        <w:t>A) socks B) stones C) trees D) clouds</w:t>
+      </w:r>
+    </w:p>
+    <w:p>
+      <w:pPr>
+        <w:spacing w:after="20"/>
+        <w:ind w:left="351" w:hanging="351"/>
+      </w:pPr>
+      <w:r>
+        <w:rPr>
+          <w:b w:val="0"/>
+          <w:i w:val="0"/>
+          <w:sz w:val="21"/>
+        </w:rPr>
+        <w:t>3. We wash our hands before we ___.</w:t>
+      </w:r>
+    </w:p>
+    <w:p>
+      <w:pPr>
+        <w:spacing w:after="60"/>
+        <w:ind w:left="652" w:hanging="340"/>
+      </w:pPr>
+      <w:r>
+        <w:rPr>
+          <w:b w:val="0"/>
+          <w:i w:val="0"/>
+          <w:sz w:val="21"/>
+        </w:rPr>
+        <w:t>A) eat B) sleep C) run D) sing</w:t>
+      </w:r>
+    </w:p>
+    <w:p>
+      <w:pPr>
+        <w:spacing w:after="20"/>
+        <w:ind w:left="351" w:hanging="351"/>
+      </w:pPr>
+      <w:r>
+        <w:rPr>
+          <w:b w:val="0"/>
+          <w:i w:val="0"/>
+          <w:sz w:val="21"/>
+        </w:rPr>
+        <w:t>4. If the order is wrong, the program does not ___.</w:t>
+      </w:r>
+    </w:p>
+    <w:p>
+      <w:pPr>
+        <w:spacing w:after="60"/>
+        <w:ind w:left="652" w:hanging="340"/>
+      </w:pPr>
+      <w:r>
+        <w:rPr>
+          <w:b w:val="0"/>
+          <w:i w:val="0"/>
+          <w:sz w:val="21"/>
+        </w:rPr>
+        <w:t>A) work B) sleep C) sing D) dance</w:t>
+      </w:r>
+    </w:p>
+    <w:p>
+      <w:pPr>
+        <w:spacing w:after="20"/>
+        <w:ind w:left="351" w:hanging="351"/>
+      </w:pPr>
+      <w:r>
+        <w:rPr>
+          <w:b w:val="0"/>
+          <w:i w:val="0"/>
+          <w:sz w:val="21"/>
+        </w:rPr>
+        <w:t>5. Fill in: To make right is to _____.</w:t>
+      </w:r>
+    </w:p>
+    <w:p>
+      <w:pPr>
+        <w:spacing w:after="20"/>
+        <w:ind w:left="351" w:hanging="351"/>
+      </w:pPr>
+      <w:r>
+        <w:rPr>
+          <w:b w:val="0"/>
+          <w:i w:val="0"/>
+          <w:sz w:val="21"/>
+        </w:rPr>
+        <w:t>6. Mention two steps in the right order.</w:t>
+      </w:r>
+    </w:p>
+    <w:p>
+      <w:pPr>
+        <w:spacing w:after="20"/>
+        <w:ind w:left="351" w:hanging="351"/>
+      </w:pPr>
+      <w:r>
+        <w:rPr>
+          <w:b w:val="0"/>
+          <w:i w:val="0"/>
+          <w:sz w:val="21"/>
+        </w:rPr>
+        <w:t>7. Write what sequence is.</w:t>
+      </w:r>
+    </w:p>
+    <w:p>
+      <w:pPr>
+        <w:keepNext/>
+        <w:spacing w:after="20"/>
+      </w:pPr>
+      <w:r>
+        <w:rPr>
+          <w:b/>
+          <w:i w:val="0"/>
+          <w:color w:val="142C5A"/>
+          <w:sz w:val="21"/>
+        </w:rPr>
+        <w:t>My own work</w:t>
+      </w:r>
+    </w:p>
+    <w:p>
+      <w:pPr>
+        <w:spacing w:after="20"/>
+        <w:ind w:left="312" w:hanging="227"/>
+      </w:pPr>
+      <w:r>
+        <w:rPr>
+          <w:b w:val="0"/>
+          <w:i w:val="0"/>
+          <w:sz w:val="21"/>
+        </w:rPr>
+        <w:t>• Draw and colour three steps in the right order.</w:t>
+      </w:r>
+    </w:p>
+    <w:p>
+      <w:pPr>
+        <w:spacing w:after="60"/>
+        <w:pBdr>
+          <w:bottom w:val="single" w:sz="6" w:color="BBBBBB"/>
+        </w:pBdr>
+      </w:pPr>
+    </w:p>
+    <w:p>
+      <w:pPr>
+        <w:spacing w:after="60"/>
+        <w:pBdr>
+          <w:bottom w:val="single" w:sz="6" w:color="BBBBBB"/>
+        </w:pBdr>
+      </w:pPr>
+    </w:p>
+    <w:p>
+      <w:pPr>
         <w:spacing w:after="0"/>
       </w:pPr>
       <w:r>
@@ -7687,6 +13597,1205 @@
           <w:sz w:val="21"/>
         </w:rPr>
         <w:t>45. What is the difference between living and non-living things? (2 marks)</w:t>
+      </w:r>
+    </w:p>
+    <w:p>
+      <w:pPr>
+        <w:spacing w:after="60"/>
+        <w:pBdr>
+          <w:bottom w:val="single" w:sz="6" w:color="BBBBBB"/>
+        </w:pBdr>
+      </w:pPr>
+    </w:p>
+    <w:p>
+      <w:pPr>
+        <w:spacing w:after="60"/>
+        <w:pBdr>
+          <w:bottom w:val="single" w:sz="6" w:color="BBBBBB"/>
+        </w:pBdr>
+      </w:pPr>
+    </w:p>
+    <w:p>
+      <w:pPr>
+        <w:spacing w:after="0"/>
+      </w:pPr>
+      <w:r>
+        <w:br w:type="page"/>
+      </w:r>
+    </w:p>
+    <w:p>
+      <w:pPr>
+        <w:pStyle w:val="Heading1"/>
+        <w:keepNext/>
+        <w:spacing w:before="80" w:after="80"/>
+      </w:pPr>
+      <w:r>
+        <w:rPr>
+          <w:b/>
+          <w:i w:val="0"/>
+          <w:color w:val="142C5A"/>
+          <w:sz w:val="33"/>
+        </w:rPr>
+        <w:t>EXAMINATION PRACTICE — BASIC DIGITAL LITERACY (PRIMARY 2 · 3RD TERM)</w:t>
+      </w:r>
+    </w:p>
+    <w:p>
+      <w:r>
+        <w:rPr>
+          <w:b/>
+          <w:i w:val="0"/>
+          <w:sz w:val="21"/>
+        </w:rPr>
+        <w:t>Time:</w:t>
+      </w:r>
+      <w:r>
+        <w:rPr>
+          <w:b w:val="0"/>
+          <w:i w:val="0"/>
+          <w:sz w:val="21"/>
+        </w:rPr>
+        <w:t xml:space="preserve"> 1 hour · </w:t>
+      </w:r>
+      <w:r>
+        <w:rPr>
+          <w:b/>
+          <w:i w:val="0"/>
+          <w:sz w:val="21"/>
+        </w:rPr>
+        <w:t>Total: 50 marks</w:t>
+      </w:r>
+    </w:p>
+    <w:p>
+      <w:pPr>
+        <w:keepNext/>
+        <w:spacing w:before="240" w:after="60"/>
+      </w:pPr>
+      <w:r>
+        <w:rPr>
+          <w:b/>
+          <w:i w:val="0"/>
+          <w:color w:val="142C5A"/>
+          <w:sz w:val="27"/>
+        </w:rPr>
+        <w:t>SECTION A — OBJECTIVE (30 MARKS)</w:t>
+      </w:r>
+    </w:p>
+    <w:p>
+      <w:r>
+        <w:rPr>
+          <w:b w:val="0"/>
+          <w:i w:val="0"/>
+          <w:sz w:val="21"/>
+        </w:rPr>
+        <w:t>Choose the correct option and ring the letter.</w:t>
+      </w:r>
+    </w:p>
+    <w:p>
+      <w:pPr>
+        <w:spacing w:after="20"/>
+        <w:ind w:left="351" w:hanging="351"/>
+      </w:pPr>
+      <w:r>
+        <w:rPr>
+          <w:b w:val="0"/>
+          <w:i w:val="0"/>
+          <w:sz w:val="21"/>
+        </w:rPr>
+        <w:t>1. A trick to steal our information is ___</w:t>
+      </w:r>
+    </w:p>
+    <w:p>
+      <w:pPr>
+        <w:spacing w:after="60"/>
+        <w:ind w:left="652" w:hanging="340"/>
+      </w:pPr>
+      <w:r>
+        <w:rPr>
+          <w:b w:val="0"/>
+          <w:i w:val="0"/>
+          <w:sz w:val="21"/>
+        </w:rPr>
+        <w:t>A) phishing   B) pushing   C) washing   D) fishing</w:t>
+      </w:r>
+    </w:p>
+    <w:p>
+      <w:pPr>
+        <w:spacing w:after="20"/>
+        <w:ind w:left="351" w:hanging="351"/>
+      </w:pPr>
+      <w:r>
+        <w:rPr>
+          <w:b w:val="0"/>
+          <w:i w:val="0"/>
+          <w:sz w:val="21"/>
+        </w:rPr>
+        <w:t>2. A phishing message may ask for a ___ or money</w:t>
+      </w:r>
+    </w:p>
+    <w:p>
+      <w:pPr>
+        <w:spacing w:after="60"/>
+        <w:ind w:left="652" w:hanging="340"/>
+      </w:pPr>
+      <w:r>
+        <w:rPr>
+          <w:b w:val="0"/>
+          <w:i w:val="0"/>
+          <w:sz w:val="21"/>
+        </w:rPr>
+        <w:t>A) plate   B) pencil   C) pillow   D) password</w:t>
+      </w:r>
+    </w:p>
+    <w:p>
+      <w:pPr>
+        <w:spacing w:after="20"/>
+        <w:ind w:left="351" w:hanging="351"/>
+      </w:pPr>
+      <w:r>
+        <w:rPr>
+          <w:b w:val="0"/>
+          <w:i w:val="0"/>
+          <w:sz w:val="21"/>
+        </w:rPr>
+        <w:t>3. It may say "You have ___ a prize."</w:t>
+      </w:r>
+    </w:p>
+    <w:p>
+      <w:pPr>
+        <w:spacing w:after="60"/>
+        <w:ind w:left="652" w:hanging="340"/>
+      </w:pPr>
+      <w:r>
+        <w:rPr>
+          <w:b w:val="0"/>
+          <w:i w:val="0"/>
+          <w:sz w:val="21"/>
+        </w:rPr>
+        <w:t>A) hidden   B) won   C) lost   D) broken</w:t>
+      </w:r>
+    </w:p>
+    <w:p>
+      <w:pPr>
+        <w:spacing w:after="20"/>
+        <w:ind w:left="351" w:hanging="351"/>
+      </w:pPr>
+      <w:r>
+        <w:rPr>
+          <w:b w:val="0"/>
+          <w:i w:val="0"/>
+          <w:sz w:val="21"/>
+        </w:rPr>
+        <w:t>4. We do not click ___ links</w:t>
+      </w:r>
+    </w:p>
+    <w:p>
+      <w:pPr>
+        <w:spacing w:after="60"/>
+        <w:ind w:left="652" w:hanging="340"/>
+      </w:pPr>
+      <w:r>
+        <w:rPr>
+          <w:b w:val="0"/>
+          <w:i w:val="0"/>
+          <w:sz w:val="21"/>
+        </w:rPr>
+        <w:t>A) strange   B) kind   C) good   D) safe</w:t>
+      </w:r>
+    </w:p>
+    <w:p>
+      <w:pPr>
+        <w:spacing w:after="20"/>
+        <w:ind w:left="351" w:hanging="351"/>
+      </w:pPr>
+      <w:r>
+        <w:rPr>
+          <w:b w:val="0"/>
+          <w:i w:val="0"/>
+          <w:sz w:val="21"/>
+        </w:rPr>
+        <w:t>5. Using a phone or computer to be unkind is ___</w:t>
+      </w:r>
+    </w:p>
+    <w:p>
+      <w:pPr>
+        <w:spacing w:after="60"/>
+        <w:ind w:left="652" w:hanging="340"/>
+      </w:pPr>
+      <w:r>
+        <w:rPr>
+          <w:b w:val="0"/>
+          <w:i w:val="0"/>
+          <w:sz w:val="21"/>
+        </w:rPr>
+        <w:t>A) kindness   B) sharing   C) cyberbullying   D) helping</w:t>
+      </w:r>
+    </w:p>
+    <w:p>
+      <w:pPr>
+        <w:spacing w:after="20"/>
+        <w:ind w:left="351" w:hanging="351"/>
+      </w:pPr>
+      <w:r>
+        <w:rPr>
+          <w:b w:val="0"/>
+          <w:i w:val="0"/>
+          <w:sz w:val="21"/>
+        </w:rPr>
+        <w:t>6. Cyberbullying makes people feel ___</w:t>
+      </w:r>
+    </w:p>
+    <w:p>
+      <w:pPr>
+        <w:spacing w:after="60"/>
+        <w:ind w:left="652" w:hanging="340"/>
+      </w:pPr>
+      <w:r>
+        <w:rPr>
+          <w:b w:val="0"/>
+          <w:i w:val="0"/>
+          <w:sz w:val="21"/>
+        </w:rPr>
+        <w:t>A) glad   B) proud   C) happy   D) sad</w:t>
+      </w:r>
+    </w:p>
+    <w:p>
+      <w:pPr>
+        <w:spacing w:after="20"/>
+        <w:ind w:left="351" w:hanging="351"/>
+      </w:pPr>
+      <w:r>
+        <w:rPr>
+          <w:b w:val="0"/>
+          <w:i w:val="0"/>
+          <w:sz w:val="21"/>
+        </w:rPr>
+        <w:t>7. Cyberbullying is ___</w:t>
+      </w:r>
+    </w:p>
+    <w:p>
+      <w:pPr>
+        <w:spacing w:after="60"/>
+        <w:ind w:left="652" w:hanging="340"/>
+      </w:pPr>
+      <w:r>
+        <w:rPr>
+          <w:b w:val="0"/>
+          <w:i w:val="0"/>
+          <w:sz w:val="21"/>
+        </w:rPr>
+        <w:t>A) wrong   B) right   C) good   D) kind</w:t>
+      </w:r>
+    </w:p>
+    <w:p>
+      <w:pPr>
+        <w:spacing w:after="20"/>
+        <w:ind w:left="351" w:hanging="351"/>
+      </w:pPr>
+      <w:r>
+        <w:rPr>
+          <w:b w:val="0"/>
+          <w:i w:val="0"/>
+          <w:sz w:val="21"/>
+        </w:rPr>
+        <w:t>8. We tell a ___ if someone is unkind to us</w:t>
+      </w:r>
+    </w:p>
+    <w:p>
+      <w:pPr>
+        <w:spacing w:after="60"/>
+        <w:ind w:left="652" w:hanging="340"/>
+      </w:pPr>
+      <w:r>
+        <w:rPr>
+          <w:b w:val="0"/>
+          <w:i w:val="0"/>
+          <w:sz w:val="21"/>
+        </w:rPr>
+        <w:t>A) stranger   B) thief   C) grown-up   D) baby</w:t>
+      </w:r>
+    </w:p>
+    <w:p>
+      <w:pPr>
+        <w:spacing w:after="20"/>
+        <w:ind w:left="351" w:hanging="351"/>
+      </w:pPr>
+      <w:r>
+        <w:rPr>
+          <w:b w:val="0"/>
+          <w:i w:val="0"/>
+          <w:sz w:val="21"/>
+        </w:rPr>
+        <w:t>9. Including everyone is ___</w:t>
+      </w:r>
+    </w:p>
+    <w:p>
+      <w:pPr>
+        <w:spacing w:after="60"/>
+        <w:ind w:left="652" w:hanging="340"/>
+      </w:pPr>
+      <w:r>
+        <w:rPr>
+          <w:b w:val="0"/>
+          <w:i w:val="0"/>
+          <w:sz w:val="21"/>
+        </w:rPr>
+        <w:t>A) leaving out   B) inclusivity   C) excluding   D) hiding</w:t>
+      </w:r>
+    </w:p>
+    <w:p>
+      <w:pPr>
+        <w:spacing w:after="20"/>
+        <w:ind w:left="351" w:hanging="351"/>
+      </w:pPr>
+      <w:r>
+        <w:rPr>
+          <w:b w:val="0"/>
+          <w:i w:val="0"/>
+          <w:sz w:val="21"/>
+        </w:rPr>
+        <w:t>10. We show people of different ___</w:t>
+      </w:r>
+    </w:p>
+    <w:p>
+      <w:pPr>
+        <w:spacing w:after="60"/>
+        <w:ind w:left="652" w:hanging="340"/>
+      </w:pPr>
+      <w:r>
+        <w:rPr>
+          <w:b w:val="0"/>
+          <w:i w:val="0"/>
+          <w:sz w:val="21"/>
+        </w:rPr>
+        <w:t>A) clouds   B) stones   C) trees   D) colours</w:t>
+      </w:r>
+    </w:p>
+    <w:p>
+      <w:pPr>
+        <w:spacing w:after="20"/>
+        <w:ind w:left="351" w:hanging="351"/>
+      </w:pPr>
+      <w:r>
+        <w:rPr>
+          <w:b w:val="0"/>
+          <w:i w:val="0"/>
+          <w:sz w:val="21"/>
+        </w:rPr>
+        <w:t>11. We show ___ and girls together</w:t>
+      </w:r>
+    </w:p>
+    <w:p>
+      <w:pPr>
+        <w:spacing w:after="60"/>
+        <w:ind w:left="652" w:hanging="340"/>
+      </w:pPr>
+      <w:r>
+        <w:rPr>
+          <w:b w:val="0"/>
+          <w:i w:val="0"/>
+          <w:sz w:val="21"/>
+        </w:rPr>
+        <w:t>A) stones   B) clouds   C) boys   D) trees</w:t>
+      </w:r>
+    </w:p>
+    <w:p>
+      <w:pPr>
+        <w:spacing w:after="20"/>
+        <w:ind w:left="351" w:hanging="351"/>
+      </w:pPr>
+      <w:r>
+        <w:rPr>
+          <w:b w:val="0"/>
+          <w:i w:val="0"/>
+          <w:sz w:val="21"/>
+        </w:rPr>
+        <w:t>12. We use ___ words about everyone</w:t>
+      </w:r>
+    </w:p>
+    <w:p>
+      <w:pPr>
+        <w:spacing w:after="60"/>
+        <w:ind w:left="652" w:hanging="340"/>
+      </w:pPr>
+      <w:r>
+        <w:rPr>
+          <w:b w:val="0"/>
+          <w:i w:val="0"/>
+          <w:sz w:val="21"/>
+        </w:rPr>
+        <w:t>A) angry   B) kind   C) mean   D) rude</w:t>
+      </w:r>
+    </w:p>
+    <w:p>
+      <w:pPr>
+        <w:spacing w:after="20"/>
+        <w:ind w:left="351" w:hanging="351"/>
+      </w:pPr>
+      <w:r>
+        <w:rPr>
+          <w:b w:val="0"/>
+          <w:i w:val="0"/>
+          <w:sz w:val="21"/>
+        </w:rPr>
+        <w:t>13. Telling a computer what to do is ___</w:t>
+      </w:r>
+    </w:p>
+    <w:p>
+      <w:pPr>
+        <w:spacing w:after="60"/>
+        <w:ind w:left="652" w:hanging="340"/>
+      </w:pPr>
+      <w:r>
+        <w:rPr>
+          <w:b w:val="0"/>
+          <w:i w:val="0"/>
+          <w:sz w:val="21"/>
+        </w:rPr>
+        <w:t>A) programming   B) sleeping   C) playing   D) eating</w:t>
+      </w:r>
+    </w:p>
+    <w:p>
+      <w:pPr>
+        <w:spacing w:after="20"/>
+        <w:ind w:left="351" w:hanging="351"/>
+      </w:pPr>
+      <w:r>
+        <w:rPr>
+          <w:b w:val="0"/>
+          <w:i w:val="0"/>
+          <w:sz w:val="21"/>
+        </w:rPr>
+        <w:t>14. We give the computer ___</w:t>
+      </w:r>
+    </w:p>
+    <w:p>
+      <w:pPr>
+        <w:spacing w:after="60"/>
+        <w:ind w:left="652" w:hanging="340"/>
+      </w:pPr>
+      <w:r>
+        <w:rPr>
+          <w:b w:val="0"/>
+          <w:i w:val="0"/>
+          <w:sz w:val="21"/>
+        </w:rPr>
+        <w:t>A) trees   B) clouds   C) stones   D) instructions</w:t>
+      </w:r>
+    </w:p>
+    <w:p>
+      <w:pPr>
+        <w:spacing w:after="20"/>
+        <w:ind w:left="351" w:hanging="351"/>
+      </w:pPr>
+      <w:r>
+        <w:rPr>
+          <w:b w:val="0"/>
+          <w:i w:val="0"/>
+          <w:sz w:val="21"/>
+        </w:rPr>
+        <w:t>15. A list of instructions is called a ___</w:t>
+      </w:r>
+    </w:p>
+    <w:p>
+      <w:pPr>
+        <w:spacing w:after="60"/>
+        <w:ind w:left="652" w:hanging="340"/>
+      </w:pPr>
+      <w:r>
+        <w:rPr>
+          <w:b w:val="0"/>
+          <w:i w:val="0"/>
+          <w:sz w:val="21"/>
+        </w:rPr>
+        <w:t>A) song   B) game   C) program   D) story</w:t>
+      </w:r>
+    </w:p>
+    <w:p>
+      <w:pPr>
+        <w:spacing w:after="20"/>
+        <w:ind w:left="351" w:hanging="351"/>
+      </w:pPr>
+      <w:r>
+        <w:rPr>
+          <w:b w:val="0"/>
+          <w:i w:val="0"/>
+          <w:sz w:val="21"/>
+        </w:rPr>
+        <w:t>16. Instructions must be in the ___ order</w:t>
+      </w:r>
+    </w:p>
+    <w:p>
+      <w:pPr>
+        <w:spacing w:after="60"/>
+        <w:ind w:left="652" w:hanging="340"/>
+      </w:pPr>
+      <w:r>
+        <w:rPr>
+          <w:b w:val="0"/>
+          <w:i w:val="0"/>
+          <w:sz w:val="21"/>
+        </w:rPr>
+        <w:t>A) right   B) no   C) wrong   D) mixed</w:t>
+      </w:r>
+    </w:p>
+    <w:p>
+      <w:pPr>
+        <w:spacing w:after="20"/>
+        <w:ind w:left="351" w:hanging="351"/>
+      </w:pPr>
+      <w:r>
+        <w:rPr>
+          <w:b w:val="0"/>
+          <w:i w:val="0"/>
+          <w:sz w:val="21"/>
+        </w:rPr>
+        <w:t>17. A place where we make programs is ___</w:t>
+      </w:r>
+    </w:p>
+    <w:p>
+      <w:pPr>
+        <w:spacing w:after="60"/>
+        <w:ind w:left="652" w:hanging="340"/>
+      </w:pPr>
+      <w:r>
+        <w:rPr>
+          <w:b w:val="0"/>
+          <w:i w:val="0"/>
+          <w:sz w:val="21"/>
+        </w:rPr>
+        <w:t>A) cloud   B) Scratch   C) tree   D) stone</w:t>
+      </w:r>
+    </w:p>
+    <w:p>
+      <w:pPr>
+        <w:spacing w:after="20"/>
+        <w:ind w:left="351" w:hanging="351"/>
+      </w:pPr>
+      <w:r>
+        <w:rPr>
+          <w:b w:val="0"/>
+          <w:i w:val="0"/>
+          <w:sz w:val="21"/>
+        </w:rPr>
+        <w:t>18. In Scratch we use ___</w:t>
+      </w:r>
+    </w:p>
+    <w:p>
+      <w:pPr>
+        <w:spacing w:after="60"/>
+        <w:ind w:left="652" w:hanging="340"/>
+      </w:pPr>
+      <w:r>
+        <w:rPr>
+          <w:b w:val="0"/>
+          <w:i w:val="0"/>
+          <w:sz w:val="21"/>
+        </w:rPr>
+        <w:t>A) clouds   B) trees   C) stones   D) blocks</w:t>
+      </w:r>
+    </w:p>
+    <w:p>
+      <w:pPr>
+        <w:spacing w:after="20"/>
+        <w:ind w:left="351" w:hanging="351"/>
+      </w:pPr>
+      <w:r>
+        <w:rPr>
+          <w:b w:val="0"/>
+          <w:i w:val="0"/>
+          <w:sz w:val="21"/>
+        </w:rPr>
+        <w:t>19. The ___ is the character we move</w:t>
+      </w:r>
+    </w:p>
+    <w:p>
+      <w:pPr>
+        <w:spacing w:after="60"/>
+        <w:ind w:left="652" w:hanging="340"/>
+      </w:pPr>
+      <w:r>
+        <w:rPr>
+          <w:b w:val="0"/>
+          <w:i w:val="0"/>
+          <w:sz w:val="21"/>
+        </w:rPr>
+        <w:t>A) sprite   B) cloud   C) stone   D) tree</w:t>
+      </w:r>
+    </w:p>
+    <w:p>
+      <w:pPr>
+        <w:spacing w:after="20"/>
+        <w:ind w:left="351" w:hanging="351"/>
+      </w:pPr>
+      <w:r>
+        <w:rPr>
+          <w:b w:val="0"/>
+          <w:i w:val="0"/>
+          <w:sz w:val="21"/>
+        </w:rPr>
+        <w:t>20. We use the ___ flag to start</w:t>
+      </w:r>
+    </w:p>
+    <w:p>
+      <w:pPr>
+        <w:spacing w:after="60"/>
+        <w:ind w:left="652" w:hanging="340"/>
+      </w:pPr>
+      <w:r>
+        <w:rPr>
+          <w:b w:val="0"/>
+          <w:i w:val="0"/>
+          <w:sz w:val="21"/>
+        </w:rPr>
+        <w:t>A) black   B) green   C) red   D) blue</w:t>
+      </w:r>
+    </w:p>
+    <w:p>
+      <w:pPr>
+        <w:spacing w:after="20"/>
+        <w:ind w:left="351" w:hanging="351"/>
+      </w:pPr>
+      <w:r>
+        <w:rPr>
+          <w:b w:val="0"/>
+          <w:i w:val="0"/>
+          <w:sz w:val="21"/>
+        </w:rPr>
+        <w:t>21. We ___ blocks to the work area</w:t>
+      </w:r>
+    </w:p>
+    <w:p>
+      <w:pPr>
+        <w:spacing w:after="60"/>
+        <w:ind w:left="652" w:hanging="340"/>
+      </w:pPr>
+      <w:r>
+        <w:rPr>
+          <w:b w:val="0"/>
+          <w:i w:val="0"/>
+          <w:sz w:val="21"/>
+        </w:rPr>
+        <w:t>A) burn   B) hide   C) break   D) drag</w:t>
+      </w:r>
+    </w:p>
+    <w:p>
+      <w:pPr>
+        <w:spacing w:after="20"/>
+        <w:ind w:left="351" w:hanging="351"/>
+      </w:pPr>
+      <w:r>
+        <w:rPr>
+          <w:b w:val="0"/>
+          <w:i w:val="0"/>
+          <w:sz w:val="21"/>
+        </w:rPr>
+        <w:t>22. We ___ blocks together</w:t>
+      </w:r>
+    </w:p>
+    <w:p>
+      <w:pPr>
+        <w:spacing w:after="60"/>
+        <w:ind w:left="652" w:hanging="340"/>
+      </w:pPr>
+      <w:r>
+        <w:rPr>
+          <w:b w:val="0"/>
+          <w:i w:val="0"/>
+          <w:sz w:val="21"/>
+        </w:rPr>
+        <w:t>A) burn   B) break   C) snap   D) hide</w:t>
+      </w:r>
+    </w:p>
+    <w:p>
+      <w:pPr>
+        <w:spacing w:after="20"/>
+        <w:ind w:left="351" w:hanging="351"/>
+      </w:pPr>
+      <w:r>
+        <w:rPr>
+          <w:b w:val="0"/>
+          <w:i w:val="0"/>
+          <w:sz w:val="21"/>
+        </w:rPr>
+        <w:t>23. "Move 10 steps" makes the sprite ___</w:t>
+      </w:r>
+    </w:p>
+    <w:p>
+      <w:pPr>
+        <w:spacing w:after="60"/>
+        <w:ind w:left="652" w:hanging="340"/>
+      </w:pPr>
+      <w:r>
+        <w:rPr>
+          <w:b w:val="0"/>
+          <w:i w:val="0"/>
+          <w:sz w:val="21"/>
+        </w:rPr>
+        <w:t>A) sleep   B) move   C) stop   D) hide</w:t>
+      </w:r>
+    </w:p>
+    <w:p>
+      <w:pPr>
+        <w:spacing w:after="20"/>
+        <w:ind w:left="351" w:hanging="351"/>
+      </w:pPr>
+      <w:r>
+        <w:rPr>
+          <w:b w:val="0"/>
+          <w:i w:val="0"/>
+          <w:sz w:val="21"/>
+        </w:rPr>
+        <w:t>24. "Say hello" makes the sprite ___</w:t>
+      </w:r>
+    </w:p>
+    <w:p>
+      <w:pPr>
+        <w:spacing w:after="60"/>
+        <w:ind w:left="652" w:hanging="340"/>
+      </w:pPr>
+      <w:r>
+        <w:rPr>
+          <w:b w:val="0"/>
+          <w:i w:val="0"/>
+          <w:sz w:val="21"/>
+        </w:rPr>
+        <w:t>A) talk   B) hide   C) sleep   D) stop</w:t>
+      </w:r>
+    </w:p>
+    <w:p>
+      <w:pPr>
+        <w:spacing w:after="20"/>
+        <w:ind w:left="351" w:hanging="351"/>
+      </w:pPr>
+      <w:r>
+        <w:rPr>
+          <w:b w:val="0"/>
+          <w:i w:val="0"/>
+          <w:sz w:val="21"/>
+        </w:rPr>
+        <w:t>25. The "turn 15 degrees" block makes the sprite ___</w:t>
+      </w:r>
+    </w:p>
+    <w:p>
+      <w:pPr>
+        <w:spacing w:after="60"/>
+        <w:ind w:left="652" w:hanging="340"/>
+      </w:pPr>
+      <w:r>
+        <w:rPr>
+          <w:b w:val="0"/>
+          <w:i w:val="0"/>
+          <w:sz w:val="21"/>
+        </w:rPr>
+        <w:t>A) sleep   B) hide   C) turn   D) stop</w:t>
+      </w:r>
+    </w:p>
+    <w:p>
+      <w:pPr>
+        <w:spacing w:after="20"/>
+        <w:ind w:left="351" w:hanging="351"/>
+      </w:pPr>
+      <w:r>
+        <w:rPr>
+          <w:b w:val="0"/>
+          <w:i w:val="0"/>
+          <w:sz w:val="21"/>
+        </w:rPr>
+        <w:t>26. "Repeat 10" does something ___ times</w:t>
+      </w:r>
+    </w:p>
+    <w:p>
+      <w:pPr>
+        <w:spacing w:after="60"/>
+        <w:ind w:left="652" w:hanging="340"/>
+      </w:pPr>
+      <w:r>
+        <w:rPr>
+          <w:b w:val="0"/>
+          <w:i w:val="0"/>
+          <w:sz w:val="21"/>
+        </w:rPr>
+        <w:t>A) three   B) two   C) one   D) ten</w:t>
+      </w:r>
+    </w:p>
+    <w:p>
+      <w:pPr>
+        <w:spacing w:after="20"/>
+        <w:ind w:left="351" w:hanging="351"/>
+      </w:pPr>
+      <w:r>
+        <w:rPr>
+          <w:b w:val="0"/>
+          <w:i w:val="0"/>
+          <w:sz w:val="21"/>
+        </w:rPr>
+        <w:t>27. We can change the ___ of the sprite</w:t>
+      </w:r>
+    </w:p>
+    <w:p>
+      <w:pPr>
+        <w:spacing w:after="60"/>
+        <w:ind w:left="652" w:hanging="340"/>
+      </w:pPr>
+      <w:r>
+        <w:rPr>
+          <w:b w:val="0"/>
+          <w:i w:val="0"/>
+          <w:sz w:val="21"/>
+        </w:rPr>
+        <w:t>A) stone   B) colour   C) cloud   D) tree</w:t>
+      </w:r>
+    </w:p>
+    <w:p>
+      <w:pPr>
+        <w:spacing w:after="0"/>
+      </w:pPr>
+      <w:r>
+        <w:br w:type="page"/>
+      </w:r>
+    </w:p>
+    <w:p>
+      <w:pPr>
+        <w:spacing w:after="20"/>
+        <w:ind w:left="351" w:hanging="351"/>
+      </w:pPr>
+      <w:r>
+        <w:rPr>
+          <w:b w:val="0"/>
+          <w:i w:val="0"/>
+          <w:sz w:val="21"/>
+        </w:rPr>
+        <w:t>28. We ___ our program often</w:t>
+      </w:r>
+    </w:p>
+    <w:p>
+      <w:pPr>
+        <w:spacing w:after="60"/>
+        <w:ind w:left="652" w:hanging="340"/>
+      </w:pPr>
+      <w:r>
+        <w:rPr>
+          <w:b w:val="0"/>
+          <w:i w:val="0"/>
+          <w:sz w:val="21"/>
+        </w:rPr>
+        <w:t>A) test   B) hide   C) break   D) burn</w:t>
+      </w:r>
+    </w:p>
+    <w:p>
+      <w:pPr>
+        <w:spacing w:after="20"/>
+        <w:ind w:left="351" w:hanging="351"/>
+      </w:pPr>
+      <w:r>
+        <w:rPr>
+          <w:b w:val="0"/>
+          <w:i w:val="0"/>
+          <w:sz w:val="21"/>
+        </w:rPr>
+        <w:t>29. The order of steps is called ___</w:t>
+      </w:r>
+    </w:p>
+    <w:p>
+      <w:pPr>
+        <w:spacing w:after="60"/>
+        <w:ind w:left="652" w:hanging="340"/>
+      </w:pPr>
+      <w:r>
+        <w:rPr>
+          <w:b w:val="0"/>
+          <w:i w:val="0"/>
+          <w:sz w:val="21"/>
+        </w:rPr>
+        <w:t>A) silence   B) science   C) story   D) sequence</w:t>
+      </w:r>
+    </w:p>
+    <w:p>
+      <w:pPr>
+        <w:spacing w:after="20"/>
+        <w:ind w:left="351" w:hanging="351"/>
+      </w:pPr>
+      <w:r>
+        <w:rPr>
+          <w:b w:val="0"/>
+          <w:i w:val="0"/>
+          <w:sz w:val="21"/>
+        </w:rPr>
+        <w:t>30. We put on our shoes after our ___</w:t>
+      </w:r>
+    </w:p>
+    <w:p>
+      <w:pPr>
+        <w:spacing w:after="60"/>
+        <w:ind w:left="652" w:hanging="340"/>
+      </w:pPr>
+      <w:r>
+        <w:rPr>
+          <w:b w:val="0"/>
+          <w:i w:val="0"/>
+          <w:sz w:val="21"/>
+        </w:rPr>
+        <w:t>A) clouds   B) trees   C) socks   D) stones</w:t>
+      </w:r>
+    </w:p>
+    <w:p>
+      <w:pPr>
+        <w:keepNext/>
+        <w:spacing w:before="240" w:after="60"/>
+      </w:pPr>
+      <w:r>
+        <w:rPr>
+          <w:b/>
+          <w:i w:val="0"/>
+          <w:color w:val="142C5A"/>
+          <w:sz w:val="27"/>
+        </w:rPr>
+        <w:t>SECTION B — SUB-OBJECTIVE (10 MARKS)</w:t>
+      </w:r>
+    </w:p>
+    <w:p>
+      <w:r>
+        <w:rPr>
+          <w:b w:val="0"/>
+          <w:i w:val="0"/>
+          <w:sz w:val="21"/>
+        </w:rPr>
+        <w:t>Answer briefly.</w:t>
+      </w:r>
+    </w:p>
+    <w:p>
+      <w:pPr>
+        <w:spacing w:after="20"/>
+        <w:ind w:left="351" w:hanging="351"/>
+      </w:pPr>
+      <w:r>
+        <w:rPr>
+          <w:b w:val="0"/>
+          <w:i w:val="0"/>
+          <w:sz w:val="21"/>
+        </w:rPr>
+        <w:t>31. Name two things a phishing message may ask for</w:t>
+      </w:r>
+    </w:p>
+    <w:p>
+      <w:pPr>
+        <w:spacing w:after="20"/>
+        <w:ind w:left="351" w:hanging="351"/>
+      </w:pPr>
+      <w:r>
+        <w:rPr>
+          <w:b w:val="0"/>
+          <w:i w:val="0"/>
+          <w:sz w:val="21"/>
+        </w:rPr>
+        <w:t>32. Name two things that are cyberbullying</w:t>
+      </w:r>
+    </w:p>
+    <w:p>
+      <w:pPr>
+        <w:spacing w:after="20"/>
+        <w:ind w:left="351" w:hanging="351"/>
+      </w:pPr>
+      <w:r>
+        <w:rPr>
+          <w:b w:val="0"/>
+          <w:i w:val="0"/>
+          <w:sz w:val="21"/>
+        </w:rPr>
+        <w:t>33. Name two groups we should include</w:t>
+      </w:r>
+    </w:p>
+    <w:p>
+      <w:pPr>
+        <w:spacing w:after="20"/>
+        <w:ind w:left="351" w:hanging="351"/>
+      </w:pPr>
+      <w:r>
+        <w:rPr>
+          <w:b w:val="0"/>
+          <w:i w:val="0"/>
+          <w:sz w:val="21"/>
+        </w:rPr>
+        <w:t>34. Name two steps in order</w:t>
+      </w:r>
+    </w:p>
+    <w:p>
+      <w:pPr>
+        <w:spacing w:after="20"/>
+        <w:ind w:left="351" w:hanging="351"/>
+      </w:pPr>
+      <w:r>
+        <w:rPr>
+          <w:b w:val="0"/>
+          <w:i w:val="0"/>
+          <w:sz w:val="21"/>
+        </w:rPr>
+        <w:t>35. Name two parts of Scratch</w:t>
+      </w:r>
+    </w:p>
+    <w:p>
+      <w:pPr>
+        <w:spacing w:after="20"/>
+        <w:ind w:left="351" w:hanging="351"/>
+      </w:pPr>
+      <w:r>
+        <w:rPr>
+          <w:b w:val="0"/>
+          <w:i w:val="0"/>
+          <w:sz w:val="21"/>
+        </w:rPr>
+        <w:t>36. Name two Scratch blocks</w:t>
+      </w:r>
+    </w:p>
+    <w:p>
+      <w:pPr>
+        <w:spacing w:after="20"/>
+        <w:ind w:left="351" w:hanging="351"/>
+      </w:pPr>
+      <w:r>
+        <w:rPr>
+          <w:b w:val="0"/>
+          <w:i w:val="0"/>
+          <w:sz w:val="21"/>
+        </w:rPr>
+        <w:t>37. Name two things we can add to a program</w:t>
+      </w:r>
+    </w:p>
+    <w:p>
+      <w:pPr>
+        <w:spacing w:after="20"/>
+        <w:ind w:left="351" w:hanging="351"/>
+      </w:pPr>
+      <w:r>
+        <w:rPr>
+          <w:b w:val="0"/>
+          <w:i w:val="0"/>
+          <w:sz w:val="21"/>
+        </w:rPr>
+        <w:t>38. Name two steps in the right order</w:t>
+      </w:r>
+    </w:p>
+    <w:p>
+      <w:pPr>
+        <w:spacing w:after="20"/>
+        <w:ind w:left="351" w:hanging="351"/>
+      </w:pPr>
+      <w:r>
+        <w:rPr>
+          <w:b w:val="0"/>
+          <w:i w:val="0"/>
+          <w:sz w:val="21"/>
+        </w:rPr>
+        <w:t>39. Name two things we do with blocks</w:t>
+      </w:r>
+    </w:p>
+    <w:p>
+      <w:pPr>
+        <w:spacing w:after="20"/>
+        <w:ind w:left="351" w:hanging="351"/>
+      </w:pPr>
+      <w:r>
+        <w:rPr>
+          <w:b w:val="0"/>
+          <w:i w:val="0"/>
+          <w:sz w:val="21"/>
+        </w:rPr>
+        <w:t>40. Name two things a computer cannot do on its own</w:t>
+      </w:r>
+    </w:p>
+    <w:p>
+      <w:pPr>
+        <w:keepNext/>
+        <w:spacing w:before="240" w:after="60"/>
+      </w:pPr>
+      <w:r>
+        <w:rPr>
+          <w:b/>
+          <w:i w:val="0"/>
+          <w:color w:val="142C5A"/>
+          <w:sz w:val="27"/>
+        </w:rPr>
+        <w:t>SECTION C — THEORY (10 MARKS)</w:t>
+      </w:r>
+    </w:p>
+    <w:p>
+      <w:r>
+        <w:rPr>
+          <w:b w:val="0"/>
+          <w:i w:val="0"/>
+          <w:sz w:val="21"/>
+        </w:rPr>
+        <w:t>Answer in full sentences.</w:t>
+      </w:r>
+    </w:p>
+    <w:p>
+      <w:pPr>
+        <w:spacing w:after="20"/>
+        <w:ind w:left="351" w:hanging="351"/>
+      </w:pPr>
+      <w:r>
+        <w:rPr>
+          <w:b w:val="0"/>
+          <w:i w:val="0"/>
+          <w:sz w:val="21"/>
+        </w:rPr>
+        <w:t>41. What is phishing? Name two things we should not do. (2 marks)</w:t>
+      </w:r>
+    </w:p>
+    <w:p>
+      <w:pPr>
+        <w:spacing w:after="20"/>
+        <w:ind w:left="351" w:hanging="351"/>
+      </w:pPr>
+      <w:r>
+        <w:rPr>
+          <w:b w:val="0"/>
+          <w:i w:val="0"/>
+          <w:sz w:val="21"/>
+        </w:rPr>
+        <w:t>42. What is cyberbullying? Why is it wrong? (2 marks)</w:t>
+      </w:r>
+    </w:p>
+    <w:p>
+      <w:pPr>
+        <w:spacing w:after="20"/>
+        <w:ind w:left="351" w:hanging="351"/>
+      </w:pPr>
+      <w:r>
+        <w:rPr>
+          <w:b w:val="0"/>
+          <w:i w:val="0"/>
+          <w:sz w:val="21"/>
+        </w:rPr>
+        <w:t>43. What does inclusivity mean? Name two groups we should include. (2 marks)</w:t>
+      </w:r>
+    </w:p>
+    <w:p>
+      <w:pPr>
+        <w:spacing w:after="20"/>
+        <w:ind w:left="351" w:hanging="351"/>
+      </w:pPr>
+      <w:r>
+        <w:rPr>
+          <w:b w:val="0"/>
+          <w:i w:val="0"/>
+          <w:sz w:val="21"/>
+        </w:rPr>
+        <w:t>44. What is programming? What is an instruction? (2 marks)</w:t>
+      </w:r>
+    </w:p>
+    <w:p>
+      <w:pPr>
+        <w:spacing w:after="20"/>
+        <w:ind w:left="351" w:hanging="351"/>
+      </w:pPr>
+      <w:r>
+        <w:rPr>
+          <w:b w:val="0"/>
+          <w:i w:val="0"/>
+          <w:sz w:val="21"/>
+        </w:rPr>
+        <w:t>45. What is sequence? Why must steps be in the right order? (2 marks)</w:t>
       </w:r>
     </w:p>
     <w:sectPr>
